--- a/Zweites Ausbildungsjahr/ITS-T/Protokoll1.3.docx
+++ b/Zweites Ausbildungsjahr/ITS-T/Protokoll1.3.docx
@@ -13,6 +13,7 @@
           <w:docPartUnique/>
         </w:docPartObj>
       </w:sdtPr>
+      <w:sdtEndPr/>
       <w:sdtContent>
         <w:p>
           <w:pPr>
@@ -26,7 +27,7 @@
               <w:noProof/>
             </w:rPr>
             <w:drawing>
-              <wp:anchor distT="0" distB="0" distL="114300" distR="114300" simplePos="0" relativeHeight="251660288" behindDoc="0" locked="0" layoutInCell="1" allowOverlap="1" wp14:anchorId="5294A0EB" wp14:editId="1A3C2554">
+              <wp:anchor distT="0" distB="0" distL="114300" distR="114300" simplePos="0" relativeHeight="251658241" behindDoc="0" locked="0" layoutInCell="1" allowOverlap="1" wp14:anchorId="5294A0EB" wp14:editId="1A3C2554">
                 <wp:simplePos x="0" y="0"/>
                 <wp:positionH relativeFrom="column">
                   <wp:posOffset>5478714</wp:posOffset>
@@ -92,12 +93,11 @@
             <w:rPr>
               <w:rFonts w:ascii="Caskaydia Cove Nerd Font Comple" w:hAnsi="Caskaydia Cove Nerd Font Comple"/>
               <w:noProof/>
-              <w:color w:val="FFFFFF" w:themeColor="background1"/>
             </w:rPr>
             <mc:AlternateContent>
               <mc:Choice Requires="wpg">
                 <w:drawing>
-                  <wp:anchor distT="0" distB="0" distL="114300" distR="114300" simplePos="0" relativeHeight="251659264" behindDoc="0" locked="0" layoutInCell="1" allowOverlap="1" wp14:anchorId="3C158E4A" wp14:editId="516FE847">
+                  <wp:anchor distT="0" distB="0" distL="114300" distR="114300" simplePos="0" relativeHeight="251658240" behindDoc="0" locked="0" layoutInCell="1" allowOverlap="1" wp14:anchorId="3C158E4A" wp14:editId="516FE847">
                     <wp:simplePos x="0" y="0"/>
                     <wp:positionH relativeFrom="page">
                       <wp:posOffset>-10571</wp:posOffset>
@@ -278,6 +278,7 @@
                                     <w:dataBinding w:prefixMappings="xmlns:ns0='http://purl.org/dc/elements/1.1/' xmlns:ns1='http://schemas.openxmlformats.org/package/2006/metadata/core-properties' " w:xpath="/ns1:coreProperties[1]/ns0:creator[1]" w:storeItemID="{6C3C8BC8-F283-45AE-878A-BAB7291924A1}"/>
                                     <w:text/>
                                   </w:sdtPr>
+                                  <w:sdtEndPr/>
                                   <w:sdtContent>
                                     <w:p>
                                       <w:pPr>
@@ -326,6 +327,7 @@
                                       <w:dataBinding w:prefixMappings="xmlns:ns0='http://schemas.openxmlformats.org/officeDocument/2006/extended-properties' " w:xpath="/ns0:Properties[1]/ns0:Company[1]" w:storeItemID="{6668398D-A668-4E3E-A5EB-62B293D839F1}"/>
                                       <w:text/>
                                     </w:sdtPr>
+                                    <w:sdtEndPr/>
                                     <w:sdtContent>
                                       <w:r>
                                         <w:rPr>
@@ -392,6 +394,7 @@
                                       <w:dataBinding w:prefixMappings="xmlns:ns0='http://schemas.microsoft.com/office/2006/coverPageProps' " w:xpath="/ns0:CoverPageProperties[1]/ns0:CompanyAddress[1]" w:storeItemID="{55AF091B-3C7A-41E3-B477-F2FDAA23CFDA}"/>
                                       <w:text/>
                                     </w:sdtPr>
+                                    <w:sdtEndPr/>
                                     <w:sdtContent>
                                       <w:r>
                                         <w:rPr>
@@ -428,7 +431,7 @@
               </mc:Choice>
               <mc:Fallback>
                 <w:pict>
-                  <v:group w14:anchorId="3C158E4A" id="Gruppe 11" o:spid="_x0000_s1026" style="position:absolute;margin-left:-.85pt;margin-top:-1.25pt;width:596pt;height:843.2pt;z-index:251659264;mso-position-horizontal-relative:page;mso-position-vertical-relative:page" coordsize="68580,91440" o:gfxdata="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">
+                  <v:group w14:anchorId="3C158E4A" id="Gruppe 11" o:spid="_x0000_s1026" style="position:absolute;margin-left:-.85pt;margin-top:-1.25pt;width:596pt;height:843.2pt;z-index:251658240;mso-position-horizontal-relative:page;mso-position-vertical-relative:page" coordsize="68580,91440" o:gfxdata="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">
                     <v:rect id="Rechteck 33" o:spid="_x0000_s1027" style="position:absolute;left:2286;width:66294;height:91440;visibility:visible;mso-wrap-style:square;v-text-anchor:bottom" o:gfxdata="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" fillcolor="black [3213]" stroked="f" strokeweight="1pt">
                       <v:textbox inset="36pt,1in,1in,208.8pt">
                         <w:txbxContent>
@@ -477,6 +480,7 @@
                               <w:dataBinding w:prefixMappings="xmlns:ns0='http://purl.org/dc/elements/1.1/' xmlns:ns1='http://schemas.openxmlformats.org/package/2006/metadata/core-properties' " w:xpath="/ns1:coreProperties[1]/ns0:creator[1]" w:storeItemID="{6C3C8BC8-F283-45AE-878A-BAB7291924A1}"/>
                               <w:text/>
                             </w:sdtPr>
+                            <w:sdtEndPr/>
                             <w:sdtContent>
                               <w:p>
                                 <w:pPr>
@@ -525,6 +529,7 @@
                                 <w:dataBinding w:prefixMappings="xmlns:ns0='http://schemas.openxmlformats.org/officeDocument/2006/extended-properties' " w:xpath="/ns0:Properties[1]/ns0:Company[1]" w:storeItemID="{6668398D-A668-4E3E-A5EB-62B293D839F1}"/>
                                 <w:text/>
                               </w:sdtPr>
+                              <w:sdtEndPr/>
                               <w:sdtContent>
                                 <w:r>
                                   <w:rPr>
@@ -591,6 +596,7 @@
                                 <w:dataBinding w:prefixMappings="xmlns:ns0='http://schemas.microsoft.com/office/2006/coverPageProps' " w:xpath="/ns0:CoverPageProperties[1]/ns0:CompanyAddress[1]" w:storeItemID="{55AF091B-3C7A-41E3-B477-F2FDAA23CFDA}"/>
                                 <w:text/>
                               </w:sdtPr>
+                              <w:sdtEndPr/>
                               <w:sdtContent>
                                 <w:r>
                                   <w:rPr>
@@ -629,7 +635,7 @@
           <w:rFonts w:ascii="Caskaydia Cove Nerd Font Comple" w:hAnsi="Caskaydia Cove Nerd Font Comple"/>
           <w:b/>
           <w:bCs/>
-          <w:color w:val="000000" w:themeColor="text1"/>
+          <w:color w:val="auto"/>
           <w:sz w:val="40"/>
           <w:szCs w:val="40"/>
         </w:rPr>
@@ -639,7 +645,7 @@
           <w:rFonts w:ascii="Caskaydia Cove Nerd Font Comple" w:hAnsi="Caskaydia Cove Nerd Font Comple"/>
           <w:b/>
           <w:bCs/>
-          <w:color w:val="000000" w:themeColor="text1"/>
+          <w:color w:val="auto"/>
           <w:sz w:val="40"/>
           <w:szCs w:val="40"/>
         </w:rPr>
@@ -656,13 +662,11 @@
         </w:rPr>
       </w:pPr>
       <w:r>
+        <w:rPr>
+          <w:rFonts w:ascii="Caskaydia Cove Nerd Font Comple" w:hAnsi="Caskaydia Cove Nerd Font Comple"/>
+          <w:color w:val="auto"/>
+        </w:rPr>
         <w:tab/>
-      </w:r>
-      <w:r>
-        <w:rPr>
-          <w:rFonts w:ascii="Caskaydia Cove Nerd Font Comple" w:hAnsi="Caskaydia Cove Nerd Font Comple"/>
-          <w:color w:val="auto"/>
-        </w:rPr>
         <w:t>Situation</w:t>
       </w:r>
     </w:p>
@@ -722,15 +726,7 @@
           <w:sz w:val="22"/>
           <w:szCs w:val="22"/>
         </w:rPr>
-        <w:t xml:space="preserve">Bei der Firma </w:t>
-      </w:r>
-      <w:proofErr w:type="spellStart"/>
-      <w:r>
-        <w:rPr>
-          <w:sz w:val="22"/>
-          <w:szCs w:val="22"/>
-        </w:rPr>
-        <w:t>Neub</w:t>
+        <w:t>Bei der Firma Neub</w:t>
       </w:r>
       <w:r>
         <w:rPr>
@@ -745,15 +741,7 @@
           <w:sz w:val="22"/>
           <w:szCs w:val="22"/>
         </w:rPr>
-        <w:t>r</w:t>
-      </w:r>
-      <w:proofErr w:type="spellEnd"/>
-      <w:r>
-        <w:rPr>
-          <w:sz w:val="22"/>
-          <w:szCs w:val="22"/>
-        </w:rPr>
-        <w:t xml:space="preserve"> GmbH soll die Installation der TK-Anlage und der Telefone nun vollzogen werden. Die Gesch</w:t>
+        <w:t>r GmbH soll die Installation der TK-Anlage und der Telefone nun vollzogen werden. Die Gesch</w:t>
       </w:r>
       <w:r>
         <w:rPr>
@@ -811,15 +799,7 @@
           <w:sz w:val="22"/>
           <w:szCs w:val="22"/>
         </w:rPr>
-        <w:t xml:space="preserve">Angestellter der </w:t>
-      </w:r>
-      <w:proofErr w:type="spellStart"/>
-      <w:r>
-        <w:rPr>
-          <w:sz w:val="22"/>
-          <w:szCs w:val="22"/>
-        </w:rPr>
-        <w:t>Str</w:t>
+        <w:t>Angestellter der Str</w:t>
       </w:r>
       <w:r>
         <w:rPr>
@@ -834,15 +814,7 @@
           <w:sz w:val="22"/>
           <w:szCs w:val="22"/>
         </w:rPr>
-        <w:t>cker</w:t>
-      </w:r>
-      <w:proofErr w:type="spellEnd"/>
-      <w:r>
-        <w:rPr>
-          <w:sz w:val="22"/>
-          <w:szCs w:val="22"/>
-        </w:rPr>
-        <w:t xml:space="preserve"> GmbH, sollen zusammen mit ihrem </w:t>
+        <w:t xml:space="preserve">cker GmbH, sollen zusammen mit ihrem </w:t>
       </w:r>
     </w:p>
     <w:p>
@@ -885,14 +857,7 @@
           <w:sz w:val="22"/>
           <w:szCs w:val="22"/>
         </w:rPr>
-        <w:t xml:space="preserve">chst die Grundinstallation </w:t>
-      </w:r>
-      <w:r>
-        <w:rPr>
-          <w:sz w:val="22"/>
-          <w:szCs w:val="22"/>
-        </w:rPr>
-        <w:t>durchgef</w:t>
+        <w:t>chst die Grundinstallation durchgef</w:t>
       </w:r>
       <w:r>
         <w:rPr>
@@ -915,14 +880,7 @@
           <w:sz w:val="22"/>
           <w:szCs w:val="22"/>
         </w:rPr>
-        <w:t>rt</w:t>
-      </w:r>
-      <w:r>
-        <w:rPr>
-          <w:sz w:val="22"/>
-          <w:szCs w:val="22"/>
-        </w:rPr>
-        <w:t xml:space="preserve"> und dann die Kun- </w:t>
+        <w:t xml:space="preserve">rt und dann die Kun- </w:t>
       </w:r>
     </w:p>
     <w:p>
@@ -930,7 +888,6 @@
         <w:pStyle w:val="StandardWeb"/>
         <w:ind w:left="708"/>
       </w:pPr>
-      <w:proofErr w:type="spellStart"/>
       <w:r>
         <w:rPr>
           <w:sz w:val="22"/>
@@ -951,15 +908,7 @@
           <w:sz w:val="22"/>
           <w:szCs w:val="22"/>
         </w:rPr>
-        <w:t>nsche</w:t>
-      </w:r>
-      <w:proofErr w:type="spellEnd"/>
-      <w:r>
-        <w:rPr>
-          <w:sz w:val="22"/>
-          <w:szCs w:val="22"/>
-        </w:rPr>
-        <w:t xml:space="preserve"> ber</w:t>
+        <w:t>nsche ber</w:t>
       </w:r>
       <w:r>
         <w:rPr>
@@ -1031,79 +980,122 @@
       </w:pPr>
       <w:r>
         <w:rPr>
-          <w:rFonts w:ascii="Bahnschrift" w:hAnsi="Bahnschrift"/>
           <w:sz w:val="22"/>
           <w:szCs w:val="22"/>
         </w:rPr>
         <w:t xml:space="preserve">Bei der Installation sollen Sie die vorhandenen </w:t>
       </w:r>
-      <w:proofErr w:type="spellStart"/>
-      <w:r>
-        <w:rPr>
-          <w:rFonts w:ascii="Bahnschrift" w:hAnsi="Bahnschrift"/>
-          <w:sz w:val="22"/>
-          <w:szCs w:val="22"/>
-        </w:rPr>
-        <w:t>Geräte</w:t>
-      </w:r>
-      <w:proofErr w:type="spellEnd"/>
-      <w:r>
-        <w:rPr>
-          <w:rFonts w:ascii="Bahnschrift" w:hAnsi="Bahnschrift"/>
+      <w:r>
+        <w:rPr>
+          <w:sz w:val="22"/>
+          <w:szCs w:val="22"/>
+        </w:rPr>
+        <w:t>Ger</w:t>
+      </w:r>
+      <w:r>
+        <w:rPr>
+          <w:rFonts w:ascii="Calibri" w:hAnsi="Calibri" w:cs="Calibri"/>
+          <w:sz w:val="22"/>
+          <w:szCs w:val="22"/>
+        </w:rPr>
+        <w:t>ä</w:t>
+      </w:r>
+      <w:r>
+        <w:rPr>
+          <w:sz w:val="22"/>
+          <w:szCs w:val="22"/>
+        </w:rPr>
+        <w:t>te</w:t>
+      </w:r>
+      <w:r>
+        <w:rPr>
           <w:sz w:val="22"/>
           <w:szCs w:val="22"/>
         </w:rPr>
         <w:t xml:space="preserve"> der Firma </w:t>
       </w:r>
-      <w:proofErr w:type="spellStart"/>
-      <w:r>
-        <w:rPr>
-          <w:rFonts w:ascii="Bahnschrift" w:hAnsi="Bahnschrift"/>
-          <w:sz w:val="22"/>
-          <w:szCs w:val="22"/>
-        </w:rPr>
-        <w:t>Neubär</w:t>
-      </w:r>
-      <w:proofErr w:type="spellEnd"/>
-      <w:r>
-        <w:rPr>
-          <w:rFonts w:ascii="Bahnschrift" w:hAnsi="Bahnschrift"/>
+      <w:r>
+        <w:rPr>
+          <w:sz w:val="22"/>
+          <w:szCs w:val="22"/>
+        </w:rPr>
+        <w:t>Neub</w:t>
+      </w:r>
+      <w:r>
+        <w:rPr>
+          <w:rFonts w:ascii="Calibri" w:hAnsi="Calibri" w:cs="Calibri"/>
+          <w:sz w:val="22"/>
+          <w:szCs w:val="22"/>
+        </w:rPr>
+        <w:t>ä</w:t>
+      </w:r>
+      <w:r>
+        <w:rPr>
+          <w:sz w:val="22"/>
+          <w:szCs w:val="22"/>
+        </w:rPr>
+        <w:t>r</w:t>
+      </w:r>
+      <w:r>
+        <w:rPr>
           <w:sz w:val="22"/>
           <w:szCs w:val="22"/>
         </w:rPr>
         <w:t xml:space="preserve"> mit der TK-Anlage so verbinden, dass Frau Ursus mit ihren Mitarbeitern in den anderen </w:t>
       </w:r>
-      <w:proofErr w:type="spellStart"/>
-      <w:r>
-        <w:rPr>
-          <w:rFonts w:ascii="Bahnschrift" w:hAnsi="Bahnschrift"/>
-          <w:sz w:val="22"/>
-          <w:szCs w:val="22"/>
-        </w:rPr>
-        <w:t>Räumen</w:t>
-      </w:r>
-      <w:proofErr w:type="spellEnd"/>
-      <w:r>
-        <w:rPr>
-          <w:rFonts w:ascii="Bahnschrift" w:hAnsi="Bahnschrift"/>
+      <w:r>
+        <w:rPr>
+          <w:sz w:val="22"/>
+          <w:szCs w:val="22"/>
+        </w:rPr>
+        <w:t>R</w:t>
+      </w:r>
+      <w:r>
+        <w:rPr>
+          <w:rFonts w:ascii="Calibri" w:hAnsi="Calibri" w:cs="Calibri"/>
+          <w:sz w:val="22"/>
+          <w:szCs w:val="22"/>
+        </w:rPr>
+        <w:t>ä</w:t>
+      </w:r>
+      <w:r>
+        <w:rPr>
+          <w:sz w:val="22"/>
+          <w:szCs w:val="22"/>
+        </w:rPr>
+        <w:t>umen</w:t>
+      </w:r>
+      <w:r>
+        <w:rPr>
           <w:sz w:val="22"/>
           <w:szCs w:val="22"/>
         </w:rPr>
         <w:t xml:space="preserve"> telefoniert, aber auch externe Anrufe </w:t>
       </w:r>
-      <w:proofErr w:type="spellStart"/>
-      <w:r>
-        <w:rPr>
-          <w:rFonts w:ascii="Bahnschrift" w:hAnsi="Bahnschrift"/>
-          <w:sz w:val="22"/>
-          <w:szCs w:val="22"/>
-        </w:rPr>
-        <w:t>tätigen</w:t>
-      </w:r>
-      <w:proofErr w:type="spellEnd"/>
-      <w:r>
-        <w:rPr>
-          <w:rFonts w:ascii="Bahnschrift" w:hAnsi="Bahnschrift"/>
+      <w:r>
+        <w:rPr>
+          <w:sz w:val="22"/>
+          <w:szCs w:val="22"/>
+        </w:rPr>
+        <w:t>t</w:t>
+      </w:r>
+      <w:r>
+        <w:rPr>
+          <w:rFonts w:ascii="Calibri" w:hAnsi="Calibri" w:cs="Calibri"/>
+          <w:sz w:val="22"/>
+          <w:szCs w:val="22"/>
+        </w:rPr>
+        <w:t>ä</w:t>
+      </w:r>
+      <w:r>
+        <w:rPr>
+          <w:sz w:val="22"/>
+          <w:szCs w:val="22"/>
+        </w:rPr>
+        <w:t>tigen</w:t>
+      </w:r>
+      <w:r>
+        <w:rPr>
           <w:sz w:val="22"/>
           <w:szCs w:val="22"/>
         </w:rPr>
@@ -1116,47 +1108,24 @@
       </w:pPr>
       <w:r>
         <w:rPr>
-          <w:rFonts w:ascii="Bahnschrift" w:hAnsi="Bahnschrift"/>
           <w:sz w:val="22"/>
           <w:szCs w:val="22"/>
         </w:rPr>
         <w:t xml:space="preserve">Erstellen Sie auch ein Protokoll, bei dem Sie alle Ihre Arbeitsschritte protokollieren und la- den Sie diesen auf </w:t>
       </w:r>
-      <w:proofErr w:type="spellStart"/>
-      <w:r>
-        <w:rPr>
-          <w:rFonts w:ascii="Bahnschrift" w:hAnsi="Bahnschrift"/>
-          <w:sz w:val="22"/>
-          <w:szCs w:val="22"/>
-        </w:rPr>
-        <w:t>Moodle</w:t>
-      </w:r>
-      <w:proofErr w:type="spellEnd"/>
-      <w:r>
-        <w:rPr>
-          <w:rFonts w:ascii="Bahnschrift" w:hAnsi="Bahnschrift"/>
-          <w:sz w:val="22"/>
-          <w:szCs w:val="22"/>
-        </w:rPr>
-        <w:t xml:space="preserve"> als .</w:t>
-      </w:r>
-      <w:proofErr w:type="spellStart"/>
-      <w:r>
-        <w:rPr>
-          <w:rFonts w:ascii="Bahnschrift" w:hAnsi="Bahnschrift"/>
-          <w:sz w:val="22"/>
-          <w:szCs w:val="22"/>
-        </w:rPr>
-        <w:t>pdf</w:t>
-      </w:r>
-      <w:proofErr w:type="spellEnd"/>
-      <w:r>
-        <w:rPr>
-          <w:rFonts w:ascii="Bahnschrift" w:hAnsi="Bahnschrift"/>
-          <w:sz w:val="22"/>
-          <w:szCs w:val="22"/>
-        </w:rPr>
-        <w:t xml:space="preserve"> dateihoch. </w:t>
+      <w:r>
+        <w:rPr>
+          <w:sz w:val="22"/>
+          <w:szCs w:val="22"/>
+        </w:rPr>
+        <w:t>Modle</w:t>
+      </w:r>
+      <w:r>
+        <w:rPr>
+          <w:sz w:val="22"/>
+          <w:szCs w:val="22"/>
+        </w:rPr>
+        <w:t xml:space="preserve"> als .pdf dateihoch. </w:t>
       </w:r>
     </w:p>
     <w:p>
@@ -1165,25 +1134,35 @@
       </w:pPr>
       <w:r>
         <w:rPr>
-          <w:rFonts w:ascii="Bahnschrift" w:hAnsi="Bahnschrift"/>
           <w:sz w:val="22"/>
           <w:szCs w:val="22"/>
         </w:rPr>
         <w:t xml:space="preserve">Die </w:t>
       </w:r>
-      <w:proofErr w:type="spellStart"/>
-      <w:r>
-        <w:rPr>
-          <w:rFonts w:ascii="Bahnschrift" w:hAnsi="Bahnschrift"/>
-          <w:sz w:val="22"/>
-          <w:szCs w:val="22"/>
-        </w:rPr>
-        <w:t>Geräte</w:t>
-      </w:r>
-      <w:proofErr w:type="spellEnd"/>
-      <w:r>
-        <w:rPr>
-          <w:rFonts w:ascii="Bahnschrift" w:hAnsi="Bahnschrift"/>
+      <w:r>
+        <w:rPr>
+          <w:sz w:val="22"/>
+          <w:szCs w:val="22"/>
+        </w:rPr>
+        <w:t>Ger</w:t>
+      </w:r>
+      <w:r>
+        <w:rPr>
+          <w:rFonts w:ascii="Calibri" w:hAnsi="Calibri" w:cs="Calibri"/>
+          <w:sz w:val="22"/>
+          <w:szCs w:val="22"/>
+        </w:rPr>
+        <w:t>ä</w:t>
+      </w:r>
+      <w:r>
+        <w:rPr>
+          <w:sz w:val="22"/>
+          <w:szCs w:val="22"/>
+        </w:rPr>
+        <w:t>te</w:t>
+      </w:r>
+      <w:r>
+        <w:rPr>
           <w:sz w:val="22"/>
           <w:szCs w:val="22"/>
         </w:rPr>
@@ -1198,14 +1177,12 @@
           <w:numId w:val="9"/>
         </w:numPr>
         <w:rPr>
-          <w:rFonts w:ascii="SymbolMT" w:hAnsi="SymbolMT"/>
-          <w:sz w:val="22"/>
-          <w:szCs w:val="22"/>
-        </w:rPr>
-      </w:pPr>
-      <w:r>
-        <w:rPr>
-          <w:rFonts w:ascii="Bahnschrift" w:hAnsi="Bahnschrift"/>
+          <w:sz w:val="22"/>
+          <w:szCs w:val="22"/>
+        </w:rPr>
+      </w:pPr>
+      <w:r>
+        <w:rPr>
           <w:sz w:val="22"/>
           <w:szCs w:val="22"/>
         </w:rPr>
@@ -1220,54 +1197,30 @@
           <w:numId w:val="9"/>
         </w:numPr>
         <w:rPr>
-          <w:rFonts w:ascii="SymbolMT" w:hAnsi="SymbolMT"/>
-          <w:sz w:val="22"/>
-          <w:szCs w:val="22"/>
-        </w:rPr>
-      </w:pPr>
-      <w:r>
-        <w:rPr>
-          <w:rFonts w:ascii="Bahnschrift" w:hAnsi="Bahnschrift"/>
+          <w:sz w:val="22"/>
+          <w:szCs w:val="22"/>
+        </w:rPr>
+      </w:pPr>
+      <w:r>
+        <w:rPr>
           <w:sz w:val="22"/>
           <w:szCs w:val="22"/>
         </w:rPr>
         <w:t xml:space="preserve">2 </w:t>
       </w:r>
-      <w:proofErr w:type="gramStart"/>
-      <w:r>
-        <w:rPr>
-          <w:rFonts w:ascii="Bahnschrift" w:hAnsi="Bahnschrift"/>
-          <w:sz w:val="22"/>
-          <w:szCs w:val="22"/>
-        </w:rPr>
-        <w:t>ISDN Telefone</w:t>
-      </w:r>
-      <w:proofErr w:type="gramEnd"/>
-      <w:r>
-        <w:rPr>
-          <w:rFonts w:ascii="Bahnschrift" w:hAnsi="Bahnschrift"/>
-          <w:sz w:val="22"/>
-          <w:szCs w:val="22"/>
-        </w:rPr>
-        <w:t xml:space="preserve"> (DeTeWe und </w:t>
-      </w:r>
-      <w:proofErr w:type="spellStart"/>
-      <w:r>
-        <w:rPr>
-          <w:rFonts w:ascii="Bahnschrift" w:hAnsi="Bahnschrift"/>
-          <w:sz w:val="22"/>
-          <w:szCs w:val="22"/>
-        </w:rPr>
-        <w:t>TipTel</w:t>
-      </w:r>
-      <w:proofErr w:type="spellEnd"/>
-      <w:r>
-        <w:rPr>
-          <w:rFonts w:ascii="Bahnschrift" w:hAnsi="Bahnschrift"/>
-          <w:sz w:val="22"/>
-          <w:szCs w:val="22"/>
-        </w:rPr>
-        <w:t xml:space="preserve">) </w:t>
+      <w:r>
+        <w:rPr>
+          <w:sz w:val="22"/>
+          <w:szCs w:val="22"/>
+        </w:rPr>
+        <w:t>ISDN-Telefone</w:t>
+      </w:r>
+      <w:r>
+        <w:rPr>
+          <w:sz w:val="22"/>
+          <w:szCs w:val="22"/>
+        </w:rPr>
+        <w:t xml:space="preserve"> (DeTeWe und TipTel) </w:t>
       </w:r>
     </w:p>
     <w:p>
@@ -1278,14 +1231,12 @@
           <w:numId w:val="9"/>
         </w:numPr>
         <w:rPr>
-          <w:rFonts w:ascii="SymbolMT" w:hAnsi="SymbolMT"/>
-          <w:sz w:val="22"/>
-          <w:szCs w:val="22"/>
-        </w:rPr>
-      </w:pPr>
-      <w:r>
-        <w:rPr>
-          <w:rFonts w:ascii="Bahnschrift" w:hAnsi="Bahnschrift"/>
+          <w:sz w:val="22"/>
+          <w:szCs w:val="22"/>
+        </w:rPr>
+      </w:pPr>
+      <w:r>
+        <w:rPr>
           <w:sz w:val="22"/>
           <w:szCs w:val="22"/>
         </w:rPr>
@@ -1297,14 +1248,12 @@
         <w:pStyle w:val="StandardWeb"/>
         <w:ind w:left="720"/>
         <w:rPr>
-          <w:rFonts w:ascii="SymbolMT" w:hAnsi="SymbolMT"/>
-          <w:sz w:val="22"/>
-          <w:szCs w:val="22"/>
-        </w:rPr>
-      </w:pPr>
-      <w:r>
-        <w:rPr>
-          <w:rFonts w:ascii="Bahnschrift" w:hAnsi="Bahnschrift"/>
+          <w:sz w:val="22"/>
+          <w:szCs w:val="22"/>
+        </w:rPr>
+      </w:pPr>
+      <w:r>
+        <w:rPr>
           <w:sz w:val="22"/>
           <w:szCs w:val="22"/>
         </w:rPr>
@@ -1319,32 +1268,56 @@
           <w:numId w:val="10"/>
         </w:numPr>
         <w:rPr>
-          <w:rFonts w:ascii="SymbolMT" w:hAnsi="SymbolMT"/>
-          <w:sz w:val="22"/>
-          <w:szCs w:val="22"/>
-        </w:rPr>
-      </w:pPr>
-      <w:r>
-        <w:rPr>
-          <w:rFonts w:ascii="Bahnschrift" w:hAnsi="Bahnschrift"/>
+          <w:sz w:val="22"/>
+          <w:szCs w:val="22"/>
+        </w:rPr>
+      </w:pPr>
+      <w:r>
+        <w:rPr>
           <w:sz w:val="22"/>
           <w:szCs w:val="22"/>
         </w:rPr>
         <w:t>Frau Ursus (</w:t>
       </w:r>
-      <w:proofErr w:type="spellStart"/>
-      <w:r>
-        <w:rPr>
-          <w:rFonts w:ascii="Bahnschrift" w:hAnsi="Bahnschrift"/>
-          <w:sz w:val="22"/>
-          <w:szCs w:val="22"/>
-        </w:rPr>
-        <w:t>Geschäftsführerin</w:t>
-      </w:r>
-      <w:proofErr w:type="spellEnd"/>
-      <w:r>
-        <w:rPr>
-          <w:rFonts w:ascii="Bahnschrift" w:hAnsi="Bahnschrift"/>
+      <w:r>
+        <w:rPr>
+          <w:sz w:val="22"/>
+          <w:szCs w:val="22"/>
+        </w:rPr>
+        <w:t>Gesch</w:t>
+      </w:r>
+      <w:r>
+        <w:rPr>
+          <w:rFonts w:ascii="Calibri" w:hAnsi="Calibri" w:cs="Calibri"/>
+          <w:sz w:val="22"/>
+          <w:szCs w:val="22"/>
+        </w:rPr>
+        <w:t>ä</w:t>
+      </w:r>
+      <w:r>
+        <w:rPr>
+          <w:sz w:val="22"/>
+          <w:szCs w:val="22"/>
+        </w:rPr>
+        <w:t>ftsf</w:t>
+      </w:r>
+      <w:r>
+        <w:rPr>
+          <w:rFonts w:ascii="Calibri" w:hAnsi="Calibri" w:cs="Calibri"/>
+          <w:sz w:val="22"/>
+          <w:szCs w:val="22"/>
+        </w:rPr>
+        <w:t>ü</w:t>
+      </w:r>
+      <w:r>
+        <w:rPr>
+          <w:sz w:val="22"/>
+          <w:szCs w:val="22"/>
+        </w:rPr>
+        <w:t>hrerin</w:t>
+      </w:r>
+      <w:r>
+        <w:rPr>
           <w:sz w:val="22"/>
           <w:szCs w:val="22"/>
         </w:rPr>
@@ -1359,32 +1332,26 @@
           <w:numId w:val="10"/>
         </w:numPr>
         <w:rPr>
-          <w:rFonts w:ascii="SymbolMT" w:hAnsi="SymbolMT"/>
-          <w:sz w:val="22"/>
-          <w:szCs w:val="22"/>
-        </w:rPr>
-      </w:pPr>
-      <w:r>
-        <w:rPr>
-          <w:rFonts w:ascii="Bahnschrift" w:hAnsi="Bahnschrift"/>
+          <w:sz w:val="22"/>
+          <w:szCs w:val="22"/>
+        </w:rPr>
+      </w:pPr>
+      <w:r>
+        <w:rPr>
           <w:sz w:val="22"/>
           <w:szCs w:val="22"/>
         </w:rPr>
         <w:t>Herr Pietro (</w:t>
       </w:r>
-      <w:proofErr w:type="spellStart"/>
-      <w:r>
-        <w:rPr>
-          <w:rFonts w:ascii="Bahnschrift" w:hAnsi="Bahnschrift"/>
-          <w:sz w:val="22"/>
-          <w:szCs w:val="22"/>
-        </w:rPr>
-        <w:t>Officemanager</w:t>
-      </w:r>
-      <w:proofErr w:type="spellEnd"/>
-      <w:r>
-        <w:rPr>
-          <w:rFonts w:ascii="Bahnschrift" w:hAnsi="Bahnschrift"/>
+      <w:r>
+        <w:rPr>
+          <w:sz w:val="22"/>
+          <w:szCs w:val="22"/>
+        </w:rPr>
+        <w:t>Office Manager</w:t>
+      </w:r>
+      <w:r>
+        <w:rPr>
           <w:sz w:val="22"/>
           <w:szCs w:val="22"/>
         </w:rPr>
@@ -1399,36 +1366,16 @@
           <w:numId w:val="10"/>
         </w:numPr>
         <w:rPr>
-          <w:rFonts w:ascii="SymbolMT" w:hAnsi="SymbolMT"/>
-          <w:sz w:val="22"/>
-          <w:szCs w:val="22"/>
-        </w:rPr>
-      </w:pPr>
-      <w:r>
-        <w:rPr>
-          <w:rFonts w:ascii="Bahnschrift" w:hAnsi="Bahnschrift"/>
-          <w:sz w:val="22"/>
-          <w:szCs w:val="22"/>
-        </w:rPr>
-        <w:t xml:space="preserve">Frau </w:t>
-      </w:r>
-      <w:proofErr w:type="spellStart"/>
-      <w:r>
-        <w:rPr>
-          <w:rFonts w:ascii="Bahnschrift" w:hAnsi="Bahnschrift"/>
-          <w:sz w:val="22"/>
-          <w:szCs w:val="22"/>
-        </w:rPr>
-        <w:t>Celna</w:t>
-      </w:r>
-      <w:proofErr w:type="spellEnd"/>
-      <w:r>
-        <w:rPr>
-          <w:rFonts w:ascii="Bahnschrift" w:hAnsi="Bahnschrift"/>
-          <w:sz w:val="22"/>
-          <w:szCs w:val="22"/>
-        </w:rPr>
-        <w:t xml:space="preserve"> (Entwicklungsingenieurin) </w:t>
+          <w:sz w:val="22"/>
+          <w:szCs w:val="22"/>
+        </w:rPr>
+      </w:pPr>
+      <w:r>
+        <w:rPr>
+          <w:sz w:val="22"/>
+          <w:szCs w:val="22"/>
+        </w:rPr>
+        <w:t xml:space="preserve">Frau Celna (Entwicklungsingenieurin) </w:t>
       </w:r>
     </w:p>
     <w:p>
@@ -1436,14 +1383,12 @@
         <w:pStyle w:val="StandardWeb"/>
         <w:ind w:left="720"/>
         <w:rPr>
-          <w:rFonts w:ascii="SymbolMT" w:hAnsi="SymbolMT"/>
-          <w:sz w:val="22"/>
-          <w:szCs w:val="22"/>
-        </w:rPr>
-      </w:pPr>
-      <w:r>
-        <w:rPr>
-          <w:rFonts w:ascii="Bahnschrift" w:hAnsi="Bahnschrift"/>
+          <w:sz w:val="22"/>
+          <w:szCs w:val="22"/>
+        </w:rPr>
+      </w:pPr>
+      <w:r>
+        <w:rPr>
           <w:sz w:val="22"/>
           <w:szCs w:val="22"/>
         </w:rPr>
@@ -1451,19 +1396,18 @@
       </w:r>
       <w:r>
         <w:rPr>
-          <w:rFonts w:ascii="SymbolMT" w:hAnsi="SymbolMT"/>
-          <w:sz w:val="22"/>
-          <w:szCs w:val="22"/>
-        </w:rPr>
-        <w:t xml:space="preserve">• </w:t>
-      </w:r>
-      <w:r>
-        <w:rPr>
-          <w:rFonts w:ascii="Bahnschrift" w:hAnsi="Bahnschrift"/>
-          <w:sz w:val="22"/>
-          <w:szCs w:val="22"/>
-        </w:rPr>
-        <w:t xml:space="preserve">2xy, 3xy, 4xy, 5xy </w:t>
+          <w:rFonts w:ascii="Courier New" w:hAnsi="Courier New" w:cs="Courier New"/>
+          <w:sz w:val="22"/>
+          <w:szCs w:val="22"/>
+        </w:rPr>
+        <w:t>•</w:t>
+      </w:r>
+      <w:r>
+        <w:rPr>
+          <w:sz w:val="22"/>
+          <w:szCs w:val="22"/>
+        </w:rPr>
+        <w:t xml:space="preserve"> 2xy, 3xy, 4xy, 5xy </w:t>
       </w:r>
     </w:p>
     <w:p>
@@ -1471,36 +1415,24 @@
         <w:pStyle w:val="StandardWeb"/>
         <w:ind w:left="720"/>
         <w:rPr>
-          <w:rFonts w:ascii="Bahnschrift" w:hAnsi="Bahnschrift"/>
-          <w:sz w:val="22"/>
-          <w:szCs w:val="22"/>
-        </w:rPr>
-      </w:pPr>
-      <w:r>
-        <w:rPr>
-          <w:rFonts w:ascii="SymbolMT" w:hAnsi="SymbolMT"/>
-          <w:sz w:val="22"/>
-          <w:szCs w:val="22"/>
-        </w:rPr>
-        <w:t xml:space="preserve">• </w:t>
-      </w:r>
-      <w:proofErr w:type="spellStart"/>
-      <w:r>
-        <w:rPr>
-          <w:rFonts w:ascii="Bahnschrift" w:hAnsi="Bahnschrift"/>
-          <w:sz w:val="22"/>
-          <w:szCs w:val="22"/>
-        </w:rPr>
-        <w:t>xy</w:t>
-      </w:r>
-      <w:proofErr w:type="spellEnd"/>
-      <w:r>
-        <w:rPr>
-          <w:rFonts w:ascii="Bahnschrift" w:hAnsi="Bahnschrift"/>
-          <w:sz w:val="22"/>
-          <w:szCs w:val="22"/>
-        </w:rPr>
-        <w:t xml:space="preserve"> = Teamnummer am Tischverteiler </w:t>
+          <w:sz w:val="22"/>
+          <w:szCs w:val="22"/>
+        </w:rPr>
+      </w:pPr>
+      <w:r>
+        <w:rPr>
+          <w:rFonts w:ascii="Courier New" w:hAnsi="Courier New" w:cs="Courier New"/>
+          <w:sz w:val="22"/>
+          <w:szCs w:val="22"/>
+        </w:rPr>
+        <w:t>•</w:t>
+      </w:r>
+      <w:r>
+        <w:rPr>
+          <w:sz w:val="22"/>
+          <w:szCs w:val="22"/>
+        </w:rPr>
+        <w:t xml:space="preserve"> xy = Teamnummer am Tischverteiler </w:t>
       </w:r>
     </w:p>
     <w:p>
@@ -1508,7 +1440,6 @@
         <w:pStyle w:val="StandardWeb"/>
         <w:ind w:left="720"/>
         <w:rPr>
-          <w:rFonts w:ascii="Bahnschrift" w:hAnsi="Bahnschrift"/>
           <w:sz w:val="22"/>
           <w:szCs w:val="22"/>
         </w:rPr>
@@ -1519,7 +1450,6 @@
         <w:pStyle w:val="StandardWeb"/>
         <w:ind w:left="720"/>
         <w:rPr>
-          <w:rFonts w:ascii="Bahnschrift" w:hAnsi="Bahnschrift"/>
           <w:sz w:val="22"/>
           <w:szCs w:val="22"/>
         </w:rPr>
@@ -1529,7 +1459,6 @@
       <w:pPr>
         <w:pStyle w:val="StandardWeb"/>
         <w:rPr>
-          <w:rFonts w:ascii="Bahnschrift" w:hAnsi="Bahnschrift"/>
           <w:b/>
           <w:bCs/>
           <w:sz w:val="22"/>
@@ -1538,21 +1467,27 @@
       </w:pPr>
       <w:r>
         <w:rPr>
-          <w:rFonts w:ascii="Bahnschrift" w:hAnsi="Bahnschrift"/>
           <w:b/>
           <w:bCs/>
           <w:sz w:val="22"/>
           <w:szCs w:val="22"/>
         </w:rPr>
-        <w:lastRenderedPageBreak/>
         <w:t>Aufgabe</w:t>
       </w:r>
+      <w:r>
+        <w:rPr>
+          <w:b/>
+          <w:bCs/>
+          <w:sz w:val="22"/>
+          <w:szCs w:val="22"/>
+        </w:rPr>
+        <w:t>n</w:t>
+      </w:r>
     </w:p>
     <w:p>
       <w:pPr>
         <w:pStyle w:val="StandardWeb"/>
         <w:rPr>
-          <w:rFonts w:ascii="Bahnschrift" w:hAnsi="Bahnschrift"/>
           <w:b/>
           <w:bCs/>
           <w:sz w:val="22"/>
@@ -1570,7 +1505,6 @@
       </w:pPr>
       <w:r>
         <w:rPr>
-          <w:rFonts w:ascii="Bahnschrift" w:hAnsi="Bahnschrift"/>
           <w:b/>
           <w:bCs/>
           <w:sz w:val="22"/>
@@ -1580,29 +1514,135 @@
       </w:r>
       <w:r>
         <w:rPr>
-          <w:rFonts w:ascii="Bahnschrift" w:hAnsi="Bahnschrift"/>
           <w:sz w:val="22"/>
           <w:szCs w:val="22"/>
         </w:rPr>
         <w:t xml:space="preserve">Sie </w:t>
       </w:r>
-      <w:proofErr w:type="spellStart"/>
-      <w:r>
-        <w:rPr>
-          <w:rFonts w:ascii="Bahnschrift" w:hAnsi="Bahnschrift"/>
-          <w:sz w:val="22"/>
-          <w:szCs w:val="22"/>
-        </w:rPr>
-        <w:t>zunächst</w:t>
-      </w:r>
-      <w:proofErr w:type="spellEnd"/>
-      <w:r>
-        <w:rPr>
-          <w:rFonts w:ascii="Bahnschrift" w:hAnsi="Bahnschrift"/>
+      <w:r>
+        <w:rPr>
+          <w:sz w:val="22"/>
+          <w:szCs w:val="22"/>
+        </w:rPr>
+        <w:t>zun</w:t>
+      </w:r>
+      <w:r>
+        <w:rPr>
+          <w:rFonts w:ascii="Calibri" w:hAnsi="Calibri" w:cs="Calibri"/>
+          <w:sz w:val="22"/>
+          <w:szCs w:val="22"/>
+        </w:rPr>
+        <w:t>ä</w:t>
+      </w:r>
+      <w:r>
+        <w:rPr>
+          <w:sz w:val="22"/>
+          <w:szCs w:val="22"/>
+        </w:rPr>
+        <w:t>chst</w:t>
+      </w:r>
+      <w:r>
+        <w:rPr>
           <w:sz w:val="22"/>
           <w:szCs w:val="22"/>
         </w:rPr>
         <w:t xml:space="preserve">, ob die oben genannten MSN (Mehrfachnummern) an ihrem Tischverteiler anliegen. </w:t>
+      </w:r>
+    </w:p>
+    <w:p>
+      <w:pPr>
+        <w:pStyle w:val="StandardWeb"/>
+        <w:ind w:left="2124"/>
+        <w:rPr>
+          <w:sz w:val="22"/>
+          <w:szCs w:val="22"/>
+        </w:rPr>
+      </w:pPr>
+      <w:r>
+        <w:rPr>
+          <w:b/>
+          <w:bCs/>
+          <w:sz w:val="22"/>
+          <w:szCs w:val="22"/>
+        </w:rPr>
+        <w:t xml:space="preserve">Notieren </w:t>
+      </w:r>
+      <w:r>
+        <w:rPr>
+          <w:sz w:val="22"/>
+          <w:szCs w:val="22"/>
+        </w:rPr>
+        <w:t xml:space="preserve">Sie in Tabelle 1, ob die MSN vorhanden sind. </w:t>
+      </w:r>
+    </w:p>
+    <w:p>
+      <w:pPr>
+        <w:pStyle w:val="StandardWeb"/>
+        <w:rPr>
+          <w:sz w:val="22"/>
+          <w:szCs w:val="22"/>
+        </w:rPr>
+      </w:pPr>
+    </w:p>
+    <w:p>
+      <w:pPr>
+        <w:pStyle w:val="StandardWeb"/>
+        <w:numPr>
+          <w:ilvl w:val="2"/>
+          <w:numId w:val="12"/>
+        </w:numPr>
+        <w:rPr>
+          <w:sz w:val="22"/>
+          <w:szCs w:val="22"/>
+        </w:rPr>
+      </w:pPr>
+      <w:r>
+        <w:rPr>
+          <w:b/>
+          <w:bCs/>
+          <w:sz w:val="22"/>
+          <w:szCs w:val="22"/>
+        </w:rPr>
+        <w:t xml:space="preserve">Bauen </w:t>
+      </w:r>
+      <w:r>
+        <w:rPr>
+          <w:sz w:val="22"/>
+          <w:szCs w:val="22"/>
+        </w:rPr>
+        <w:t xml:space="preserve">Sie die Installation wie bekannt </w:t>
+      </w:r>
+      <w:r>
+        <w:rPr>
+          <w:b/>
+          <w:bCs/>
+          <w:sz w:val="22"/>
+          <w:szCs w:val="22"/>
+        </w:rPr>
+        <w:t>auf</w:t>
+      </w:r>
+      <w:r>
+        <w:rPr>
+          <w:sz w:val="22"/>
+          <w:szCs w:val="22"/>
+        </w:rPr>
+        <w:t xml:space="preserve">. </w:t>
+      </w:r>
+      <w:r>
+        <w:rPr>
+          <w:b/>
+          <w:bCs/>
+          <w:sz w:val="22"/>
+          <w:szCs w:val="22"/>
+        </w:rPr>
+        <w:t xml:space="preserve">Achten </w:t>
+      </w:r>
+      <w:r>
+        <w:rPr>
+          <w:sz w:val="22"/>
+          <w:szCs w:val="22"/>
+        </w:rPr>
+        <w:t xml:space="preserve">Sie auf: </w:t>
       </w:r>
     </w:p>
     <w:p>
@@ -1613,29 +1653,100 @@
           <w:numId w:val="12"/>
         </w:numPr>
         <w:rPr>
-          <w:rFonts w:ascii="Bahnschrift" w:hAnsi="Bahnschrift"/>
-          <w:sz w:val="22"/>
-          <w:szCs w:val="22"/>
-        </w:rPr>
-      </w:pPr>
-      <w:r>
-        <w:rPr>
-          <w:rFonts w:ascii="Bahnschrift" w:hAnsi="Bahnschrift"/>
-          <w:b/>
-          <w:bCs/>
-          <w:sz w:val="22"/>
-          <w:szCs w:val="22"/>
-        </w:rPr>
-        <w:t xml:space="preserve">Notieren </w:t>
-      </w:r>
-      <w:r>
-        <w:rPr>
-          <w:rFonts w:ascii="Bahnschrift" w:hAnsi="Bahnschrift"/>
-          <w:sz w:val="22"/>
-          <w:szCs w:val="22"/>
-        </w:rPr>
-        <w:t xml:space="preserve">Sie in Tabelle 1, ob die MSN vorhanden sind. </w:t>
-      </w:r>
+          <w:sz w:val="22"/>
+          <w:szCs w:val="22"/>
+        </w:rPr>
+      </w:pPr>
+      <w:r>
+        <w:rPr>
+          <w:sz w:val="22"/>
+          <w:szCs w:val="22"/>
+        </w:rPr>
+        <w:t xml:space="preserve">Anschluss der beiden </w:t>
+      </w:r>
+      <w:r>
+        <w:rPr>
+          <w:sz w:val="22"/>
+          <w:szCs w:val="22"/>
+        </w:rPr>
+        <w:t>ISDN-Telefone</w:t>
+      </w:r>
+      <w:r>
+        <w:rPr>
+          <w:sz w:val="22"/>
+          <w:szCs w:val="22"/>
+        </w:rPr>
+        <w:t xml:space="preserve"> am Verteiler</w:t>
+      </w:r>
+    </w:p>
+    <w:p>
+      <w:pPr>
+        <w:pStyle w:val="StandardWeb"/>
+        <w:numPr>
+          <w:ilvl w:val="3"/>
+          <w:numId w:val="12"/>
+        </w:numPr>
+        <w:rPr>
+          <w:sz w:val="22"/>
+          <w:szCs w:val="22"/>
+        </w:rPr>
+      </w:pPr>
+      <w:r>
+        <w:rPr>
+          <w:sz w:val="22"/>
+          <w:szCs w:val="22"/>
+        </w:rPr>
+        <w:t>Verteiler an ISDN Intern</w:t>
+      </w:r>
+    </w:p>
+    <w:p>
+      <w:pPr>
+        <w:pStyle w:val="StandardWeb"/>
+        <w:numPr>
+          <w:ilvl w:val="3"/>
+          <w:numId w:val="12"/>
+        </w:numPr>
+        <w:rPr>
+          <w:sz w:val="22"/>
+          <w:szCs w:val="22"/>
+        </w:rPr>
+      </w:pPr>
+      <w:r>
+        <w:rPr>
+          <w:sz w:val="22"/>
+          <w:szCs w:val="22"/>
+        </w:rPr>
+        <w:t xml:space="preserve"> Analogtelefon an 1 a/b </w:t>
+      </w:r>
+    </w:p>
+    <w:p>
+      <w:pPr>
+        <w:pStyle w:val="StandardWeb"/>
+        <w:numPr>
+          <w:ilvl w:val="3"/>
+          <w:numId w:val="12"/>
+        </w:numPr>
+        <w:rPr>
+          <w:sz w:val="22"/>
+          <w:szCs w:val="22"/>
+        </w:rPr>
+      </w:pPr>
+      <w:r>
+        <w:rPr>
+          <w:sz w:val="22"/>
+          <w:szCs w:val="22"/>
+        </w:rPr>
+        <w:t xml:space="preserve">USB-Anschluss an Rechner </w:t>
+      </w:r>
+    </w:p>
+    <w:p>
+      <w:pPr>
+        <w:pStyle w:val="StandardWeb"/>
+        <w:rPr>
+          <w:sz w:val="22"/>
+          <w:szCs w:val="22"/>
+        </w:rPr>
+      </w:pPr>
     </w:p>
     <w:p>
       <w:pPr>
@@ -1645,64 +1756,16 @@
           <w:numId w:val="12"/>
         </w:numPr>
         <w:rPr>
-          <w:rFonts w:ascii="Bahnschrift" w:hAnsi="Bahnschrift"/>
-          <w:sz w:val="22"/>
-          <w:szCs w:val="22"/>
-        </w:rPr>
-      </w:pPr>
-      <w:r>
-        <w:rPr>
-          <w:rFonts w:ascii="Bahnschrift" w:hAnsi="Bahnschrift"/>
-          <w:b/>
-          <w:bCs/>
-          <w:sz w:val="22"/>
-          <w:szCs w:val="22"/>
-        </w:rPr>
-        <w:t xml:space="preserve">Bauen </w:t>
-      </w:r>
-      <w:r>
-        <w:rPr>
-          <w:rFonts w:ascii="Bahnschrift" w:hAnsi="Bahnschrift"/>
-          <w:sz w:val="22"/>
-          <w:szCs w:val="22"/>
-        </w:rPr>
-        <w:t xml:space="preserve">Sie die Installation wie bekannt </w:t>
-      </w:r>
-      <w:r>
-        <w:rPr>
-          <w:rFonts w:ascii="Bahnschrift" w:hAnsi="Bahnschrift"/>
-          <w:b/>
-          <w:bCs/>
-          <w:sz w:val="22"/>
-          <w:szCs w:val="22"/>
-        </w:rPr>
-        <w:t>auf</w:t>
-      </w:r>
-      <w:r>
-        <w:rPr>
-          <w:rFonts w:ascii="Bahnschrift" w:hAnsi="Bahnschrift"/>
-          <w:sz w:val="22"/>
-          <w:szCs w:val="22"/>
-        </w:rPr>
-        <w:t xml:space="preserve">. </w:t>
-      </w:r>
-      <w:r>
-        <w:rPr>
-          <w:rFonts w:ascii="Bahnschrift" w:hAnsi="Bahnschrift"/>
-          <w:b/>
-          <w:bCs/>
-          <w:sz w:val="22"/>
-          <w:szCs w:val="22"/>
-        </w:rPr>
-        <w:t xml:space="preserve">Achten </w:t>
-      </w:r>
-      <w:r>
-        <w:rPr>
-          <w:rFonts w:ascii="Bahnschrift" w:hAnsi="Bahnschrift"/>
-          <w:sz w:val="22"/>
-          <w:szCs w:val="22"/>
-        </w:rPr>
-        <w:t xml:space="preserve">Sie auf: </w:t>
+          <w:sz w:val="22"/>
+          <w:szCs w:val="22"/>
+        </w:rPr>
+      </w:pPr>
+      <w:r>
+        <w:rPr>
+          <w:sz w:val="22"/>
+          <w:szCs w:val="22"/>
+        </w:rPr>
+        <w:t xml:space="preserve">Stellen Sie die Verbindung von externen und internen MSN mit Hilfe der Tabelle 1 ein </w:t>
       </w:r>
     </w:p>
     <w:p>
@@ -1713,36 +1776,16 @@
           <w:numId w:val="12"/>
         </w:numPr>
         <w:rPr>
-          <w:rFonts w:ascii="Bahnschrift" w:hAnsi="Bahnschrift"/>
-          <w:sz w:val="22"/>
-          <w:szCs w:val="22"/>
-        </w:rPr>
-      </w:pPr>
-      <w:r>
-        <w:rPr>
-          <w:rFonts w:ascii="Bahnschrift" w:hAnsi="Bahnschrift"/>
-          <w:sz w:val="22"/>
-          <w:szCs w:val="22"/>
-        </w:rPr>
-        <w:t xml:space="preserve">Anschluss der beiden </w:t>
-      </w:r>
-      <w:proofErr w:type="gramStart"/>
-      <w:r>
-        <w:rPr>
-          <w:rFonts w:ascii="Bahnschrift" w:hAnsi="Bahnschrift"/>
-          <w:sz w:val="22"/>
-          <w:szCs w:val="22"/>
-        </w:rPr>
-        <w:t>ISDN Telefone</w:t>
-      </w:r>
-      <w:proofErr w:type="gramEnd"/>
-      <w:r>
-        <w:rPr>
-          <w:rFonts w:ascii="Bahnschrift" w:hAnsi="Bahnschrift"/>
-          <w:sz w:val="22"/>
-          <w:szCs w:val="22"/>
-        </w:rPr>
-        <w:t xml:space="preserve"> am Verteiler </w:t>
+          <w:sz w:val="22"/>
+          <w:szCs w:val="22"/>
+        </w:rPr>
+      </w:pPr>
+      <w:r>
+        <w:rPr>
+          <w:sz w:val="22"/>
+          <w:szCs w:val="22"/>
+        </w:rPr>
+        <w:t xml:space="preserve">Stellen Sie die Verbindung von externen und internen MSN mit Hilfe der Tabelle 1 ein </w:t>
       </w:r>
     </w:p>
     <w:p>
@@ -1753,18 +1796,36 @@
           <w:numId w:val="12"/>
         </w:numPr>
         <w:rPr>
-          <w:rFonts w:ascii="Bahnschrift" w:hAnsi="Bahnschrift"/>
-          <w:sz w:val="22"/>
-          <w:szCs w:val="22"/>
-        </w:rPr>
-      </w:pPr>
-      <w:r>
-        <w:rPr>
-          <w:rFonts w:ascii="Bahnschrift" w:hAnsi="Bahnschrift"/>
-          <w:sz w:val="22"/>
-          <w:szCs w:val="22"/>
-        </w:rPr>
-        <w:t>Verteiler an ISDN Intern</w:t>
+          <w:sz w:val="22"/>
+          <w:szCs w:val="22"/>
+        </w:rPr>
+      </w:pPr>
+      <w:r>
+        <w:rPr>
+          <w:sz w:val="22"/>
+          <w:szCs w:val="22"/>
+        </w:rPr>
+        <w:t>Stellen Sie die Verbindung von externen und internen MSN mit Hilfe der Tabelle 1 ein</w:t>
+      </w:r>
+    </w:p>
+    <w:p>
+      <w:pPr>
+        <w:pStyle w:val="StandardWeb"/>
+        <w:numPr>
+          <w:ilvl w:val="2"/>
+          <w:numId w:val="12"/>
+        </w:numPr>
+        <w:rPr>
+          <w:sz w:val="22"/>
+          <w:szCs w:val="22"/>
+        </w:rPr>
+      </w:pPr>
+      <w:r>
+        <w:rPr>
+          <w:sz w:val="22"/>
+          <w:szCs w:val="22"/>
+        </w:rPr>
+        <w:t>Stellen Sie die Verbindung von externen und internen MSN mit Hilfe der Tabelle 1 ein</w:t>
       </w:r>
     </w:p>
     <w:p>
@@ -1775,34 +1836,16 @@
           <w:numId w:val="12"/>
         </w:numPr>
         <w:rPr>
-          <w:rFonts w:ascii="Bahnschrift" w:hAnsi="Bahnschrift"/>
-          <w:sz w:val="22"/>
-          <w:szCs w:val="22"/>
-        </w:rPr>
-      </w:pPr>
-      <w:r>
-        <w:rPr>
-          <w:rFonts w:ascii="Bahnschrift" w:hAnsi="Bahnschrift"/>
-          <w:sz w:val="22"/>
-          <w:szCs w:val="22"/>
-        </w:rPr>
-        <w:t xml:space="preserve"> </w:t>
-      </w:r>
-      <w:r>
-        <w:rPr>
-          <w:rFonts w:ascii="Bahnschrift" w:hAnsi="Bahnschrift"/>
-          <w:sz w:val="22"/>
-          <w:szCs w:val="22"/>
-        </w:rPr>
-        <w:t>Analogtelefon an 1 a/b</w:t>
-      </w:r>
-      <w:r>
-        <w:rPr>
-          <w:rFonts w:ascii="Bahnschrift" w:hAnsi="Bahnschrift"/>
-          <w:sz w:val="22"/>
-          <w:szCs w:val="22"/>
-        </w:rPr>
-        <w:t xml:space="preserve"> </w:t>
+          <w:sz w:val="22"/>
+          <w:szCs w:val="22"/>
+        </w:rPr>
+      </w:pPr>
+      <w:r>
+        <w:rPr>
+          <w:sz w:val="22"/>
+          <w:szCs w:val="22"/>
+        </w:rPr>
+        <w:t>Stellen Sie die Verbindung von externen und internen MSN mit Hilfe der Tabelle 1 ein</w:t>
       </w:r>
     </w:p>
     <w:p>
@@ -1813,18 +1856,16 @@
           <w:numId w:val="12"/>
         </w:numPr>
         <w:rPr>
-          <w:rFonts w:ascii="Bahnschrift" w:hAnsi="Bahnschrift"/>
-          <w:sz w:val="22"/>
-          <w:szCs w:val="22"/>
-        </w:rPr>
-      </w:pPr>
-      <w:r>
-        <w:rPr>
-          <w:rFonts w:ascii="Bahnschrift" w:hAnsi="Bahnschrift"/>
-          <w:sz w:val="22"/>
-          <w:szCs w:val="22"/>
-        </w:rPr>
-        <w:t xml:space="preserve">USB-Anschluss an Rechner </w:t>
+          <w:sz w:val="22"/>
+          <w:szCs w:val="22"/>
+        </w:rPr>
+      </w:pPr>
+      <w:r>
+        <w:rPr>
+          <w:sz w:val="22"/>
+          <w:szCs w:val="22"/>
+        </w:rPr>
+        <w:t>Stellen Sie die Verbindung von externen und internen MSN mit Hilfe der Tabelle 1 ein</w:t>
       </w:r>
     </w:p>
     <w:p>
@@ -1835,23 +1876,793 @@
           <w:numId w:val="12"/>
         </w:numPr>
         <w:rPr>
-          <w:rFonts w:ascii="Bahnschrift" w:hAnsi="Bahnschrift"/>
-          <w:sz w:val="22"/>
-          <w:szCs w:val="22"/>
-        </w:rPr>
-      </w:pPr>
+          <w:sz w:val="22"/>
+          <w:szCs w:val="22"/>
+        </w:rPr>
+      </w:pPr>
+      <w:r>
+        <w:rPr>
+          <w:sz w:val="22"/>
+          <w:szCs w:val="22"/>
+        </w:rPr>
+        <w:t>Belegen Sie in der Software die einzelnen Ger</w:t>
+      </w:r>
+      <w:r>
+        <w:rPr>
+          <w:rFonts w:ascii="Calibri" w:hAnsi="Calibri" w:cs="Calibri"/>
+          <w:sz w:val="22"/>
+          <w:szCs w:val="22"/>
+        </w:rPr>
+        <w:t>ä</w:t>
+      </w:r>
+      <w:r>
+        <w:rPr>
+          <w:sz w:val="22"/>
+          <w:szCs w:val="22"/>
+        </w:rPr>
+        <w:t>te/internen MSN mit den Mitarbeiternachnamen.</w:t>
+      </w:r>
     </w:p>
     <w:p>
       <w:pPr>
         <w:pStyle w:val="StandardWeb"/>
-      </w:pPr>
+        <w:rPr>
+          <w:sz w:val="22"/>
+          <w:szCs w:val="22"/>
+        </w:rPr>
+      </w:pPr>
+    </w:p>
+    <w:tbl>
+      <w:tblPr>
+        <w:tblStyle w:val="Gitternetztabelle4Akzent1"/>
+        <w:tblW w:w="0" w:type="auto"/>
+        <w:tblLook w:val="04A0" w:firstRow="1" w:lastRow="0" w:firstColumn="1" w:lastColumn="0" w:noHBand="0" w:noVBand="1"/>
+      </w:tblPr>
+      <w:tblGrid>
+        <w:gridCol w:w="1812"/>
+        <w:gridCol w:w="1812"/>
+        <w:gridCol w:w="1812"/>
+        <w:gridCol w:w="1813"/>
+        <w:gridCol w:w="1813"/>
+      </w:tblGrid>
+      <w:tr>
+        <w:trPr>
+          <w:cnfStyle w:val="100000000000" w:firstRow="1" w:lastRow="0" w:firstColumn="0" w:lastColumn="0" w:oddVBand="0" w:evenVBand="0" w:oddHBand="0" w:evenHBand="0" w:firstRowFirstColumn="0" w:firstRowLastColumn="0" w:lastRowFirstColumn="0" w:lastRowLastColumn="0"/>
+        </w:trPr>
+        <w:tc>
+          <w:tcPr>
+            <w:cnfStyle w:val="001000000000" w:firstRow="0" w:lastRow="0" w:firstColumn="1" w:lastColumn="0" w:oddVBand="0" w:evenVBand="0" w:oddHBand="0" w:evenHBand="0" w:firstRowFirstColumn="0" w:firstRowLastColumn="0" w:lastRowFirstColumn="0" w:lastRowLastColumn="0"/>
+            <w:tcW w:w="1812" w:type="dxa"/>
+          </w:tcPr>
+          <w:p>
+            <w:pPr>
+              <w:pStyle w:val="StandardWeb"/>
+              <w:rPr>
+                <w:color w:val="auto"/>
+                <w:sz w:val="22"/>
+                <w:szCs w:val="22"/>
+              </w:rPr>
+            </w:pPr>
+            <w:r>
+              <w:rPr>
+                <w:color w:val="auto"/>
+                <w:sz w:val="22"/>
+                <w:szCs w:val="22"/>
+              </w:rPr>
+              <w:t>MSN (Extern)</w:t>
+            </w:r>
+          </w:p>
+        </w:tc>
+        <w:tc>
+          <w:tcPr>
+            <w:tcW w:w="1812" w:type="dxa"/>
+          </w:tcPr>
+          <w:p>
+            <w:pPr>
+              <w:pStyle w:val="StandardWeb"/>
+              <w:cnfStyle w:val="100000000000" w:firstRow="1" w:lastRow="0" w:firstColumn="0" w:lastColumn="0" w:oddVBand="0" w:evenVBand="0" w:oddHBand="0" w:evenHBand="0" w:firstRowFirstColumn="0" w:firstRowLastColumn="0" w:lastRowFirstColumn="0" w:lastRowLastColumn="0"/>
+              <w:rPr>
+                <w:color w:val="auto"/>
+                <w:sz w:val="22"/>
+                <w:szCs w:val="22"/>
+              </w:rPr>
+            </w:pPr>
+            <w:r>
+              <w:rPr>
+                <w:color w:val="auto"/>
+                <w:sz w:val="22"/>
+                <w:szCs w:val="22"/>
+              </w:rPr>
+              <w:t>2xy</w:t>
+            </w:r>
+          </w:p>
+        </w:tc>
+        <w:tc>
+          <w:tcPr>
+            <w:tcW w:w="1812" w:type="dxa"/>
+          </w:tcPr>
+          <w:p>
+            <w:pPr>
+              <w:pStyle w:val="StandardWeb"/>
+              <w:cnfStyle w:val="100000000000" w:firstRow="1" w:lastRow="0" w:firstColumn="0" w:lastColumn="0" w:oddVBand="0" w:evenVBand="0" w:oddHBand="0" w:evenHBand="0" w:firstRowFirstColumn="0" w:firstRowLastColumn="0" w:lastRowFirstColumn="0" w:lastRowLastColumn="0"/>
+              <w:rPr>
+                <w:color w:val="auto"/>
+                <w:sz w:val="22"/>
+                <w:szCs w:val="22"/>
+              </w:rPr>
+            </w:pPr>
+            <w:r>
+              <w:rPr>
+                <w:color w:val="auto"/>
+                <w:sz w:val="22"/>
+                <w:szCs w:val="22"/>
+              </w:rPr>
+              <w:t>3xy</w:t>
+            </w:r>
+          </w:p>
+        </w:tc>
+        <w:tc>
+          <w:tcPr>
+            <w:tcW w:w="1813" w:type="dxa"/>
+          </w:tcPr>
+          <w:p>
+            <w:pPr>
+              <w:pStyle w:val="StandardWeb"/>
+              <w:cnfStyle w:val="100000000000" w:firstRow="1" w:lastRow="0" w:firstColumn="0" w:lastColumn="0" w:oddVBand="0" w:evenVBand="0" w:oddHBand="0" w:evenHBand="0" w:firstRowFirstColumn="0" w:firstRowLastColumn="0" w:lastRowFirstColumn="0" w:lastRowLastColumn="0"/>
+              <w:rPr>
+                <w:color w:val="auto"/>
+                <w:sz w:val="22"/>
+                <w:szCs w:val="22"/>
+              </w:rPr>
+            </w:pPr>
+            <w:r>
+              <w:rPr>
+                <w:color w:val="auto"/>
+                <w:sz w:val="22"/>
+                <w:szCs w:val="22"/>
+              </w:rPr>
+              <w:t>4xy</w:t>
+            </w:r>
+          </w:p>
+        </w:tc>
+        <w:tc>
+          <w:tcPr>
+            <w:tcW w:w="1813" w:type="dxa"/>
+          </w:tcPr>
+          <w:p>
+            <w:pPr>
+              <w:pStyle w:val="StandardWeb"/>
+              <w:cnfStyle w:val="100000000000" w:firstRow="1" w:lastRow="0" w:firstColumn="0" w:lastColumn="0" w:oddVBand="0" w:evenVBand="0" w:oddHBand="0" w:evenHBand="0" w:firstRowFirstColumn="0" w:firstRowLastColumn="0" w:lastRowFirstColumn="0" w:lastRowLastColumn="0"/>
+              <w:rPr>
+                <w:color w:val="auto"/>
+                <w:sz w:val="22"/>
+                <w:szCs w:val="22"/>
+              </w:rPr>
+            </w:pPr>
+            <w:r>
+              <w:rPr>
+                <w:color w:val="auto"/>
+                <w:sz w:val="22"/>
+                <w:szCs w:val="22"/>
+              </w:rPr>
+              <w:t>5xy</w:t>
+            </w:r>
+          </w:p>
+        </w:tc>
+      </w:tr>
+      <w:tr>
+        <w:trPr>
+          <w:cnfStyle w:val="000000100000" w:firstRow="0" w:lastRow="0" w:firstColumn="0" w:lastColumn="0" w:oddVBand="0" w:evenVBand="0" w:oddHBand="1" w:evenHBand="0" w:firstRowFirstColumn="0" w:firstRowLastColumn="0" w:lastRowFirstColumn="0" w:lastRowLastColumn="0"/>
+        </w:trPr>
+        <w:tc>
+          <w:tcPr>
+            <w:cnfStyle w:val="001000000000" w:firstRow="0" w:lastRow="0" w:firstColumn="1" w:lastColumn="0" w:oddVBand="0" w:evenVBand="0" w:oddHBand="0" w:evenHBand="0" w:firstRowFirstColumn="0" w:firstRowLastColumn="0" w:lastRowFirstColumn="0" w:lastRowLastColumn="0"/>
+            <w:tcW w:w="1812" w:type="dxa"/>
+          </w:tcPr>
+          <w:p>
+            <w:pPr>
+              <w:pStyle w:val="StandardWeb"/>
+              <w:rPr>
+                <w:sz w:val="22"/>
+                <w:szCs w:val="22"/>
+              </w:rPr>
+            </w:pPr>
+            <w:r>
+              <w:rPr>
+                <w:sz w:val="22"/>
+                <w:szCs w:val="22"/>
+              </w:rPr>
+              <w:t>Ver</w:t>
+            </w:r>
+            <w:r>
+              <w:rPr>
+                <w:sz w:val="22"/>
+                <w:szCs w:val="22"/>
+              </w:rPr>
+              <w:t>f</w:t>
+            </w:r>
+            <w:r>
+              <w:rPr>
+                <w:rFonts w:ascii="Calibri" w:hAnsi="Calibri" w:cs="Calibri"/>
+                <w:sz w:val="22"/>
+                <w:szCs w:val="22"/>
+              </w:rPr>
+              <w:t>ü</w:t>
+            </w:r>
+            <w:r>
+              <w:rPr>
+                <w:sz w:val="22"/>
+                <w:szCs w:val="22"/>
+              </w:rPr>
+              <w:t>gbar?</w:t>
+            </w:r>
+          </w:p>
+        </w:tc>
+        <w:tc>
+          <w:tcPr>
+            <w:tcW w:w="1812" w:type="dxa"/>
+          </w:tcPr>
+          <w:p>
+            <w:pPr>
+              <w:pStyle w:val="StandardWeb"/>
+              <w:jc w:val="center"/>
+              <w:cnfStyle w:val="000000100000" w:firstRow="0" w:lastRow="0" w:firstColumn="0" w:lastColumn="0" w:oddVBand="0" w:evenVBand="0" w:oddHBand="1" w:evenHBand="0" w:firstRowFirstColumn="0" w:firstRowLastColumn="0" w:lastRowFirstColumn="0" w:lastRowLastColumn="0"/>
+              <w:rPr>
+                <w:sz w:val="22"/>
+                <w:szCs w:val="22"/>
+              </w:rPr>
+            </w:pPr>
+            <w:r>
+              <w:rPr>
+                <w:sz w:val="22"/>
+                <w:szCs w:val="22"/>
+              </w:rPr>
+              <w:t>-</w:t>
+            </w:r>
+          </w:p>
+        </w:tc>
+        <w:tc>
+          <w:tcPr>
+            <w:tcW w:w="1812" w:type="dxa"/>
+          </w:tcPr>
+          <w:p>
+            <w:pPr>
+              <w:pStyle w:val="StandardWeb"/>
+              <w:jc w:val="center"/>
+              <w:cnfStyle w:val="000000100000" w:firstRow="0" w:lastRow="0" w:firstColumn="0" w:lastColumn="0" w:oddVBand="0" w:evenVBand="0" w:oddHBand="1" w:evenHBand="0" w:firstRowFirstColumn="0" w:firstRowLastColumn="0" w:lastRowFirstColumn="0" w:lastRowLastColumn="0"/>
+              <w:rPr>
+                <w:sz w:val="22"/>
+                <w:szCs w:val="22"/>
+              </w:rPr>
+            </w:pPr>
+            <w:r>
+              <w:rPr>
+                <w:sz w:val="22"/>
+                <w:szCs w:val="22"/>
+              </w:rPr>
+              <w:t>-</w:t>
+            </w:r>
+          </w:p>
+        </w:tc>
+        <w:tc>
+          <w:tcPr>
+            <w:tcW w:w="1813" w:type="dxa"/>
+          </w:tcPr>
+          <w:p>
+            <w:pPr>
+              <w:pStyle w:val="StandardWeb"/>
+              <w:jc w:val="center"/>
+              <w:cnfStyle w:val="000000100000" w:firstRow="0" w:lastRow="0" w:firstColumn="0" w:lastColumn="0" w:oddVBand="0" w:evenVBand="0" w:oddHBand="1" w:evenHBand="0" w:firstRowFirstColumn="0" w:firstRowLastColumn="0" w:lastRowFirstColumn="0" w:lastRowLastColumn="0"/>
+              <w:rPr>
+                <w:sz w:val="22"/>
+                <w:szCs w:val="22"/>
+              </w:rPr>
+            </w:pPr>
+            <w:r>
+              <w:rPr>
+                <w:sz w:val="22"/>
+                <w:szCs w:val="22"/>
+              </w:rPr>
+              <w:t>-</w:t>
+            </w:r>
+          </w:p>
+        </w:tc>
+        <w:tc>
+          <w:tcPr>
+            <w:tcW w:w="1813" w:type="dxa"/>
+          </w:tcPr>
+          <w:p>
+            <w:pPr>
+              <w:pStyle w:val="StandardWeb"/>
+              <w:jc w:val="center"/>
+              <w:cnfStyle w:val="000000100000" w:firstRow="0" w:lastRow="0" w:firstColumn="0" w:lastColumn="0" w:oddVBand="0" w:evenVBand="0" w:oddHBand="1" w:evenHBand="0" w:firstRowFirstColumn="0" w:firstRowLastColumn="0" w:lastRowFirstColumn="0" w:lastRowLastColumn="0"/>
+              <w:rPr>
+                <w:sz w:val="22"/>
+                <w:szCs w:val="22"/>
+              </w:rPr>
+            </w:pPr>
+            <w:r>
+              <w:rPr>
+                <w:sz w:val="22"/>
+                <w:szCs w:val="22"/>
+              </w:rPr>
+              <w:t>-</w:t>
+            </w:r>
+          </w:p>
+        </w:tc>
+      </w:tr>
+      <w:tr>
+        <w:tc>
+          <w:tcPr>
+            <w:cnfStyle w:val="001000000000" w:firstRow="0" w:lastRow="0" w:firstColumn="1" w:lastColumn="0" w:oddVBand="0" w:evenVBand="0" w:oddHBand="0" w:evenHBand="0" w:firstRowFirstColumn="0" w:firstRowLastColumn="0" w:lastRowFirstColumn="0" w:lastRowLastColumn="0"/>
+            <w:tcW w:w="1812" w:type="dxa"/>
+          </w:tcPr>
+          <w:p>
+            <w:pPr>
+              <w:pStyle w:val="StandardWeb"/>
+              <w:rPr>
+                <w:sz w:val="22"/>
+                <w:szCs w:val="22"/>
+              </w:rPr>
+            </w:pPr>
+            <w:r>
+              <w:rPr>
+                <w:sz w:val="22"/>
+                <w:szCs w:val="22"/>
+              </w:rPr>
+              <w:t>MSN(Intern)</w:t>
+            </w:r>
+          </w:p>
+        </w:tc>
+        <w:tc>
+          <w:tcPr>
+            <w:tcW w:w="1812" w:type="dxa"/>
+          </w:tcPr>
+          <w:p>
+            <w:pPr>
+              <w:pStyle w:val="StandardWeb"/>
+              <w:jc w:val="center"/>
+              <w:cnfStyle w:val="000000000000" w:firstRow="0" w:lastRow="0" w:firstColumn="0" w:lastColumn="0" w:oddVBand="0" w:evenVBand="0" w:oddHBand="0" w:evenHBand="0" w:firstRowFirstColumn="0" w:firstRowLastColumn="0" w:lastRowFirstColumn="0" w:lastRowLastColumn="0"/>
+              <w:rPr>
+                <w:sz w:val="22"/>
+                <w:szCs w:val="22"/>
+              </w:rPr>
+            </w:pPr>
+            <w:r>
+              <w:rPr>
+                <w:sz w:val="22"/>
+                <w:szCs w:val="22"/>
+              </w:rPr>
+              <w:t>21</w:t>
+            </w:r>
+          </w:p>
+        </w:tc>
+        <w:tc>
+          <w:tcPr>
+            <w:tcW w:w="1812" w:type="dxa"/>
+          </w:tcPr>
+          <w:p>
+            <w:pPr>
+              <w:pStyle w:val="StandardWeb"/>
+              <w:jc w:val="center"/>
+              <w:cnfStyle w:val="000000000000" w:firstRow="0" w:lastRow="0" w:firstColumn="0" w:lastColumn="0" w:oddVBand="0" w:evenVBand="0" w:oddHBand="0" w:evenHBand="0" w:firstRowFirstColumn="0" w:firstRowLastColumn="0" w:lastRowFirstColumn="0" w:lastRowLastColumn="0"/>
+              <w:rPr>
+                <w:sz w:val="22"/>
+                <w:szCs w:val="22"/>
+              </w:rPr>
+            </w:pPr>
+            <w:r>
+              <w:rPr>
+                <w:sz w:val="22"/>
+                <w:szCs w:val="22"/>
+              </w:rPr>
+              <w:t>22</w:t>
+            </w:r>
+          </w:p>
+        </w:tc>
+        <w:tc>
+          <w:tcPr>
+            <w:tcW w:w="1813" w:type="dxa"/>
+          </w:tcPr>
+          <w:p>
+            <w:pPr>
+              <w:pStyle w:val="StandardWeb"/>
+              <w:jc w:val="center"/>
+              <w:cnfStyle w:val="000000000000" w:firstRow="0" w:lastRow="0" w:firstColumn="0" w:lastColumn="0" w:oddVBand="0" w:evenVBand="0" w:oddHBand="0" w:evenHBand="0" w:firstRowFirstColumn="0" w:firstRowLastColumn="0" w:lastRowFirstColumn="0" w:lastRowLastColumn="0"/>
+              <w:rPr>
+                <w:sz w:val="22"/>
+                <w:szCs w:val="22"/>
+              </w:rPr>
+            </w:pPr>
+            <w:r>
+              <w:rPr>
+                <w:sz w:val="22"/>
+                <w:szCs w:val="22"/>
+              </w:rPr>
+              <w:t>10</w:t>
+            </w:r>
+          </w:p>
+        </w:tc>
+        <w:tc>
+          <w:tcPr>
+            <w:tcW w:w="1813" w:type="dxa"/>
+          </w:tcPr>
+          <w:p>
+            <w:pPr>
+              <w:pStyle w:val="StandardWeb"/>
+              <w:jc w:val="center"/>
+              <w:cnfStyle w:val="000000000000" w:firstRow="0" w:lastRow="0" w:firstColumn="0" w:lastColumn="0" w:oddVBand="0" w:evenVBand="0" w:oddHBand="0" w:evenHBand="0" w:firstRowFirstColumn="0" w:firstRowLastColumn="0" w:lastRowFirstColumn="0" w:lastRowLastColumn="0"/>
+              <w:rPr>
+                <w:sz w:val="22"/>
+                <w:szCs w:val="22"/>
+              </w:rPr>
+            </w:pPr>
+            <w:r>
+              <w:rPr>
+                <w:sz w:val="22"/>
+                <w:szCs w:val="22"/>
+              </w:rPr>
+              <w:t>21,22,10</w:t>
+            </w:r>
+          </w:p>
+        </w:tc>
+      </w:tr>
+      <w:tr>
+        <w:trPr>
+          <w:cnfStyle w:val="000000100000" w:firstRow="0" w:lastRow="0" w:firstColumn="0" w:lastColumn="0" w:oddVBand="0" w:evenVBand="0" w:oddHBand="1" w:evenHBand="0" w:firstRowFirstColumn="0" w:firstRowLastColumn="0" w:lastRowFirstColumn="0" w:lastRowLastColumn="0"/>
+        </w:trPr>
+        <w:tc>
+          <w:tcPr>
+            <w:cnfStyle w:val="001000000000" w:firstRow="0" w:lastRow="0" w:firstColumn="1" w:lastColumn="0" w:oddVBand="0" w:evenVBand="0" w:oddHBand="0" w:evenHBand="0" w:firstRowFirstColumn="0" w:firstRowLastColumn="0" w:lastRowFirstColumn="0" w:lastRowLastColumn="0"/>
+            <w:tcW w:w="1812" w:type="dxa"/>
+          </w:tcPr>
+          <w:p>
+            <w:pPr>
+              <w:pStyle w:val="StandardWeb"/>
+              <w:rPr>
+                <w:sz w:val="22"/>
+                <w:szCs w:val="22"/>
+              </w:rPr>
+            </w:pPr>
+            <w:r>
+              <w:rPr>
+                <w:sz w:val="22"/>
+                <w:szCs w:val="22"/>
+              </w:rPr>
+              <w:t>Name</w:t>
+            </w:r>
+          </w:p>
+        </w:tc>
+        <w:tc>
+          <w:tcPr>
+            <w:tcW w:w="1812" w:type="dxa"/>
+          </w:tcPr>
+          <w:p>
+            <w:pPr>
+              <w:pStyle w:val="StandardWeb"/>
+              <w:jc w:val="center"/>
+              <w:cnfStyle w:val="000000100000" w:firstRow="0" w:lastRow="0" w:firstColumn="0" w:lastColumn="0" w:oddVBand="0" w:evenVBand="0" w:oddHBand="1" w:evenHBand="0" w:firstRowFirstColumn="0" w:firstRowLastColumn="0" w:lastRowFirstColumn="0" w:lastRowLastColumn="0"/>
+              <w:rPr>
+                <w:sz w:val="22"/>
+                <w:szCs w:val="22"/>
+              </w:rPr>
+            </w:pPr>
+            <w:r>
+              <w:rPr>
+                <w:sz w:val="22"/>
+                <w:szCs w:val="22"/>
+              </w:rPr>
+              <w:t>Ursus</w:t>
+            </w:r>
+          </w:p>
+        </w:tc>
+        <w:tc>
+          <w:tcPr>
+            <w:tcW w:w="1812" w:type="dxa"/>
+          </w:tcPr>
+          <w:p>
+            <w:pPr>
+              <w:pStyle w:val="StandardWeb"/>
+              <w:jc w:val="center"/>
+              <w:cnfStyle w:val="000000100000" w:firstRow="0" w:lastRow="0" w:firstColumn="0" w:lastColumn="0" w:oddVBand="0" w:evenVBand="0" w:oddHBand="1" w:evenHBand="0" w:firstRowFirstColumn="0" w:firstRowLastColumn="0" w:lastRowFirstColumn="0" w:lastRowLastColumn="0"/>
+              <w:rPr>
+                <w:sz w:val="22"/>
+                <w:szCs w:val="22"/>
+              </w:rPr>
+            </w:pPr>
+            <w:r>
+              <w:rPr>
+                <w:sz w:val="22"/>
+                <w:szCs w:val="22"/>
+              </w:rPr>
+              <w:t>Pietro</w:t>
+            </w:r>
+          </w:p>
+        </w:tc>
+        <w:tc>
+          <w:tcPr>
+            <w:tcW w:w="1813" w:type="dxa"/>
+          </w:tcPr>
+          <w:p>
+            <w:pPr>
+              <w:pStyle w:val="StandardWeb"/>
+              <w:jc w:val="center"/>
+              <w:cnfStyle w:val="000000100000" w:firstRow="0" w:lastRow="0" w:firstColumn="0" w:lastColumn="0" w:oddVBand="0" w:evenVBand="0" w:oddHBand="1" w:evenHBand="0" w:firstRowFirstColumn="0" w:firstRowLastColumn="0" w:lastRowFirstColumn="0" w:lastRowLastColumn="0"/>
+              <w:rPr>
+                <w:sz w:val="22"/>
+                <w:szCs w:val="22"/>
+              </w:rPr>
+            </w:pPr>
+            <w:r>
+              <w:rPr>
+                <w:sz w:val="22"/>
+                <w:szCs w:val="22"/>
+              </w:rPr>
+              <w:t>Celna</w:t>
+            </w:r>
+          </w:p>
+        </w:tc>
+        <w:tc>
+          <w:tcPr>
+            <w:tcW w:w="1813" w:type="dxa"/>
+          </w:tcPr>
+          <w:p>
+            <w:pPr>
+              <w:pStyle w:val="StandardWeb"/>
+              <w:jc w:val="center"/>
+              <w:cnfStyle w:val="000000100000" w:firstRow="0" w:lastRow="0" w:firstColumn="0" w:lastColumn="0" w:oddVBand="0" w:evenVBand="0" w:oddHBand="1" w:evenHBand="0" w:firstRowFirstColumn="0" w:firstRowLastColumn="0" w:lastRowFirstColumn="0" w:lastRowLastColumn="0"/>
+              <w:rPr>
+                <w:sz w:val="22"/>
+                <w:szCs w:val="22"/>
+              </w:rPr>
+            </w:pPr>
+            <w:r>
+              <w:rPr>
+                <w:sz w:val="22"/>
+                <w:szCs w:val="22"/>
+              </w:rPr>
+              <w:t>All</w:t>
+            </w:r>
+          </w:p>
+        </w:tc>
+      </w:tr>
+    </w:tbl>
+    <w:p>
+      <w:pPr>
+        <w:pStyle w:val="StandardWeb"/>
+        <w:rPr>
+          <w:sz w:val="22"/>
+          <w:szCs w:val="22"/>
+        </w:rPr>
+      </w:pPr>
+    </w:p>
+    <w:p>
+      <w:pPr>
+        <w:pStyle w:val="StandardWeb"/>
+        <w:rPr>
+          <w:sz w:val="22"/>
+          <w:szCs w:val="22"/>
+        </w:rPr>
+      </w:pPr>
+    </w:p>
+    <w:p>
+      <w:pPr>
+        <w:pStyle w:val="StandardWeb"/>
+        <w:numPr>
+          <w:ilvl w:val="2"/>
+          <w:numId w:val="12"/>
+        </w:numPr>
+      </w:pPr>
+      <w:r>
+        <w:lastRenderedPageBreak/>
+        <w:t>Die Gesch</w:t>
+      </w:r>
+      <w:r>
+        <w:rPr>
+          <w:rFonts w:ascii="Calibri" w:hAnsi="Calibri" w:cs="Calibri"/>
+        </w:rPr>
+        <w:t>ä</w:t>
+      </w:r>
+      <w:r>
+        <w:t>ftsf</w:t>
+      </w:r>
+      <w:r>
+        <w:rPr>
+          <w:rFonts w:ascii="Calibri" w:hAnsi="Calibri" w:cs="Calibri"/>
+        </w:rPr>
+        <w:t>ü</w:t>
+      </w:r>
+      <w:r>
+        <w:t>hrerin hatte weitere Kundenw</w:t>
+      </w:r>
+      <w:r>
+        <w:rPr>
+          <w:rFonts w:ascii="Calibri" w:hAnsi="Calibri" w:cs="Calibri"/>
+        </w:rPr>
+        <w:t>ü</w:t>
+      </w:r>
+      <w:r>
+        <w:t>nsche. Bitte kl</w:t>
+      </w:r>
+      <w:r>
+        <w:rPr>
+          <w:rFonts w:ascii="Calibri" w:hAnsi="Calibri" w:cs="Calibri"/>
+        </w:rPr>
+        <w:t>ä</w:t>
+      </w:r>
+      <w:r>
+        <w:t>ren Sie folgende Fragen und f</w:t>
+      </w:r>
+      <w:r>
+        <w:rPr>
+          <w:rFonts w:ascii="Calibri" w:hAnsi="Calibri" w:cs="Calibri"/>
+        </w:rPr>
+        <w:t>ü</w:t>
+      </w:r>
+      <w:r>
+        <w:t>gen Sie diese dem Protokoll hinzu:</w:t>
+      </w:r>
+    </w:p>
+    <w:p>
+      <w:pPr>
+        <w:pStyle w:val="StandardWeb"/>
+        <w:numPr>
+          <w:ilvl w:val="3"/>
+          <w:numId w:val="12"/>
+        </w:numPr>
+      </w:pPr>
+      <w:r>
+        <w:t>Ermitteln Sie welche Einstellung gew</w:t>
+      </w:r>
+      <w:r>
+        <w:rPr>
+          <w:rFonts w:ascii="Calibri" w:hAnsi="Calibri" w:cs="Calibri"/>
+        </w:rPr>
+        <w:t>ä</w:t>
+      </w:r>
+      <w:r>
+        <w:t>hlt werden muss damit die Mitarbeiter ohne Vorwahl sofort intern telefonieren k</w:t>
+      </w:r>
+      <w:r>
+        <w:rPr>
+          <w:rFonts w:ascii="Calibri" w:hAnsi="Calibri" w:cs="Calibri"/>
+        </w:rPr>
+        <w:t>ö</w:t>
+      </w:r>
+      <w:r>
+        <w:t>nnen. Halten Sie im Protokoll in 2-3 S</w:t>
+      </w:r>
+      <w:r>
+        <w:rPr>
+          <w:rFonts w:ascii="Calibri" w:hAnsi="Calibri" w:cs="Calibri"/>
+        </w:rPr>
+        <w:t>ä</w:t>
+      </w:r>
+      <w:r>
+        <w:t xml:space="preserve">tzen </w:t>
+      </w:r>
+      <w:proofErr w:type="gramStart"/>
+      <w:r>
+        <w:t>fest</w:t>
+      </w:r>
+      <w:proofErr w:type="gramEnd"/>
+      <w:r>
+        <w:t xml:space="preserve"> worin der Unterschied liegt und welche Tasten gedr</w:t>
+      </w:r>
+      <w:r>
+        <w:rPr>
+          <w:rFonts w:ascii="Calibri" w:hAnsi="Calibri" w:cs="Calibri"/>
+        </w:rPr>
+        <w:t>ü</w:t>
+      </w:r>
+      <w:r>
+        <w:t>ckt werden m</w:t>
+      </w:r>
+      <w:r>
+        <w:rPr>
+          <w:rFonts w:ascii="Calibri" w:hAnsi="Calibri" w:cs="Calibri"/>
+        </w:rPr>
+        <w:t>ü</w:t>
+      </w:r>
+      <w:r>
+        <w:t>ssen.</w:t>
+      </w:r>
+    </w:p>
+    <w:p>
+      <w:pPr>
+        <w:pStyle w:val="StandardWeb"/>
+        <w:ind w:left="2880"/>
+      </w:pPr>
+    </w:p>
+    <w:p>
+      <w:pPr>
+        <w:pStyle w:val="StandardWeb"/>
+        <w:numPr>
+          <w:ilvl w:val="3"/>
+          <w:numId w:val="12"/>
+        </w:numPr>
+      </w:pPr>
+      <w:r>
+        <w:t>Protokollieren Sie welche Einstellungen man auf den Telefonen vornehmen muss, um ein 3er Gespr</w:t>
+      </w:r>
+      <w:r>
+        <w:rPr>
+          <w:rFonts w:ascii="Calibri" w:hAnsi="Calibri" w:cs="Calibri"/>
+        </w:rPr>
+        <w:t>ä</w:t>
+      </w:r>
+      <w:r>
+        <w:t>ch durchzuf</w:t>
+      </w:r>
+      <w:r>
+        <w:rPr>
+          <w:rFonts w:ascii="Calibri" w:hAnsi="Calibri" w:cs="Calibri"/>
+        </w:rPr>
+        <w:t>ü</w:t>
+      </w:r>
+      <w:r>
+        <w:t>hren. Halten Sie auch etwaige Besonderheiten fest.</w:t>
+      </w:r>
+    </w:p>
+    <w:p>
+      <w:pPr>
+        <w:pStyle w:val="StandardWeb"/>
+        <w:ind w:left="2880"/>
+      </w:pPr>
+    </w:p>
+    <w:p>
+      <w:pPr>
+        <w:pStyle w:val="StandardWeb"/>
+        <w:numPr>
+          <w:ilvl w:val="3"/>
+          <w:numId w:val="12"/>
+        </w:numPr>
+      </w:pPr>
+      <w:r>
+        <w:t>Es soll auch eine Limitierung der anrufbaren Nummern einstellbar sein. Hier gibt es 2 M</w:t>
+      </w:r>
+      <w:r>
+        <w:rPr>
+          <w:rFonts w:ascii="Calibri" w:hAnsi="Calibri" w:cs="Calibri"/>
+        </w:rPr>
+        <w:t>ö</w:t>
+      </w:r>
+      <w:r>
+        <w:t>glichkeiten dies durchzuf</w:t>
+      </w:r>
+      <w:r>
+        <w:rPr>
+          <w:rFonts w:ascii="Calibri" w:hAnsi="Calibri" w:cs="Calibri"/>
+        </w:rPr>
+        <w:t>ü</w:t>
+      </w:r>
+      <w:r>
+        <w:t>hren. Finden Sie beide M</w:t>
+      </w:r>
+      <w:r>
+        <w:rPr>
+          <w:rFonts w:ascii="Calibri" w:hAnsi="Calibri" w:cs="Calibri"/>
+        </w:rPr>
+        <w:t>ö</w:t>
+      </w:r>
+      <w:r>
+        <w:t>glichkeiten, in welchen Men</w:t>
+      </w:r>
+      <w:r>
+        <w:rPr>
+          <w:rFonts w:ascii="Calibri" w:hAnsi="Calibri" w:cs="Calibri"/>
+        </w:rPr>
+        <w:t>ü</w:t>
+      </w:r>
+      <w:r>
+        <w:t>s sie zu finden sind, und was die Unterschiede sind.</w:t>
+      </w:r>
     </w:p>
     <w:p>
       <w:pPr>
         <w:pStyle w:val="StandardWeb"/>
         <w:ind w:left="720"/>
         <w:rPr>
-          <w:rFonts w:ascii="SymbolMT" w:hAnsi="SymbolMT"/>
           <w:sz w:val="22"/>
           <w:szCs w:val="22"/>
         </w:rPr>
@@ -1868,19 +2679,1195 @@
     <w:p>
       <w:pPr>
         <w:pStyle w:val="berschrift2"/>
+        <w:rPr>
+          <w:rFonts w:ascii="Caskaydia Cove Nerd Font Comple" w:hAnsi="Caskaydia Cove Nerd Font Comple"/>
+          <w:color w:val="auto"/>
+        </w:rPr>
       </w:pPr>
     </w:p>
     <w:p>
       <w:pPr>
         <w:pStyle w:val="berschrift2"/>
-      </w:pPr>
-      <w:r>
-        <w:br w:type="page"/>
-      </w:r>
+        <w:rPr>
+          <w:rFonts w:ascii="Caskaydia Cove Nerd Font Comple" w:hAnsi="Caskaydia Cove Nerd Font Comple"/>
+          <w:color w:val="auto"/>
+        </w:rPr>
+      </w:pPr>
+      <w:r>
+        <w:rPr>
+          <w:rFonts w:ascii="Caskaydia Cove Nerd Font Comple" w:hAnsi="Caskaydia Cove Nerd Font Comple"/>
+          <w:color w:val="auto"/>
+        </w:rPr>
+        <w:t>Beweisaufnahme</w:t>
+      </w:r>
+    </w:p>
+    <w:p>
+      <w:pPr>
+        <w:rPr>
+          <w:rFonts w:ascii="Caskaydia Cove Nerd Font Comple" w:hAnsi="Caskaydia Cove Nerd Font Comple"/>
+        </w:rPr>
+      </w:pPr>
+    </w:p>
+    <w:p>
+      <w:pPr>
+        <w:rPr>
+          <w:rFonts w:ascii="Caskaydia Cove Nerd Font Comple" w:hAnsi="Caskaydia Cove Nerd Font Comple"/>
+        </w:rPr>
+      </w:pPr>
+    </w:p>
+    <w:p>
+      <w:pPr>
+        <w:rPr>
+          <w:rFonts w:ascii="Caskaydia Cove Nerd Font Comple" w:hAnsi="Caskaydia Cove Nerd Font Comple"/>
+        </w:rPr>
+      </w:pPr>
+    </w:p>
+    <w:p>
+      <w:pPr>
+        <w:pStyle w:val="Listenabsatz"/>
+        <w:numPr>
+          <w:ilvl w:val="1"/>
+          <w:numId w:val="9"/>
+        </w:numPr>
+        <w:rPr>
+          <w:rFonts w:ascii="Caskaydia Cove Nerd Font Comple" w:hAnsi="Caskaydia Cove Nerd Font Comple"/>
+        </w:rPr>
+      </w:pPr>
+      <w:r>
+        <w:rPr>
+          <w:rFonts w:ascii="Caskaydia Cove Nerd Font Comple" w:hAnsi="Caskaydia Cove Nerd Font Comple"/>
+        </w:rPr>
+        <w:t xml:space="preserve">Der Anschluss </w:t>
+      </w:r>
+      <w:r>
+        <w:rPr>
+          <w:rFonts w:ascii="Caskaydia Cove Nerd Font Comple" w:hAnsi="Caskaydia Cove Nerd Font Comple"/>
+        </w:rPr>
+        <w:t xml:space="preserve">(sprich der Aufbau des Versuchs) </w:t>
+      </w:r>
+      <w:r>
+        <w:rPr>
+          <w:rFonts w:ascii="Caskaydia Cove Nerd Font Comple" w:hAnsi="Caskaydia Cove Nerd Font Comple"/>
+        </w:rPr>
+        <w:t>ist wie aus dem Arbeitsauftrag zu entnehmen.</w:t>
+      </w:r>
+    </w:p>
+    <w:p>
+      <w:pPr>
+        <w:pStyle w:val="Listenabsatz"/>
+        <w:numPr>
+          <w:ilvl w:val="1"/>
+          <w:numId w:val="9"/>
+        </w:numPr>
+        <w:rPr>
+          <w:rFonts w:ascii="Caskaydia Cove Nerd Font Comple" w:hAnsi="Caskaydia Cove Nerd Font Comple"/>
+        </w:rPr>
+      </w:pPr>
+      <w:r>
+        <w:rPr>
+          <w:rFonts w:ascii="Caskaydia Cove Nerd Font Comple" w:hAnsi="Caskaydia Cove Nerd Font Comple"/>
+        </w:rPr>
+        <w:t xml:space="preserve">Die </w:t>
+      </w:r>
+      <w:r>
+        <w:rPr>
+          <w:rFonts w:ascii="Caskaydia Cove Nerd Font Comple" w:hAnsi="Caskaydia Cove Nerd Font Comple"/>
+        </w:rPr>
+        <w:t>internen</w:t>
+      </w:r>
+      <w:r>
+        <w:rPr>
+          <w:rFonts w:ascii="Caskaydia Cove Nerd Font Comple" w:hAnsi="Caskaydia Cove Nerd Font Comple"/>
+        </w:rPr>
+        <w:t xml:space="preserve"> MSN haben wir </w:t>
+      </w:r>
+      <w:r>
+        <w:rPr>
+          <w:rFonts w:ascii="Caskaydia Cove Nerd Font Comple" w:hAnsi="Caskaydia Cove Nerd Font Comple"/>
+        </w:rPr>
+        <w:t xml:space="preserve">an den ISDN-Telefonen eingestellt, wie aus der Tabelle zu entnehmen. </w:t>
+      </w:r>
+      <w:r>
+        <w:rPr>
+          <w:rFonts w:ascii="Caskaydia Cove Nerd Font Comple" w:hAnsi="Caskaydia Cove Nerd Font Comple"/>
+        </w:rPr>
+        <w:t xml:space="preserve">Um in die </w:t>
+      </w:r>
+      <w:r>
+        <w:rPr>
+          <w:rFonts w:ascii="Caskaydia Cove Nerd Font Comple" w:hAnsi="Caskaydia Cove Nerd Font Comple"/>
+        </w:rPr>
+        <w:t>Einstellung</w:t>
+      </w:r>
+      <w:r>
+        <w:rPr>
+          <w:rFonts w:ascii="Caskaydia Cove Nerd Font Comple" w:hAnsi="Caskaydia Cove Nerd Font Comple"/>
+        </w:rPr>
+        <w:t xml:space="preserve"> der MSN zu </w:t>
+      </w:r>
+      <w:r>
+        <w:rPr>
+          <w:rFonts w:ascii="Caskaydia Cove Nerd Font Comple" w:hAnsi="Caskaydia Cove Nerd Font Comple"/>
+        </w:rPr>
+        <w:t>kommen,</w:t>
+      </w:r>
+      <w:r>
+        <w:rPr>
+          <w:rFonts w:ascii="Caskaydia Cove Nerd Font Comple" w:hAnsi="Caskaydia Cove Nerd Font Comple"/>
+        </w:rPr>
+        <w:t xml:space="preserve"> m</w:t>
+      </w:r>
+      <w:r>
+        <w:rPr>
+          <w:rFonts w:ascii="Calibri" w:hAnsi="Calibri" w:cs="Calibri"/>
+        </w:rPr>
+        <w:t>ü</w:t>
+      </w:r>
+      <w:r>
+        <w:rPr>
+          <w:rFonts w:ascii="Caskaydia Cove Nerd Font Comple" w:hAnsi="Caskaydia Cove Nerd Font Comple"/>
+        </w:rPr>
+        <w:t xml:space="preserve">ssen wir folgendes bei dem tiptel vorgehen. Dies geschieht </w:t>
+      </w:r>
+      <w:r>
+        <w:rPr>
+          <w:rFonts w:ascii="Calibri" w:hAnsi="Calibri" w:cs="Calibri"/>
+        </w:rPr>
+        <w:t>ü</w:t>
+      </w:r>
+      <w:r>
+        <w:rPr>
+          <w:rFonts w:ascii="Caskaydia Cove Nerd Font Comple" w:hAnsi="Caskaydia Cove Nerd Font Comple"/>
+        </w:rPr>
+        <w:t xml:space="preserve">ber die </w:t>
+      </w:r>
+      <w:r>
+        <w:rPr>
+          <w:rFonts w:ascii="Caskaydia Cove Nerd Font Comple" w:hAnsi="Caskaydia Cove Nerd Font Comple"/>
+        </w:rPr>
+        <w:t>rechte Pfeiltaste und der Enter Taste:</w:t>
+      </w:r>
+      <w:r>
+        <w:rPr>
+          <w:rFonts w:ascii="Caskaydia Cove Nerd Font Comple" w:hAnsi="Caskaydia Cove Nerd Font Comple"/>
+        </w:rPr>
+        <w:t xml:space="preserve"> </w:t>
+      </w:r>
+      <w:r>
+        <w:rPr>
+          <w:rFonts w:ascii="Caskaydia Cove Nerd Font Comple" w:hAnsi="Caskaydia Cove Nerd Font Comple"/>
+        </w:rPr>
+        <w:t>Einstellung, System, ISDN, MSN</w:t>
+      </w:r>
+      <w:r>
+        <w:rPr>
+          <w:rFonts w:ascii="Caskaydia Cove Nerd Font Comple" w:hAnsi="Caskaydia Cove Nerd Font Comple"/>
+        </w:rPr>
+        <w:t xml:space="preserve"> und anschlie</w:t>
+      </w:r>
+      <w:r>
+        <w:rPr>
+          <w:rFonts w:ascii="Calibri" w:hAnsi="Calibri" w:cs="Calibri"/>
+        </w:rPr>
+        <w:t>ß</w:t>
+      </w:r>
+      <w:r>
+        <w:rPr>
+          <w:rFonts w:ascii="Caskaydia Cove Nerd Font Comple" w:hAnsi="Caskaydia Cove Nerd Font Comple"/>
+        </w:rPr>
+        <w:t>end geben sie dort die Ziffern wie in der Tabelle ein.</w:t>
+      </w:r>
+    </w:p>
+    <w:p>
+      <w:pPr>
+        <w:pStyle w:val="Listenabsatz"/>
+        <w:numPr>
+          <w:ilvl w:val="1"/>
+          <w:numId w:val="9"/>
+        </w:numPr>
+        <w:rPr>
+          <w:rFonts w:ascii="Caskaydia Cove Nerd Font Comple" w:hAnsi="Caskaydia Cove Nerd Font Comple"/>
+        </w:rPr>
+      </w:pPr>
+      <w:r>
+        <w:rPr>
+          <w:rFonts w:ascii="Caskaydia Cove Nerd Font Comple" w:hAnsi="Caskaydia Cove Nerd Font Comple"/>
+        </w:rPr>
+        <w:t>.</w:t>
+      </w:r>
+    </w:p>
+    <w:p>
+      <w:pPr>
+        <w:pStyle w:val="Listenabsatz"/>
+        <w:numPr>
+          <w:ilvl w:val="1"/>
+          <w:numId w:val="9"/>
+        </w:numPr>
+        <w:rPr>
+          <w:rFonts w:ascii="Caskaydia Cove Nerd Font Comple" w:hAnsi="Caskaydia Cove Nerd Font Comple"/>
+        </w:rPr>
+      </w:pPr>
+      <w:r>
+        <w:rPr>
+          <w:rFonts w:ascii="Caskaydia Cove Nerd Font Comple" w:hAnsi="Caskaydia Cove Nerd Font Comple"/>
+        </w:rPr>
+        <w:t xml:space="preserve">Unter dem Punkt Teilnehmer Intern trugen wir die jeweiligen Mitarbeiter ein. Die s taten wir indem wir auf die </w:t>
+      </w:r>
+      <w:r>
+        <w:rPr>
+          <w:rFonts w:ascii="Caskaydia Cove Nerd Font Comple" w:hAnsi="Caskaydia Cove Nerd Font Comple"/>
+        </w:rPr>
+        <w:t>Option</w:t>
+      </w:r>
+      <w:r>
+        <w:rPr>
+          <w:rFonts w:ascii="Caskaydia Cove Nerd Font Comple" w:hAnsi="Caskaydia Cove Nerd Font Comple"/>
+        </w:rPr>
+        <w:t xml:space="preserve"> </w:t>
+      </w:r>
+      <w:r>
+        <w:rPr>
+          <w:rFonts w:ascii="Caskaydia Cove Nerd Font Comple" w:hAnsi="Caskaydia Cove Nerd Font Comple"/>
+        </w:rPr>
+        <w:t>Eintrag</w:t>
+      </w:r>
+      <w:r>
+        <w:rPr>
+          <w:rFonts w:ascii="Caskaydia Cove Nerd Font Comple" w:hAnsi="Caskaydia Cove Nerd Font Comple"/>
+        </w:rPr>
+        <w:t xml:space="preserve"> </w:t>
+      </w:r>
+      <w:r>
+        <w:rPr>
+          <w:rFonts w:ascii="Caskaydia Cove Nerd Font Comple" w:hAnsi="Caskaydia Cove Nerd Font Comple"/>
+        </w:rPr>
+        <w:t>bearbeiten gingen und anschlie</w:t>
+      </w:r>
+      <w:r>
+        <w:rPr>
+          <w:rFonts w:ascii="Calibri" w:hAnsi="Calibri" w:cs="Calibri"/>
+        </w:rPr>
+        <w:t>ß</w:t>
+      </w:r>
+      <w:r>
+        <w:rPr>
+          <w:rFonts w:ascii="Caskaydia Cove Nerd Font Comple" w:hAnsi="Caskaydia Cove Nerd Font Comple"/>
+        </w:rPr>
+        <w:t xml:space="preserve">end unter dem Tab Rufnummern bei der Option </w:t>
+      </w:r>
+      <w:r>
+        <w:rPr>
+          <w:rFonts w:ascii="Caskaydia Cove Nerd Font Comple" w:hAnsi="Caskaydia Cove Nerd Font Comple"/>
+        </w:rPr>
+        <w:lastRenderedPageBreak/>
+        <w:t xml:space="preserve">Teilnehmer Name (12 Zeichen) den Namen des </w:t>
+      </w:r>
+      <w:r>
+        <w:rPr>
+          <w:rFonts w:ascii="Caskaydia Cove Nerd Font Comple" w:hAnsi="Caskaydia Cove Nerd Font Comple"/>
+        </w:rPr>
+        <w:t>jeweiligen</w:t>
+      </w:r>
+      <w:r>
+        <w:rPr>
+          <w:rFonts w:ascii="Caskaydia Cove Nerd Font Comple" w:hAnsi="Caskaydia Cove Nerd Font Comple"/>
+        </w:rPr>
+        <w:t xml:space="preserve"> Mitarbeiters </w:t>
+      </w:r>
+      <w:proofErr w:type="gramStart"/>
+      <w:r>
+        <w:rPr>
+          <w:rFonts w:ascii="Caskaydia Cove Nerd Font Comple" w:hAnsi="Caskaydia Cove Nerd Font Comple"/>
+        </w:rPr>
+        <w:t>eintrugen</w:t>
+      </w:r>
+      <w:r>
+        <w:rPr>
+          <w:rFonts w:ascii="Caskaydia Cove Nerd Font Comple" w:hAnsi="Caskaydia Cove Nerd Font Comple"/>
+        </w:rPr>
+        <w:t>.</w:t>
+      </w:r>
+      <w:r>
+        <w:rPr>
+          <w:rFonts w:ascii="Caskaydia Cove Nerd Font Comple" w:hAnsi="Caskaydia Cove Nerd Font Comple"/>
+        </w:rPr>
+        <w:t>(</w:t>
+      </w:r>
+      <w:proofErr w:type="gramEnd"/>
+      <w:r>
+        <w:rPr>
+          <w:rFonts w:ascii="Caskaydia Cove Nerd Font Comple" w:hAnsi="Caskaydia Cove Nerd Font Comple"/>
+        </w:rPr>
+        <w:t>Anschlie</w:t>
+      </w:r>
+      <w:r>
+        <w:rPr>
+          <w:rFonts w:ascii="Calibri" w:hAnsi="Calibri" w:cs="Calibri"/>
+        </w:rPr>
+        <w:t>ß</w:t>
+      </w:r>
+      <w:r>
+        <w:rPr>
+          <w:rFonts w:ascii="Caskaydia Cove Nerd Font Comple" w:hAnsi="Caskaydia Cove Nerd Font Comple"/>
+        </w:rPr>
+        <w:t>end senden)</w:t>
+      </w:r>
+    </w:p>
+    <w:p>
+      <w:pPr>
+        <w:pStyle w:val="Listenabsatz"/>
+        <w:numPr>
+          <w:ilvl w:val="1"/>
+          <w:numId w:val="9"/>
+        </w:numPr>
+        <w:rPr>
+          <w:rFonts w:ascii="Caskaydia Cove Nerd Font Comple" w:hAnsi="Caskaydia Cove Nerd Font Comple"/>
+        </w:rPr>
+      </w:pPr>
+      <w:r>
+        <w:rPr>
+          <w:rFonts w:ascii="Caskaydia Cove Nerd Font Comple" w:hAnsi="Caskaydia Cove Nerd Font Comple"/>
+        </w:rPr>
+        <w:t>.</w:t>
+      </w:r>
+    </w:p>
+    <w:p>
+      <w:pPr>
+        <w:pStyle w:val="Listenabsatz"/>
+        <w:numPr>
+          <w:ilvl w:val="2"/>
+          <w:numId w:val="19"/>
+        </w:numPr>
+        <w:rPr>
+          <w:rFonts w:ascii="Caskaydia Cove Nerd Font Comple" w:hAnsi="Caskaydia Cove Nerd Font Comple"/>
+        </w:rPr>
+      </w:pPr>
+      <w:r>
+        <w:rPr>
+          <w:rFonts w:ascii="Caskaydia Cove Nerd Font Comple" w:hAnsi="Caskaydia Cove Nerd Font Comple"/>
+        </w:rPr>
+        <w:t>Um die Vorwahl bei lediglich interner Nutzung</w:t>
+      </w:r>
+      <w:r>
+        <w:rPr>
+          <w:rFonts w:ascii="Caskaydia Cove Nerd Font Comple" w:hAnsi="Caskaydia Cove Nerd Font Comple"/>
+        </w:rPr>
+        <w:t xml:space="preserve"> zu </w:t>
+      </w:r>
+      <w:proofErr w:type="gramStart"/>
+      <w:r>
+        <w:rPr>
+          <w:rFonts w:ascii="Caskaydia Cove Nerd Font Comple" w:hAnsi="Caskaydia Cove Nerd Font Comple"/>
+        </w:rPr>
+        <w:t>entfernen</w:t>
+      </w:r>
+      <w:proofErr w:type="gramEnd"/>
+      <w:r>
+        <w:rPr>
+          <w:rFonts w:ascii="Caskaydia Cove Nerd Font Comple" w:hAnsi="Caskaydia Cove Nerd Font Comple"/>
+        </w:rPr>
+        <w:t xml:space="preserve"> geht man wie folgend vor</w:t>
+      </w:r>
+      <w:r>
+        <w:rPr>
+          <w:rFonts w:ascii="Caskaydia Cove Nerd Font Comple" w:hAnsi="Caskaydia Cove Nerd Font Comple"/>
+        </w:rPr>
+        <w:t>: Man geht zun</w:t>
+      </w:r>
+      <w:r>
+        <w:rPr>
+          <w:rFonts w:ascii="Calibri" w:hAnsi="Calibri" w:cs="Calibri"/>
+        </w:rPr>
+        <w:t>ä</w:t>
+      </w:r>
+      <w:r>
+        <w:rPr>
+          <w:rFonts w:ascii="Caskaydia Cove Nerd Font Comple" w:hAnsi="Caskaydia Cove Nerd Font Comple"/>
+        </w:rPr>
+        <w:t xml:space="preserve">chst auf Teilnehmer Intern, </w:t>
+      </w:r>
+      <w:r>
+        <w:rPr>
+          <w:rFonts w:ascii="Caskaydia Cove Nerd Font Comple" w:hAnsi="Caskaydia Cove Nerd Font Comple"/>
+        </w:rPr>
+        <w:t>anschlie</w:t>
+      </w:r>
+      <w:r>
+        <w:rPr>
+          <w:rFonts w:ascii="Calibri" w:hAnsi="Calibri" w:cs="Calibri"/>
+        </w:rPr>
+        <w:t>ß</w:t>
+      </w:r>
+      <w:r>
+        <w:rPr>
+          <w:rFonts w:ascii="Caskaydia Cove Nerd Font Comple" w:hAnsi="Caskaydia Cove Nerd Font Comple"/>
+        </w:rPr>
+        <w:t>end</w:t>
+      </w:r>
+      <w:r>
+        <w:rPr>
+          <w:rFonts w:ascii="Caskaydia Cove Nerd Font Comple" w:hAnsi="Caskaydia Cove Nerd Font Comple"/>
+        </w:rPr>
+        <w:t xml:space="preserve"> Eintrag bearbeiten</w:t>
+      </w:r>
+      <w:r>
+        <w:rPr>
+          <w:rFonts w:ascii="Caskaydia Cove Nerd Font Comple" w:hAnsi="Caskaydia Cove Nerd Font Comple"/>
+        </w:rPr>
+        <w:t>, dann auf Amtszugang und w</w:t>
+      </w:r>
+      <w:r>
+        <w:rPr>
+          <w:rFonts w:ascii="Calibri" w:hAnsi="Calibri" w:cs="Calibri"/>
+        </w:rPr>
+        <w:t>ä</w:t>
+      </w:r>
+      <w:r>
+        <w:rPr>
+          <w:rFonts w:ascii="Caskaydia Cove Nerd Font Comple" w:hAnsi="Caskaydia Cove Nerd Font Comple"/>
+        </w:rPr>
+        <w:t>hlt den Punkt intern</w:t>
+      </w:r>
+      <w:r>
+        <w:rPr>
+          <w:rFonts w:ascii="Caskaydia Cove Nerd Font Comple" w:hAnsi="Caskaydia Cove Nerd Font Comple"/>
+        </w:rPr>
+        <w:t xml:space="preserve"> (Danach wieder senden).</w:t>
+      </w:r>
+    </w:p>
+    <w:p>
+      <w:pPr>
+        <w:pStyle w:val="Listenabsatz"/>
+        <w:numPr>
+          <w:ilvl w:val="2"/>
+          <w:numId w:val="19"/>
+        </w:numPr>
+        <w:rPr>
+          <w:rFonts w:ascii="Caskaydia Cove Nerd Font Comple" w:hAnsi="Caskaydia Cove Nerd Font Comple"/>
+        </w:rPr>
+      </w:pPr>
+      <w:r>
+        <w:rPr>
+          <w:rFonts w:ascii="Caskaydia Cove Nerd Font Comple" w:hAnsi="Caskaydia Cove Nerd Font Comple"/>
+        </w:rPr>
+        <w:t>Um ein 3er Gespr</w:t>
+      </w:r>
+      <w:r>
+        <w:rPr>
+          <w:rFonts w:ascii="Calibri" w:hAnsi="Calibri" w:cs="Calibri"/>
+        </w:rPr>
+        <w:t>ä</w:t>
+      </w:r>
+      <w:r>
+        <w:rPr>
+          <w:rFonts w:ascii="Caskaydia Cove Nerd Font Comple" w:hAnsi="Caskaydia Cove Nerd Font Comple"/>
+        </w:rPr>
+        <w:t xml:space="preserve">ch </w:t>
+      </w:r>
+      <w:r>
+        <w:rPr>
+          <w:rFonts w:ascii="Caskaydia Cove Nerd Font Comple" w:hAnsi="Caskaydia Cove Nerd Font Comple"/>
+        </w:rPr>
+        <w:t>durchzuf</w:t>
+      </w:r>
+      <w:r>
+        <w:rPr>
+          <w:rFonts w:ascii="Calibri" w:hAnsi="Calibri" w:cs="Calibri"/>
+        </w:rPr>
+        <w:t>ü</w:t>
+      </w:r>
+      <w:r>
+        <w:rPr>
+          <w:rFonts w:ascii="Caskaydia Cove Nerd Font Comple" w:hAnsi="Caskaydia Cove Nerd Font Comple"/>
+        </w:rPr>
+        <w:t>hren,</w:t>
+      </w:r>
+      <w:r>
+        <w:rPr>
+          <w:rFonts w:ascii="Caskaydia Cove Nerd Font Comple" w:hAnsi="Caskaydia Cove Nerd Font Comple"/>
+        </w:rPr>
+        <w:t xml:space="preserve"> </w:t>
+      </w:r>
+      <w:r>
+        <w:rPr>
+          <w:rFonts w:ascii="Caskaydia Cove Nerd Font Comple" w:hAnsi="Caskaydia Cove Nerd Font Comple"/>
+        </w:rPr>
+        <w:t>dr</w:t>
+      </w:r>
+      <w:r>
+        <w:rPr>
+          <w:rFonts w:ascii="Calibri" w:hAnsi="Calibri" w:cs="Calibri"/>
+        </w:rPr>
+        <w:t>ü</w:t>
+      </w:r>
+      <w:r>
+        <w:rPr>
+          <w:rFonts w:ascii="Caskaydia Cove Nerd Font Comple" w:hAnsi="Caskaydia Cove Nerd Font Comple"/>
+        </w:rPr>
+        <w:t>ckt man auf den Ger</w:t>
+      </w:r>
+      <w:r>
+        <w:rPr>
+          <w:rFonts w:ascii="Calibri" w:hAnsi="Calibri" w:cs="Calibri"/>
+        </w:rPr>
+        <w:t>ä</w:t>
+      </w:r>
+      <w:r>
+        <w:rPr>
+          <w:rFonts w:ascii="Caskaydia Cove Nerd Font Comple" w:hAnsi="Caskaydia Cove Nerd Font Comple"/>
+        </w:rPr>
+        <w:t xml:space="preserve">ten die Taste R. </w:t>
+      </w:r>
+    </w:p>
+    <w:p>
+      <w:pPr>
+        <w:pStyle w:val="Listenabsatz"/>
+        <w:numPr>
+          <w:ilvl w:val="2"/>
+          <w:numId w:val="19"/>
+        </w:numPr>
+        <w:rPr>
+          <w:rFonts w:ascii="Caskaydia Cove Nerd Font Comple" w:hAnsi="Caskaydia Cove Nerd Font Comple"/>
+        </w:rPr>
+      </w:pPr>
+      <w:r>
+        <w:rPr>
+          <w:rFonts w:ascii="Caskaydia Cove Nerd Font Comple" w:hAnsi="Caskaydia Cove Nerd Font Comple"/>
+        </w:rPr>
+        <w:t>Um eine Limitierung der Rufnummern zu bewerkstelligen, gibt es zwei Optionen. Die eine Option w</w:t>
+      </w:r>
+      <w:r>
+        <w:rPr>
+          <w:rFonts w:ascii="Calibri" w:hAnsi="Calibri" w:cs="Calibri"/>
+        </w:rPr>
+        <w:t>ä</w:t>
+      </w:r>
+      <w:r>
+        <w:rPr>
+          <w:rFonts w:ascii="Caskaydia Cove Nerd Font Comple" w:hAnsi="Caskaydia Cove Nerd Font Comple"/>
+        </w:rPr>
+        <w:t xml:space="preserve">re </w:t>
+      </w:r>
+      <w:r>
+        <w:rPr>
+          <w:rFonts w:ascii="Calibri" w:hAnsi="Calibri" w:cs="Calibri"/>
+        </w:rPr>
+        <w:t>ü</w:t>
+      </w:r>
+      <w:r>
+        <w:rPr>
+          <w:rFonts w:ascii="Caskaydia Cove Nerd Font Comple" w:hAnsi="Caskaydia Cove Nerd Font Comple"/>
+        </w:rPr>
+        <w:t>ber das Sperrwerk Rufnummern zu blockieren. Die andere Option w</w:t>
+      </w:r>
+      <w:r>
+        <w:rPr>
+          <w:rFonts w:ascii="Calibri" w:hAnsi="Calibri" w:cs="Calibri"/>
+        </w:rPr>
+        <w:t>ä</w:t>
+      </w:r>
+      <w:r>
+        <w:rPr>
+          <w:rFonts w:ascii="Caskaydia Cove Nerd Font Comple" w:hAnsi="Caskaydia Cove Nerd Font Comple"/>
+        </w:rPr>
+        <w:t xml:space="preserve">re </w:t>
+      </w:r>
+      <w:r>
+        <w:rPr>
+          <w:rFonts w:ascii="Calibri" w:hAnsi="Calibri" w:cs="Calibri"/>
+        </w:rPr>
+        <w:t>ü</w:t>
+      </w:r>
+      <w:r>
+        <w:rPr>
+          <w:rFonts w:ascii="Caskaydia Cove Nerd Font Comple" w:hAnsi="Caskaydia Cove Nerd Font Comple"/>
+        </w:rPr>
+        <w:t xml:space="preserve">ber das Freiwerk nur gezielte Rufnummern freizugeben. </w:t>
+      </w:r>
+    </w:p>
+    <w:p>
+      <w:pPr>
+        <w:ind w:left="1800"/>
+        <w:rPr>
+          <w:rFonts w:ascii="Caskaydia Cove Nerd Font Comple" w:hAnsi="Caskaydia Cove Nerd Font Comple"/>
+        </w:rPr>
+      </w:pPr>
+    </w:p>
+    <w:p>
+      <w:pPr>
+        <w:ind w:left="1800"/>
+        <w:rPr>
+          <w:rFonts w:ascii="Caskaydia Cove Nerd Font Comple" w:hAnsi="Caskaydia Cove Nerd Font Comple"/>
+        </w:rPr>
+      </w:pPr>
     </w:p>
     <w:p>
       <w:pPr>
         <w:pStyle w:val="berschrift2"/>
+        <w:rPr>
+          <w:rFonts w:ascii="Caskaydia Cove Nerd Font Comple" w:hAnsi="Caskaydia Cove Nerd Font Comple"/>
+          <w:b/>
+          <w:bCs/>
+          <w:color w:val="auto"/>
+        </w:rPr>
+      </w:pPr>
+      <w:r>
+        <w:rPr>
+          <w:rFonts w:ascii="Caskaydia Cove Nerd Font Comple" w:hAnsi="Caskaydia Cove Nerd Font Comple"/>
+          <w:b/>
+          <w:bCs/>
+          <w:color w:val="auto"/>
+        </w:rPr>
+        <w:t>Fehleranalyse</w:t>
+      </w:r>
+    </w:p>
+    <w:p>
+      <w:pPr>
+        <w:rPr>
+          <w:rFonts w:ascii="Caskaydia Cove Nerd Font Comple" w:hAnsi="Caskaydia Cove Nerd Font Comple"/>
+        </w:rPr>
+      </w:pPr>
+    </w:p>
+    <w:p>
+      <w:pPr>
+        <w:rPr>
+          <w:rFonts w:ascii="Caskaydia Cove Nerd Font Comple" w:hAnsi="Caskaydia Cove Nerd Font Comple"/>
+        </w:rPr>
+      </w:pPr>
+      <w:r>
+        <w:rPr>
+          <w:rFonts w:ascii="Caskaydia Cove Nerd Font Comple" w:hAnsi="Caskaydia Cove Nerd Font Comple"/>
+        </w:rPr>
+        <w:t xml:space="preserve">Aufgrund der </w:t>
+      </w:r>
+      <w:proofErr w:type="spellStart"/>
+      <w:r>
+        <w:rPr>
+          <w:rFonts w:ascii="Caskaydia Cove Nerd Font Comple" w:hAnsi="Caskaydia Cove Nerd Font Comple"/>
+        </w:rPr>
+        <w:t>disfunktion</w:t>
+      </w:r>
+      <w:proofErr w:type="spellEnd"/>
+      <w:r>
+        <w:rPr>
+          <w:rFonts w:ascii="Caskaydia Cove Nerd Font Comple" w:hAnsi="Caskaydia Cove Nerd Font Comple"/>
+        </w:rPr>
+        <w:t xml:space="preserve"> der TK-Anlage konnten einige Aufgaben nicht </w:t>
+      </w:r>
+      <w:proofErr w:type="spellStart"/>
+      <w:r>
+        <w:rPr>
+          <w:rFonts w:ascii="Caskaydia Cove Nerd Font Comple" w:hAnsi="Caskaydia Cove Nerd Font Comple"/>
+        </w:rPr>
+        <w:t>berwerkstelligt</w:t>
+      </w:r>
+      <w:proofErr w:type="spellEnd"/>
+      <w:r>
+        <w:rPr>
+          <w:rFonts w:ascii="Caskaydia Cove Nerd Font Comple" w:hAnsi="Caskaydia Cove Nerd Font Comple"/>
+        </w:rPr>
+        <w:t xml:space="preserve"> werden. Diese Aufgaben betreffen jene die das Externen Telefonieren betreffen. So geh</w:t>
+      </w:r>
+      <w:r>
+        <w:rPr>
+          <w:rFonts w:ascii="Calibri" w:hAnsi="Calibri" w:cs="Calibri"/>
+        </w:rPr>
+        <w:t>ö</w:t>
+      </w:r>
+      <w:r>
+        <w:rPr>
+          <w:rFonts w:ascii="Caskaydia Cove Nerd Font Comple" w:hAnsi="Caskaydia Cove Nerd Font Comple"/>
+        </w:rPr>
+        <w:t>ren die Aufgaben 1,</w:t>
+      </w:r>
+      <w:r>
+        <w:rPr>
+          <w:rFonts w:ascii="Caskaydia Cove Nerd Font Comple" w:hAnsi="Caskaydia Cove Nerd Font Comple"/>
+        </w:rPr>
+        <w:t xml:space="preserve"> 3a,</w:t>
+      </w:r>
+      <w:r>
+        <w:rPr>
+          <w:rFonts w:ascii="Caskaydia Cove Nerd Font Comple" w:hAnsi="Caskaydia Cove Nerd Font Comple"/>
+        </w:rPr>
+        <w:t xml:space="preserve"> </w:t>
+      </w:r>
+      <w:r>
+        <w:rPr>
+          <w:rFonts w:ascii="Caskaydia Cove Nerd Font Comple" w:hAnsi="Caskaydia Cove Nerd Font Comple"/>
+        </w:rPr>
+        <w:t>4</w:t>
+      </w:r>
+      <w:r>
+        <w:rPr>
+          <w:rFonts w:ascii="Caskaydia Cove Nerd Font Comple" w:hAnsi="Caskaydia Cove Nerd Font Comple"/>
+        </w:rPr>
+        <w:t xml:space="preserve">. </w:t>
+      </w:r>
+    </w:p>
+    <w:p>
+      <w:pPr>
+        <w:rPr>
+          <w:rFonts w:ascii="Caskaydia Cove Nerd Font Comple" w:hAnsi="Caskaydia Cove Nerd Font Comple"/>
+        </w:rPr>
+      </w:pPr>
+      <w:r>
+        <w:rPr>
+          <w:rFonts w:ascii="Caskaydia Cove Nerd Font Comple" w:hAnsi="Caskaydia Cove Nerd Font Comple"/>
+        </w:rPr>
+        <w:t xml:space="preserve">Des </w:t>
+      </w:r>
+      <w:proofErr w:type="spellStart"/>
+      <w:r>
+        <w:rPr>
+          <w:rFonts w:ascii="Caskaydia Cove Nerd Font Comple" w:hAnsi="Caskaydia Cove Nerd Font Comple"/>
+        </w:rPr>
+        <w:t>Weiteren</w:t>
+      </w:r>
+      <w:proofErr w:type="spellEnd"/>
+      <w:r>
+        <w:rPr>
+          <w:rFonts w:ascii="Caskaydia Cove Nerd Font Comple" w:hAnsi="Caskaydia Cove Nerd Font Comple"/>
+        </w:rPr>
+        <w:t xml:space="preserve"> kam es in 6a zur Problematik, dass es nur m</w:t>
+      </w:r>
+      <w:r>
+        <w:rPr>
+          <w:rFonts w:ascii="Calibri" w:hAnsi="Calibri" w:cs="Calibri"/>
+        </w:rPr>
+        <w:t>ö</w:t>
+      </w:r>
+      <w:r>
+        <w:rPr>
+          <w:rFonts w:ascii="Caskaydia Cove Nerd Font Comple" w:hAnsi="Caskaydia Cove Nerd Font Comple"/>
+        </w:rPr>
+        <w:t xml:space="preserve">glich </w:t>
+      </w:r>
+      <w:proofErr w:type="gramStart"/>
+      <w:r>
+        <w:rPr>
+          <w:rFonts w:ascii="Caskaydia Cove Nerd Font Comple" w:hAnsi="Caskaydia Cove Nerd Font Comple"/>
+        </w:rPr>
+        <w:t>ist</w:t>
+      </w:r>
+      <w:proofErr w:type="gramEnd"/>
+      <w:r>
+        <w:rPr>
+          <w:rFonts w:ascii="Caskaydia Cove Nerd Font Comple" w:hAnsi="Caskaydia Cove Nerd Font Comple"/>
+        </w:rPr>
+        <w:t xml:space="preserve"> 2 Telefone gleichzeitig in das Gespr</w:t>
+      </w:r>
+      <w:r>
+        <w:rPr>
+          <w:rFonts w:ascii="Calibri" w:hAnsi="Calibri" w:cs="Calibri"/>
+        </w:rPr>
+        <w:t>ä</w:t>
+      </w:r>
+      <w:r>
+        <w:rPr>
+          <w:rFonts w:ascii="Caskaydia Cove Nerd Font Comple" w:hAnsi="Caskaydia Cove Nerd Font Comple"/>
+        </w:rPr>
+        <w:t>ch mit einzubinden</w:t>
+      </w:r>
+      <w:r>
+        <w:rPr>
+          <w:rFonts w:ascii="Caskaydia Cove Nerd Font Comple" w:hAnsi="Caskaydia Cove Nerd Font Comple"/>
+        </w:rPr>
+        <w:t xml:space="preserve">. </w:t>
+      </w:r>
+    </w:p>
+    <w:p>
+      <w:pPr>
+        <w:rPr>
+          <w:rFonts w:ascii="Caskaydia Cove Nerd Font Comple" w:hAnsi="Caskaydia Cove Nerd Font Comple"/>
+        </w:rPr>
+      </w:pPr>
+    </w:p>
+    <w:p>
+      <w:pPr>
+        <w:rPr>
+          <w:rFonts w:ascii="Caskaydia Cove Nerd Font Comple" w:hAnsi="Caskaydia Cove Nerd Font Comple"/>
+        </w:rPr>
+      </w:pPr>
+    </w:p>
+    <w:p>
+      <w:pPr>
+        <w:pStyle w:val="berschrift2"/>
+        <w:rPr>
+          <w:rFonts w:ascii="Caskaydia Cove Nerd Font Comple" w:hAnsi="Caskaydia Cove Nerd Font Comple"/>
+          <w:b/>
+          <w:bCs/>
+          <w:color w:val="auto"/>
+        </w:rPr>
+      </w:pPr>
+      <w:r>
+        <w:rPr>
+          <w:rFonts w:ascii="Caskaydia Cove Nerd Font Comple" w:hAnsi="Caskaydia Cove Nerd Font Comple"/>
+          <w:b/>
+          <w:bCs/>
+          <w:color w:val="auto"/>
+        </w:rPr>
+        <w:t>Fazit</w:t>
+      </w:r>
+    </w:p>
+    <w:p>
+      <w:pPr>
+        <w:rPr>
+          <w:rFonts w:ascii="Caskaydia Cove Nerd Font Comple" w:hAnsi="Caskaydia Cove Nerd Font Comple"/>
+        </w:rPr>
+      </w:pPr>
+    </w:p>
+    <w:p>
+      <w:pPr>
+        <w:rPr>
+          <w:rFonts w:ascii="Caskaydia Cove Nerd Font Comple" w:hAnsi="Caskaydia Cove Nerd Font Comple"/>
+        </w:rPr>
+      </w:pPr>
+      <w:r>
+        <w:rPr>
+          <w:rFonts w:ascii="Caskaydia Cove Nerd Font Comple" w:hAnsi="Caskaydia Cove Nerd Font Comple"/>
+        </w:rPr>
+        <w:t xml:space="preserve">Die Problematik mit dem </w:t>
+      </w:r>
+      <w:proofErr w:type="spellStart"/>
+      <w:r>
+        <w:rPr>
+          <w:rFonts w:ascii="Caskaydia Cove Nerd Font Comple" w:hAnsi="Caskaydia Cove Nerd Font Comple"/>
+        </w:rPr>
+        <w:t>fehler</w:t>
+      </w:r>
+      <w:proofErr w:type="spellEnd"/>
+      <w:r>
+        <w:rPr>
+          <w:rFonts w:ascii="Caskaydia Cove Nerd Font Comple" w:hAnsi="Caskaydia Cove Nerd Font Comple"/>
+        </w:rPr>
+        <w:t xml:space="preserve"> der Externen Telefonie</w:t>
+      </w:r>
+      <w:r>
+        <w:rPr>
+          <w:rFonts w:ascii="Caskaydia Cove Nerd Font Comple" w:hAnsi="Caskaydia Cove Nerd Font Comple"/>
+        </w:rPr>
+        <w:t xml:space="preserve"> ist eine Sache, die uns schwer besch</w:t>
+      </w:r>
+      <w:r>
+        <w:rPr>
+          <w:rFonts w:ascii="Calibri" w:hAnsi="Calibri" w:cs="Calibri"/>
+        </w:rPr>
+        <w:t>ä</w:t>
+      </w:r>
+      <w:r>
+        <w:rPr>
+          <w:rFonts w:ascii="Caskaydia Cove Nerd Font Comple" w:hAnsi="Caskaydia Cove Nerd Font Comple"/>
+        </w:rPr>
+        <w:t>ftigt. Leider ist es uns nicht m</w:t>
+      </w:r>
+      <w:r>
+        <w:rPr>
+          <w:rFonts w:ascii="Calibri" w:hAnsi="Calibri" w:cs="Calibri"/>
+        </w:rPr>
+        <w:t>ö</w:t>
+      </w:r>
+      <w:r>
+        <w:rPr>
+          <w:rFonts w:ascii="Caskaydia Cove Nerd Font Comple" w:hAnsi="Caskaydia Cove Nerd Font Comple"/>
+        </w:rPr>
+        <w:t xml:space="preserve">glich die Haupt TK-Anlage zu </w:t>
+      </w:r>
+      <w:proofErr w:type="spellStart"/>
+      <w:r>
+        <w:rPr>
+          <w:rFonts w:ascii="Caskaydia Cove Nerd Font Comple" w:hAnsi="Caskaydia Cove Nerd Font Comple"/>
+        </w:rPr>
+        <w:t>reperarieren</w:t>
+      </w:r>
+      <w:proofErr w:type="spellEnd"/>
+      <w:r>
+        <w:rPr>
+          <w:rFonts w:ascii="Caskaydia Cove Nerd Font Comple" w:hAnsi="Caskaydia Cove Nerd Font Comple"/>
+        </w:rPr>
+        <w:t xml:space="preserve"> und die Schule</w:t>
+      </w:r>
+      <w:r>
+        <w:rPr>
+          <w:rFonts w:ascii="Caskaydia Cove Nerd Font Comple" w:hAnsi="Caskaydia Cove Nerd Font Comple"/>
+        </w:rPr>
+        <w:t xml:space="preserve"> sorgt nicht daf</w:t>
+      </w:r>
+      <w:r>
+        <w:rPr>
+          <w:rFonts w:ascii="Calibri" w:hAnsi="Calibri" w:cs="Calibri"/>
+        </w:rPr>
+        <w:t>ü</w:t>
+      </w:r>
+      <w:r>
+        <w:rPr>
+          <w:rFonts w:ascii="Caskaydia Cove Nerd Font Comple" w:hAnsi="Caskaydia Cove Nerd Font Comple"/>
+        </w:rPr>
+        <w:t xml:space="preserve">r das jene </w:t>
+      </w:r>
+      <w:proofErr w:type="spellStart"/>
+      <w:r>
+        <w:rPr>
+          <w:rFonts w:ascii="Caskaydia Cove Nerd Font Comple" w:hAnsi="Caskaydia Cove Nerd Font Comple"/>
+        </w:rPr>
+        <w:t>reperariert</w:t>
+      </w:r>
+      <w:proofErr w:type="spellEnd"/>
+      <w:r>
+        <w:rPr>
+          <w:rFonts w:ascii="Caskaydia Cove Nerd Font Comple" w:hAnsi="Caskaydia Cove Nerd Font Comple"/>
+        </w:rPr>
+        <w:t xml:space="preserve"> wird</w:t>
+      </w:r>
+      <w:r>
+        <w:rPr>
+          <w:rFonts w:ascii="Caskaydia Cove Nerd Font Comple" w:hAnsi="Caskaydia Cove Nerd Font Comple"/>
+        </w:rPr>
+        <w:t>.</w:t>
+      </w:r>
+    </w:p>
+    <w:p>
+      <w:pPr>
+        <w:rPr>
+          <w:rFonts w:ascii="Caskaydia Cove Nerd Font Comple" w:hAnsi="Caskaydia Cove Nerd Font Comple"/>
+        </w:rPr>
+      </w:pPr>
+      <w:r>
+        <w:rPr>
+          <w:rFonts w:ascii="Caskaydia Cove Nerd Font Comple" w:hAnsi="Caskaydia Cove Nerd Font Comple"/>
+        </w:rPr>
+        <w:t xml:space="preserve">Des </w:t>
+      </w:r>
+      <w:proofErr w:type="spellStart"/>
+      <w:r>
+        <w:rPr>
+          <w:rFonts w:ascii="Caskaydia Cove Nerd Font Comple" w:hAnsi="Caskaydia Cove Nerd Font Comple"/>
+        </w:rPr>
+        <w:t>Weiteren</w:t>
+      </w:r>
+      <w:proofErr w:type="spellEnd"/>
+      <w:r>
+        <w:rPr>
+          <w:rFonts w:ascii="Caskaydia Cove Nerd Font Comple" w:hAnsi="Caskaydia Cove Nerd Font Comple"/>
+        </w:rPr>
+        <w:t xml:space="preserve"> </w:t>
+      </w:r>
+      <w:r>
+        <w:rPr>
+          <w:rFonts w:ascii="Caskaydia Cove Nerd Font Comple" w:hAnsi="Caskaydia Cove Nerd Font Comple"/>
+        </w:rPr>
+        <w:t>ist die Technik ziemlich veraltet</w:t>
+      </w:r>
+      <w:r>
+        <w:rPr>
+          <w:rFonts w:ascii="Caskaydia Cove Nerd Font Comple" w:hAnsi="Caskaydia Cove Nerd Font Comple"/>
+        </w:rPr>
+        <w:t>, auch wenn sie sich bew</w:t>
+      </w:r>
+      <w:r>
+        <w:rPr>
+          <w:rFonts w:ascii="Calibri" w:hAnsi="Calibri" w:cs="Calibri"/>
+        </w:rPr>
+        <w:t>ä</w:t>
+      </w:r>
+      <w:r>
+        <w:rPr>
+          <w:rFonts w:ascii="Caskaydia Cove Nerd Font Comple" w:hAnsi="Caskaydia Cove Nerd Font Comple"/>
+        </w:rPr>
+        <w:t>hrt und kosten g</w:t>
+      </w:r>
+      <w:r>
+        <w:rPr>
+          <w:rFonts w:ascii="Calibri" w:hAnsi="Calibri" w:cs="Calibri"/>
+        </w:rPr>
+        <w:t>ü</w:t>
+      </w:r>
+      <w:r>
+        <w:rPr>
+          <w:rFonts w:ascii="Caskaydia Cove Nerd Font Comple" w:hAnsi="Caskaydia Cove Nerd Font Comple"/>
+        </w:rPr>
+        <w:t>nstiger ist als ein Neukauf</w:t>
+      </w:r>
+      <w:r>
+        <w:rPr>
+          <w:rFonts w:ascii="Caskaydia Cove Nerd Font Comple" w:hAnsi="Caskaydia Cove Nerd Font Comple"/>
+        </w:rPr>
+        <w:t xml:space="preserve"> (daher w</w:t>
+      </w:r>
+      <w:r>
+        <w:rPr>
+          <w:rFonts w:ascii="Calibri" w:hAnsi="Calibri" w:cs="Calibri"/>
+        </w:rPr>
+        <w:t>ü</w:t>
+      </w:r>
+      <w:r>
+        <w:rPr>
+          <w:rFonts w:ascii="Caskaydia Cove Nerd Font Comple" w:hAnsi="Caskaydia Cove Nerd Font Comple"/>
+        </w:rPr>
+        <w:t xml:space="preserve">rde ich eher VOIP / Voice </w:t>
+      </w:r>
+      <w:proofErr w:type="spellStart"/>
+      <w:r>
+        <w:rPr>
+          <w:rFonts w:ascii="Caskaydia Cove Nerd Font Comple" w:hAnsi="Caskaydia Cove Nerd Font Comple"/>
+        </w:rPr>
+        <w:t>over</w:t>
+      </w:r>
+      <w:proofErr w:type="spellEnd"/>
+      <w:r>
+        <w:rPr>
+          <w:rFonts w:ascii="Caskaydia Cove Nerd Font Comple" w:hAnsi="Caskaydia Cove Nerd Font Comple"/>
+        </w:rPr>
+        <w:t xml:space="preserve"> IP</w:t>
+      </w:r>
+      <w:r>
+        <w:rPr>
+          <w:rFonts w:ascii="Caskaydia Cove Nerd Font Comple" w:hAnsi="Caskaydia Cove Nerd Font Comple"/>
+        </w:rPr>
+        <w:t xml:space="preserve"> wie zum Beispiel </w:t>
+      </w:r>
+      <w:proofErr w:type="spellStart"/>
+      <w:r>
+        <w:rPr>
+          <w:rFonts w:ascii="Caskaydia Cove Nerd Font Comple" w:hAnsi="Caskaydia Cove Nerd Font Comple"/>
+        </w:rPr>
+        <w:t>Discord</w:t>
+      </w:r>
+      <w:proofErr w:type="spellEnd"/>
+      <w:r>
+        <w:rPr>
+          <w:rFonts w:ascii="Caskaydia Cove Nerd Font Comple" w:hAnsi="Caskaydia Cove Nerd Font Comple"/>
+        </w:rPr>
+        <w:t>.</w:t>
+      </w:r>
+      <w:r>
+        <w:rPr>
+          <w:rFonts w:ascii="Caskaydia Cove Nerd Font Comple" w:hAnsi="Caskaydia Cove Nerd Font Comple"/>
+        </w:rPr>
+        <w:t>)</w:t>
+      </w:r>
+      <w:r>
+        <w:rPr>
+          <w:rFonts w:ascii="Caskaydia Cove Nerd Font Comple" w:hAnsi="Caskaydia Cove Nerd Font Comple"/>
+        </w:rPr>
+        <w:t xml:space="preserve">, bietet es </w:t>
+      </w:r>
+      <w:proofErr w:type="spellStart"/>
+      <w:r>
+        <w:rPr>
+          <w:rFonts w:ascii="Caskaydia Cove Nerd Font Comple" w:hAnsi="Caskaydia Cove Nerd Font Comple"/>
+        </w:rPr>
+        <w:t>ergebliche</w:t>
+      </w:r>
+      <w:proofErr w:type="spellEnd"/>
+      <w:r>
+        <w:rPr>
+          <w:rFonts w:ascii="Caskaydia Cove Nerd Font Comple" w:hAnsi="Caskaydia Cove Nerd Font Comple"/>
+        </w:rPr>
+        <w:t xml:space="preserve"> Nachteile in der Einrichtung. So ist </w:t>
+      </w:r>
+      <w:r>
+        <w:rPr>
+          <w:rFonts w:ascii="Caskaydia Cove Nerd Font Comple" w:hAnsi="Caskaydia Cove Nerd Font Comple"/>
+        </w:rPr>
+        <w:t xml:space="preserve">die Sendung der Daten an das </w:t>
+      </w:r>
+      <w:r>
+        <w:rPr>
+          <w:rFonts w:ascii="Caskaydia Cove Nerd Font Comple" w:hAnsi="Caskaydia Cove Nerd Font Comple"/>
+        </w:rPr>
+        <w:t xml:space="preserve">TK-System sehr </w:t>
+      </w:r>
+      <w:r>
+        <w:rPr>
+          <w:rFonts w:ascii="Caskaydia Cove Nerd Font Comple" w:hAnsi="Caskaydia Cove Nerd Font Comple"/>
+        </w:rPr>
+        <w:t>m</w:t>
+      </w:r>
+      <w:r>
+        <w:rPr>
+          <w:rFonts w:ascii="Calibri" w:hAnsi="Calibri" w:cs="Calibri"/>
+        </w:rPr>
+        <w:t>ü</w:t>
+      </w:r>
+      <w:r>
+        <w:rPr>
+          <w:rFonts w:ascii="Caskaydia Cove Nerd Font Comple" w:hAnsi="Caskaydia Cove Nerd Font Comple"/>
+        </w:rPr>
+        <w:t>hselig.</w:t>
+      </w:r>
+    </w:p>
+    <w:p>
+      <w:pPr>
+        <w:rPr>
+          <w:rFonts w:ascii="Caskaydia Cove Nerd Font Comple" w:hAnsi="Caskaydia Cove Nerd Font Comple"/>
+        </w:rPr>
+      </w:pPr>
+      <w:r>
+        <w:rPr>
+          <w:rFonts w:ascii="Caskaydia Cove Nerd Font Comple" w:hAnsi="Caskaydia Cove Nerd Font Comple"/>
+        </w:rPr>
+        <w:t>Jedoch sind die Aufgaben zu bew</w:t>
+      </w:r>
+      <w:r>
+        <w:rPr>
+          <w:rFonts w:ascii="Calibri" w:hAnsi="Calibri" w:cs="Calibri"/>
+        </w:rPr>
+        <w:t>ä</w:t>
+      </w:r>
+      <w:r>
+        <w:rPr>
+          <w:rFonts w:ascii="Caskaydia Cove Nerd Font Comple" w:hAnsi="Caskaydia Cove Nerd Font Comple"/>
+        </w:rPr>
+        <w:t>ltigen gewesen (siehe Beweisaufnahme).</w:t>
+      </w:r>
+      <w:r>
+        <w:rPr>
+          <w:rFonts w:ascii="Caskaydia Cove Nerd Font Comple" w:hAnsi="Caskaydia Cove Nerd Font Comple"/>
+        </w:rPr>
+        <w:t xml:space="preserve"> </w:t>
+      </w:r>
+    </w:p>
+    <w:p>
+      <w:pPr>
+        <w:rPr>
+          <w:rFonts w:ascii="Caskaydia Cove Nerd Font Comple" w:hAnsi="Caskaydia Cove Nerd Font Comple"/>
+        </w:rPr>
+      </w:pPr>
+      <w:r>
+        <w:rPr>
+          <w:rFonts w:ascii="Caskaydia Cove Nerd Font Comple" w:hAnsi="Caskaydia Cove Nerd Font Comple"/>
+        </w:rPr>
+        <w:t xml:space="preserve"> </w:t>
+      </w:r>
+      <w:r>
+        <w:rPr>
+          <w:rFonts w:ascii="Caskaydia Cove Nerd Font Comple" w:hAnsi="Caskaydia Cove Nerd Font Comple"/>
+        </w:rPr>
+        <w:t xml:space="preserve"> </w:t>
+      </w:r>
+    </w:p>
+    <w:p>
+      <w:pPr>
+        <w:rPr>
+          <w:rFonts w:ascii="Caskaydia Cove Nerd Font Comple" w:hAnsi="Caskaydia Cove Nerd Font Comple"/>
+        </w:rPr>
+      </w:pPr>
+    </w:p>
+    <w:p>
+      <w:pPr>
+        <w:rPr>
+          <w:rFonts w:ascii="Caskaydia Cove Nerd Font Comple" w:hAnsi="Caskaydia Cove Nerd Font Comple"/>
+        </w:rPr>
+      </w:pPr>
+    </w:p>
+    <w:p>
+      <w:pPr>
+        <w:pStyle w:val="berschrift2"/>
+        <w:rPr>
+          <w:rFonts w:ascii="Caskaydia Cove Nerd Font Comple" w:hAnsi="Caskaydia Cove Nerd Font Comple"/>
+          <w:color w:val="auto"/>
+        </w:rPr>
       </w:pPr>
     </w:p>
     <w:p>
@@ -1902,22 +3889,53 @@
           <w:rFonts w:ascii="Caskaydia Cove Nerd Font Comple" w:hAnsi="Caskaydia Cove Nerd Font Comple"/>
           <w:b/>
           <w:bCs/>
-          <w:noProof/>
           <w:color w:val="auto"/>
         </w:rPr>
+        <w:t>Skiz</w:t>
+      </w:r>
+      <w:r>
+        <w:rPr>
+          <w:rFonts w:ascii="Caskaydia Cove Nerd Font Comple" w:hAnsi="Caskaydia Cove Nerd Font Comple"/>
+          <w:b/>
+          <w:bCs/>
+          <w:color w:val="auto"/>
+        </w:rPr>
+        <w:t>z</w:t>
+      </w:r>
+      <w:r>
+        <w:rPr>
+          <w:rFonts w:ascii="Caskaydia Cove Nerd Font Comple" w:hAnsi="Caskaydia Cove Nerd Font Comple"/>
+          <w:b/>
+          <w:bCs/>
+          <w:color w:val="auto"/>
+        </w:rPr>
+        <w:t>e</w:t>
+      </w:r>
+      <w:r>
+        <w:rPr>
+          <w:rFonts w:ascii="Caskaydia Cove Nerd Font Comple" w:hAnsi="Caskaydia Cove Nerd Font Comple"/>
+          <w:b/>
+          <w:bCs/>
+          <w:color w:val="auto"/>
+        </w:rPr>
+        <w:t>:</w:t>
+      </w:r>
+    </w:p>
+    <w:p>
+      <w:pPr>
+        <w:rPr>
+          <w:rFonts w:ascii="Caskaydia Cove Nerd Font Comple" w:hAnsi="Caskaydia Cove Nerd Font Comple"/>
+        </w:rPr>
+      </w:pPr>
+      <w:r>
+        <w:rPr>
+          <w:rFonts w:ascii="Caskaydia Cove Nerd Font Comple" w:hAnsi="Caskaydia Cove Nerd Font Comple"/>
+        </w:rPr>
         <w:drawing>
-          <wp:anchor distT="0" distB="0" distL="114300" distR="114300" simplePos="0" relativeHeight="251661312" behindDoc="0" locked="0" layoutInCell="1" allowOverlap="1" wp14:anchorId="767C8A20" wp14:editId="403F2FD1">
-            <wp:simplePos x="0" y="0"/>
-            <wp:positionH relativeFrom="column">
-              <wp:posOffset>-26035</wp:posOffset>
-            </wp:positionH>
-            <wp:positionV relativeFrom="paragraph">
-              <wp:posOffset>225106</wp:posOffset>
-            </wp:positionV>
-            <wp:extent cx="5760720" cy="2874645"/>
-            <wp:effectExtent l="0" t="0" r="5080" b="0"/>
-            <wp:wrapNone/>
-            <wp:docPr id="12" name="Grafik 12"/>
+          <wp:inline distT="0" distB="0" distL="0" distR="0" wp14:anchorId="085A1B6E" wp14:editId="7757245B">
+            <wp:extent cx="5760720" cy="3326130"/>
+            <wp:effectExtent l="0" t="0" r="5080" b="1270"/>
+            <wp:docPr id="3" name="Grafik 3"/>
             <wp:cNvGraphicFramePr>
               <a:graphicFrameLocks xmlns:a="http://schemas.openxmlformats.org/drawingml/2006/main" noChangeAspect="1"/>
             </wp:cNvGraphicFramePr>
@@ -1925,7 +3943,7 @@
               <a:graphicData uri="http://schemas.openxmlformats.org/drawingml/2006/picture">
                 <pic:pic xmlns:pic="http://schemas.openxmlformats.org/drawingml/2006/picture">
                   <pic:nvPicPr>
-                    <pic:cNvPr id="12" name="Grafik 12"/>
+                    <pic:cNvPr id="1" name=""/>
                     <pic:cNvPicPr/>
                   </pic:nvPicPr>
                   <pic:blipFill>
@@ -1937,7 +3955,7 @@
                   <pic:spPr>
                     <a:xfrm>
                       <a:off x="0" y="0"/>
-                      <a:ext cx="5760720" cy="2874645"/>
+                      <a:ext cx="5760720" cy="3326130"/>
                     </a:xfrm>
                     <a:prstGeom prst="rect">
                       <a:avLst/>
@@ -1946,51 +3964,16 @@
                 </pic:pic>
               </a:graphicData>
             </a:graphic>
-            <wp14:sizeRelH relativeFrom="page">
-              <wp14:pctWidth>0</wp14:pctWidth>
-            </wp14:sizeRelH>
-            <wp14:sizeRelV relativeFrom="page">
-              <wp14:pctHeight>0</wp14:pctHeight>
-            </wp14:sizeRelV>
-          </wp:anchor>
+          </wp:inline>
         </w:drawing>
       </w:r>
-      <w:r>
-        <w:rPr>
-          <w:rFonts w:ascii="Caskaydia Cove Nerd Font Comple" w:hAnsi="Caskaydia Cove Nerd Font Comple"/>
-          <w:b/>
-          <w:bCs/>
-          <w:color w:val="auto"/>
-        </w:rPr>
-        <w:t>Skiz</w:t>
-      </w:r>
-      <w:r>
-        <w:rPr>
-          <w:rFonts w:ascii="Caskaydia Cove Nerd Font Comple" w:hAnsi="Caskaydia Cove Nerd Font Comple"/>
-          <w:b/>
-          <w:bCs/>
-          <w:color w:val="auto"/>
-        </w:rPr>
-        <w:t>z</w:t>
-      </w:r>
-      <w:r>
-        <w:rPr>
-          <w:rFonts w:ascii="Caskaydia Cove Nerd Font Comple" w:hAnsi="Caskaydia Cove Nerd Font Comple"/>
-          <w:b/>
-          <w:bCs/>
-          <w:color w:val="auto"/>
-        </w:rPr>
-        <w:t>e</w:t>
-      </w:r>
-      <w:r>
-        <w:rPr>
-          <w:rFonts w:ascii="Caskaydia Cove Nerd Font Comple" w:hAnsi="Caskaydia Cove Nerd Font Comple"/>
-          <w:b/>
-          <w:bCs/>
-          <w:color w:val="auto"/>
-        </w:rPr>
-        <w:t>:</w:t>
-      </w:r>
+    </w:p>
+    <w:p>
+      <w:pPr>
+        <w:rPr>
+          <w:rFonts w:ascii="Caskaydia Cove Nerd Font Comple" w:hAnsi="Caskaydia Cove Nerd Font Comple"/>
+        </w:rPr>
+      </w:pPr>
     </w:p>
     <w:p>
       <w:pPr>
@@ -2080,6 +4063,9 @@
       </w:r>
     </w:p>
   </w:endnote>
+  <w:endnote w:type="continuationNotice" w:id="1">
+    <w:p/>
+  </w:endnote>
 </w:endnotes>
 </file>
 
@@ -2098,6 +4084,9 @@
         <w:continuationSeparator/>
       </w:r>
     </w:p>
+  </w:footnote>
+  <w:footnote w:type="continuationNotice" w:id="1">
+    <w:p/>
   </w:footnote>
 </w:footnotes>
 </file>
@@ -2115,6 +4104,11 @@
         <w:docPartUnique/>
       </w:docPartObj>
     </w:sdtPr>
+    <w:sdtEndPr>
+      <w:rPr>
+        <w:rStyle w:val="Seitenzahl"/>
+      </w:rPr>
+    </w:sdtEndPr>
     <w:sdtContent>
       <w:p>
         <w:pPr>
@@ -2282,7 +4276,7 @@
               <w:szCs w:val="20"/>
             </w:rPr>
             <w:drawing>
-              <wp:anchor distT="0" distB="0" distL="114300" distR="114300" simplePos="0" relativeHeight="251659264" behindDoc="0" locked="0" layoutInCell="1" allowOverlap="1" wp14:anchorId="6535C4C3" wp14:editId="153544DC">
+              <wp:anchor distT="0" distB="0" distL="114300" distR="114300" simplePos="0" relativeHeight="251658240" behindDoc="0" locked="0" layoutInCell="1" allowOverlap="1" wp14:anchorId="6535C4C3" wp14:editId="153544DC">
                 <wp:simplePos x="0" y="0"/>
                 <wp:positionH relativeFrom="column">
                   <wp:posOffset>597366</wp:posOffset>
@@ -2824,6 +4818,95 @@
     </w:lvl>
   </w:abstractNum>
   <w:abstractNum w:abstractNumId="3" w15:restartNumberingAfterBreak="0">
+    <w:nsid w:val="1DB318F5"/>
+    <w:multiLevelType w:val="hybridMultilevel"/>
+    <w:tmpl w:val="FB80E10C"/>
+    <w:lvl w:ilvl="0" w:tplc="0407000F">
+      <w:start w:val="1"/>
+      <w:numFmt w:val="decimal"/>
+      <w:lvlText w:val="%1."/>
+      <w:lvlJc w:val="left"/>
+      <w:pPr>
+        <w:ind w:left="720" w:hanging="360"/>
+      </w:pPr>
+      <w:rPr>
+        <w:rFonts w:hint="default"/>
+      </w:rPr>
+    </w:lvl>
+    <w:lvl w:ilvl="1" w:tplc="04070019" w:tentative="1">
+      <w:start w:val="1"/>
+      <w:numFmt w:val="lowerLetter"/>
+      <w:lvlText w:val="%2."/>
+      <w:lvlJc w:val="left"/>
+      <w:pPr>
+        <w:ind w:left="1440" w:hanging="360"/>
+      </w:pPr>
+    </w:lvl>
+    <w:lvl w:ilvl="2" w:tplc="0407001B" w:tentative="1">
+      <w:start w:val="1"/>
+      <w:numFmt w:val="lowerRoman"/>
+      <w:lvlText w:val="%3."/>
+      <w:lvlJc w:val="right"/>
+      <w:pPr>
+        <w:ind w:left="2160" w:hanging="180"/>
+      </w:pPr>
+    </w:lvl>
+    <w:lvl w:ilvl="3" w:tplc="0407000F" w:tentative="1">
+      <w:start w:val="1"/>
+      <w:numFmt w:val="decimal"/>
+      <w:lvlText w:val="%4."/>
+      <w:lvlJc w:val="left"/>
+      <w:pPr>
+        <w:ind w:left="2880" w:hanging="360"/>
+      </w:pPr>
+    </w:lvl>
+    <w:lvl w:ilvl="4" w:tplc="04070019" w:tentative="1">
+      <w:start w:val="1"/>
+      <w:numFmt w:val="lowerLetter"/>
+      <w:lvlText w:val="%5."/>
+      <w:lvlJc w:val="left"/>
+      <w:pPr>
+        <w:ind w:left="3600" w:hanging="360"/>
+      </w:pPr>
+    </w:lvl>
+    <w:lvl w:ilvl="5" w:tplc="0407001B" w:tentative="1">
+      <w:start w:val="1"/>
+      <w:numFmt w:val="lowerRoman"/>
+      <w:lvlText w:val="%6."/>
+      <w:lvlJc w:val="right"/>
+      <w:pPr>
+        <w:ind w:left="4320" w:hanging="180"/>
+      </w:pPr>
+    </w:lvl>
+    <w:lvl w:ilvl="6" w:tplc="0407000F" w:tentative="1">
+      <w:start w:val="1"/>
+      <w:numFmt w:val="decimal"/>
+      <w:lvlText w:val="%7."/>
+      <w:lvlJc w:val="left"/>
+      <w:pPr>
+        <w:ind w:left="5040" w:hanging="360"/>
+      </w:pPr>
+    </w:lvl>
+    <w:lvl w:ilvl="7" w:tplc="04070019" w:tentative="1">
+      <w:start w:val="1"/>
+      <w:numFmt w:val="lowerLetter"/>
+      <w:lvlText w:val="%8."/>
+      <w:lvlJc w:val="left"/>
+      <w:pPr>
+        <w:ind w:left="5760" w:hanging="360"/>
+      </w:pPr>
+    </w:lvl>
+    <w:lvl w:ilvl="8" w:tplc="0407001B" w:tentative="1">
+      <w:start w:val="1"/>
+      <w:numFmt w:val="lowerRoman"/>
+      <w:lvlText w:val="%9."/>
+      <w:lvlJc w:val="right"/>
+      <w:pPr>
+        <w:ind w:left="6480" w:hanging="180"/>
+      </w:pPr>
+    </w:lvl>
+  </w:abstractNum>
+  <w:abstractNum w:abstractNumId="4" w15:restartNumberingAfterBreak="0">
     <w:nsid w:val="26F9512A"/>
     <w:multiLevelType w:val="hybridMultilevel"/>
     <w:tmpl w:val="2BF00DC8"/>
@@ -2916,10 +4999,10 @@
       </w:pPr>
     </w:lvl>
   </w:abstractNum>
-  <w:abstractNum w:abstractNumId="4" w15:restartNumberingAfterBreak="0">
+  <w:abstractNum w:abstractNumId="5" w15:restartNumberingAfterBreak="0">
     <w:nsid w:val="27AF206C"/>
     <w:multiLevelType w:val="multilevel"/>
-    <w:tmpl w:val="9D08A8D8"/>
+    <w:tmpl w:val="DE94937E"/>
     <w:lvl w:ilvl="0">
       <w:start w:val="1"/>
       <w:numFmt w:val="bullet"/>
@@ -2938,15 +5021,382 @@
     </w:lvl>
     <w:lvl w:ilvl="1">
       <w:start w:val="1"/>
+      <w:numFmt w:val="decimal"/>
+      <w:lvlText w:val="(%2)"/>
+      <w:lvlJc w:val="left"/>
+      <w:pPr>
+        <w:ind w:left="1440" w:hanging="360"/>
+      </w:pPr>
+    </w:lvl>
+    <w:lvl w:ilvl="2">
+      <w:start w:val="1"/>
+      <w:numFmt w:val="decimal"/>
+      <w:lvlText w:val="(%3)"/>
+      <w:lvlJc w:val="left"/>
+      <w:pPr>
+        <w:ind w:left="2160" w:hanging="360"/>
+      </w:pPr>
+    </w:lvl>
+    <w:lvl w:ilvl="3">
+      <w:start w:val="1"/>
+      <w:numFmt w:val="bullet"/>
+      <w:lvlText w:val=""/>
+      <w:lvlJc w:val="left"/>
+      <w:pPr>
+        <w:tabs>
+          <w:tab w:val="num" w:pos="2880"/>
+        </w:tabs>
+        <w:ind w:left="2880" w:hanging="360"/>
+      </w:pPr>
+      <w:rPr>
+        <w:rFonts w:ascii="Symbol" w:hAnsi="Symbol" w:hint="default"/>
+        <w:sz w:val="20"/>
+      </w:rPr>
+    </w:lvl>
+    <w:lvl w:ilvl="4">
+      <w:start w:val="1"/>
+      <w:numFmt w:val="bullet"/>
+      <w:lvlText w:val=""/>
+      <w:lvlJc w:val="left"/>
+      <w:pPr>
+        <w:tabs>
+          <w:tab w:val="num" w:pos="3600"/>
+        </w:tabs>
+        <w:ind w:left="3600" w:hanging="360"/>
+      </w:pPr>
+      <w:rPr>
+        <w:rFonts w:ascii="Symbol" w:hAnsi="Symbol" w:hint="default"/>
+        <w:sz w:val="20"/>
+      </w:rPr>
+    </w:lvl>
+    <w:lvl w:ilvl="5" w:tentative="1">
+      <w:start w:val="1"/>
+      <w:numFmt w:val="bullet"/>
+      <w:lvlText w:val=""/>
+      <w:lvlJc w:val="left"/>
+      <w:pPr>
+        <w:tabs>
+          <w:tab w:val="num" w:pos="4320"/>
+        </w:tabs>
+        <w:ind w:left="4320" w:hanging="360"/>
+      </w:pPr>
+      <w:rPr>
+        <w:rFonts w:ascii="Symbol" w:hAnsi="Symbol" w:hint="default"/>
+        <w:sz w:val="20"/>
+      </w:rPr>
+    </w:lvl>
+    <w:lvl w:ilvl="6" w:tentative="1">
+      <w:start w:val="1"/>
+      <w:numFmt w:val="bullet"/>
+      <w:lvlText w:val=""/>
+      <w:lvlJc w:val="left"/>
+      <w:pPr>
+        <w:tabs>
+          <w:tab w:val="num" w:pos="5040"/>
+        </w:tabs>
+        <w:ind w:left="5040" w:hanging="360"/>
+      </w:pPr>
+      <w:rPr>
+        <w:rFonts w:ascii="Symbol" w:hAnsi="Symbol" w:hint="default"/>
+        <w:sz w:val="20"/>
+      </w:rPr>
+    </w:lvl>
+    <w:lvl w:ilvl="7" w:tentative="1">
+      <w:start w:val="1"/>
+      <w:numFmt w:val="bullet"/>
+      <w:lvlText w:val=""/>
+      <w:lvlJc w:val="left"/>
+      <w:pPr>
+        <w:tabs>
+          <w:tab w:val="num" w:pos="5760"/>
+        </w:tabs>
+        <w:ind w:left="5760" w:hanging="360"/>
+      </w:pPr>
+      <w:rPr>
+        <w:rFonts w:ascii="Symbol" w:hAnsi="Symbol" w:hint="default"/>
+        <w:sz w:val="20"/>
+      </w:rPr>
+    </w:lvl>
+    <w:lvl w:ilvl="8" w:tentative="1">
+      <w:start w:val="1"/>
+      <w:numFmt w:val="bullet"/>
+      <w:lvlText w:val=""/>
+      <w:lvlJc w:val="left"/>
+      <w:pPr>
+        <w:tabs>
+          <w:tab w:val="num" w:pos="6480"/>
+        </w:tabs>
+        <w:ind w:left="6480" w:hanging="360"/>
+      </w:pPr>
+      <w:rPr>
+        <w:rFonts w:ascii="Symbol" w:hAnsi="Symbol" w:hint="default"/>
+        <w:sz w:val="20"/>
+      </w:rPr>
+    </w:lvl>
+  </w:abstractNum>
+  <w:abstractNum w:abstractNumId="6" w15:restartNumberingAfterBreak="0">
+    <w:nsid w:val="32F06C61"/>
+    <w:multiLevelType w:val="multilevel"/>
+    <w:tmpl w:val="0407001D"/>
+    <w:lvl w:ilvl="0">
+      <w:start w:val="1"/>
+      <w:numFmt w:val="decimal"/>
+      <w:lvlText w:val="%1)"/>
+      <w:lvlJc w:val="left"/>
+      <w:pPr>
+        <w:ind w:left="360" w:hanging="360"/>
+      </w:pPr>
+    </w:lvl>
+    <w:lvl w:ilvl="1">
+      <w:start w:val="1"/>
       <w:numFmt w:val="lowerLetter"/>
-      <w:lvlText w:val="%2."/>
+      <w:lvlText w:val="%2)"/>
+      <w:lvlJc w:val="left"/>
+      <w:pPr>
+        <w:ind w:left="720" w:hanging="360"/>
+      </w:pPr>
+    </w:lvl>
+    <w:lvl w:ilvl="2">
+      <w:start w:val="1"/>
+      <w:numFmt w:val="lowerRoman"/>
+      <w:lvlText w:val="%3)"/>
+      <w:lvlJc w:val="left"/>
+      <w:pPr>
+        <w:ind w:left="1080" w:hanging="360"/>
+      </w:pPr>
+    </w:lvl>
+    <w:lvl w:ilvl="3">
+      <w:start w:val="1"/>
+      <w:numFmt w:val="decimal"/>
+      <w:lvlText w:val="(%4)"/>
       <w:lvlJc w:val="left"/>
       <w:pPr>
         <w:ind w:left="1440" w:hanging="360"/>
       </w:pPr>
+    </w:lvl>
+    <w:lvl w:ilvl="4">
+      <w:start w:val="1"/>
+      <w:numFmt w:val="lowerLetter"/>
+      <w:lvlText w:val="(%5)"/>
+      <w:lvlJc w:val="left"/>
+      <w:pPr>
+        <w:ind w:left="1800" w:hanging="360"/>
+      </w:pPr>
+    </w:lvl>
+    <w:lvl w:ilvl="5">
+      <w:start w:val="1"/>
+      <w:numFmt w:val="lowerRoman"/>
+      <w:lvlText w:val="(%6)"/>
+      <w:lvlJc w:val="left"/>
+      <w:pPr>
+        <w:ind w:left="2160" w:hanging="360"/>
+      </w:pPr>
+    </w:lvl>
+    <w:lvl w:ilvl="6">
+      <w:start w:val="1"/>
+      <w:numFmt w:val="decimal"/>
+      <w:lvlText w:val="%7."/>
+      <w:lvlJc w:val="left"/>
+      <w:pPr>
+        <w:ind w:left="2520" w:hanging="360"/>
+      </w:pPr>
+    </w:lvl>
+    <w:lvl w:ilvl="7">
+      <w:start w:val="1"/>
+      <w:numFmt w:val="lowerLetter"/>
+      <w:lvlText w:val="%8."/>
+      <w:lvlJc w:val="left"/>
+      <w:pPr>
+        <w:ind w:left="2880" w:hanging="360"/>
+      </w:pPr>
+    </w:lvl>
+    <w:lvl w:ilvl="8">
+      <w:start w:val="1"/>
+      <w:numFmt w:val="lowerRoman"/>
+      <w:lvlText w:val="%9."/>
+      <w:lvlJc w:val="left"/>
+      <w:pPr>
+        <w:ind w:left="3240" w:hanging="360"/>
+      </w:pPr>
+    </w:lvl>
+  </w:abstractNum>
+  <w:abstractNum w:abstractNumId="7" w15:restartNumberingAfterBreak="0">
+    <w:nsid w:val="42A14B66"/>
+    <w:multiLevelType w:val="multilevel"/>
+    <w:tmpl w:val="B3C63416"/>
+    <w:lvl w:ilvl="0">
+      <w:start w:val="1"/>
+      <w:numFmt w:val="bullet"/>
+      <w:lvlText w:val=""/>
+      <w:lvlJc w:val="left"/>
+      <w:pPr>
+        <w:tabs>
+          <w:tab w:val="num" w:pos="720"/>
+        </w:tabs>
+        <w:ind w:left="720" w:hanging="360"/>
+      </w:pPr>
       <w:rPr>
-        <w:rFonts w:hint="default"/>
+        <w:rFonts w:ascii="Symbol" w:hAnsi="Symbol" w:hint="default"/>
+        <w:sz w:val="20"/>
       </w:rPr>
+    </w:lvl>
+    <w:lvl w:ilvl="1" w:tentative="1">
+      <w:start w:val="1"/>
+      <w:numFmt w:val="bullet"/>
+      <w:lvlText w:val=""/>
+      <w:lvlJc w:val="left"/>
+      <w:pPr>
+        <w:tabs>
+          <w:tab w:val="num" w:pos="1440"/>
+        </w:tabs>
+        <w:ind w:left="1440" w:hanging="360"/>
+      </w:pPr>
+      <w:rPr>
+        <w:rFonts w:ascii="Symbol" w:hAnsi="Symbol" w:hint="default"/>
+        <w:sz w:val="20"/>
+      </w:rPr>
+    </w:lvl>
+    <w:lvl w:ilvl="2" w:tentative="1">
+      <w:start w:val="1"/>
+      <w:numFmt w:val="bullet"/>
+      <w:lvlText w:val=""/>
+      <w:lvlJc w:val="left"/>
+      <w:pPr>
+        <w:tabs>
+          <w:tab w:val="num" w:pos="2160"/>
+        </w:tabs>
+        <w:ind w:left="2160" w:hanging="360"/>
+      </w:pPr>
+      <w:rPr>
+        <w:rFonts w:ascii="Symbol" w:hAnsi="Symbol" w:hint="default"/>
+        <w:sz w:val="20"/>
+      </w:rPr>
+    </w:lvl>
+    <w:lvl w:ilvl="3" w:tentative="1">
+      <w:start w:val="1"/>
+      <w:numFmt w:val="bullet"/>
+      <w:lvlText w:val=""/>
+      <w:lvlJc w:val="left"/>
+      <w:pPr>
+        <w:tabs>
+          <w:tab w:val="num" w:pos="2880"/>
+        </w:tabs>
+        <w:ind w:left="2880" w:hanging="360"/>
+      </w:pPr>
+      <w:rPr>
+        <w:rFonts w:ascii="Symbol" w:hAnsi="Symbol" w:hint="default"/>
+        <w:sz w:val="20"/>
+      </w:rPr>
+    </w:lvl>
+    <w:lvl w:ilvl="4" w:tentative="1">
+      <w:start w:val="1"/>
+      <w:numFmt w:val="bullet"/>
+      <w:lvlText w:val=""/>
+      <w:lvlJc w:val="left"/>
+      <w:pPr>
+        <w:tabs>
+          <w:tab w:val="num" w:pos="3600"/>
+        </w:tabs>
+        <w:ind w:left="3600" w:hanging="360"/>
+      </w:pPr>
+      <w:rPr>
+        <w:rFonts w:ascii="Symbol" w:hAnsi="Symbol" w:hint="default"/>
+        <w:sz w:val="20"/>
+      </w:rPr>
+    </w:lvl>
+    <w:lvl w:ilvl="5" w:tentative="1">
+      <w:start w:val="1"/>
+      <w:numFmt w:val="bullet"/>
+      <w:lvlText w:val=""/>
+      <w:lvlJc w:val="left"/>
+      <w:pPr>
+        <w:tabs>
+          <w:tab w:val="num" w:pos="4320"/>
+        </w:tabs>
+        <w:ind w:left="4320" w:hanging="360"/>
+      </w:pPr>
+      <w:rPr>
+        <w:rFonts w:ascii="Symbol" w:hAnsi="Symbol" w:hint="default"/>
+        <w:sz w:val="20"/>
+      </w:rPr>
+    </w:lvl>
+    <w:lvl w:ilvl="6" w:tentative="1">
+      <w:start w:val="1"/>
+      <w:numFmt w:val="bullet"/>
+      <w:lvlText w:val=""/>
+      <w:lvlJc w:val="left"/>
+      <w:pPr>
+        <w:tabs>
+          <w:tab w:val="num" w:pos="5040"/>
+        </w:tabs>
+        <w:ind w:left="5040" w:hanging="360"/>
+      </w:pPr>
+      <w:rPr>
+        <w:rFonts w:ascii="Symbol" w:hAnsi="Symbol" w:hint="default"/>
+        <w:sz w:val="20"/>
+      </w:rPr>
+    </w:lvl>
+    <w:lvl w:ilvl="7" w:tentative="1">
+      <w:start w:val="1"/>
+      <w:numFmt w:val="bullet"/>
+      <w:lvlText w:val=""/>
+      <w:lvlJc w:val="left"/>
+      <w:pPr>
+        <w:tabs>
+          <w:tab w:val="num" w:pos="5760"/>
+        </w:tabs>
+        <w:ind w:left="5760" w:hanging="360"/>
+      </w:pPr>
+      <w:rPr>
+        <w:rFonts w:ascii="Symbol" w:hAnsi="Symbol" w:hint="default"/>
+        <w:sz w:val="20"/>
+      </w:rPr>
+    </w:lvl>
+    <w:lvl w:ilvl="8" w:tentative="1">
+      <w:start w:val="1"/>
+      <w:numFmt w:val="bullet"/>
+      <w:lvlText w:val=""/>
+      <w:lvlJc w:val="left"/>
+      <w:pPr>
+        <w:tabs>
+          <w:tab w:val="num" w:pos="6480"/>
+        </w:tabs>
+        <w:ind w:left="6480" w:hanging="360"/>
+      </w:pPr>
+      <w:rPr>
+        <w:rFonts w:ascii="Symbol" w:hAnsi="Symbol" w:hint="default"/>
+        <w:sz w:val="20"/>
+      </w:rPr>
+    </w:lvl>
+  </w:abstractNum>
+  <w:abstractNum w:abstractNumId="8" w15:restartNumberingAfterBreak="0">
+    <w:nsid w:val="43EB469C"/>
+    <w:multiLevelType w:val="multilevel"/>
+    <w:tmpl w:val="81F416F6"/>
+    <w:lvl w:ilvl="0">
+      <w:start w:val="1"/>
+      <w:numFmt w:val="bullet"/>
+      <w:lvlText w:val=""/>
+      <w:lvlJc w:val="left"/>
+      <w:pPr>
+        <w:tabs>
+          <w:tab w:val="num" w:pos="720"/>
+        </w:tabs>
+        <w:ind w:left="720" w:hanging="360"/>
+      </w:pPr>
+      <w:rPr>
+        <w:rFonts w:ascii="Symbol" w:hAnsi="Symbol" w:hint="default"/>
+        <w:sz w:val="20"/>
+      </w:rPr>
+    </w:lvl>
+    <w:lvl w:ilvl="1">
+      <w:start w:val="1"/>
+      <w:numFmt w:val="decimal"/>
+      <w:lvlText w:val="(%2)"/>
+      <w:lvlJc w:val="left"/>
+      <w:pPr>
+        <w:ind w:left="1440" w:hanging="360"/>
+      </w:pPr>
     </w:lvl>
     <w:lvl w:ilvl="2">
       <w:start w:val="1"/>
@@ -3059,242 +5509,7 @@
       </w:rPr>
     </w:lvl>
   </w:abstractNum>
-  <w:abstractNum w:abstractNumId="5" w15:restartNumberingAfterBreak="0">
-    <w:nsid w:val="32F06C61"/>
-    <w:multiLevelType w:val="multilevel"/>
-    <w:tmpl w:val="0407001D"/>
-    <w:lvl w:ilvl="0">
-      <w:start w:val="1"/>
-      <w:numFmt w:val="decimal"/>
-      <w:lvlText w:val="%1)"/>
-      <w:lvlJc w:val="left"/>
-      <w:pPr>
-        <w:ind w:left="360" w:hanging="360"/>
-      </w:pPr>
-    </w:lvl>
-    <w:lvl w:ilvl="1">
-      <w:start w:val="1"/>
-      <w:numFmt w:val="lowerLetter"/>
-      <w:lvlText w:val="%2)"/>
-      <w:lvlJc w:val="left"/>
-      <w:pPr>
-        <w:ind w:left="720" w:hanging="360"/>
-      </w:pPr>
-    </w:lvl>
-    <w:lvl w:ilvl="2">
-      <w:start w:val="1"/>
-      <w:numFmt w:val="lowerRoman"/>
-      <w:lvlText w:val="%3)"/>
-      <w:lvlJc w:val="left"/>
-      <w:pPr>
-        <w:ind w:left="1080" w:hanging="360"/>
-      </w:pPr>
-    </w:lvl>
-    <w:lvl w:ilvl="3">
-      <w:start w:val="1"/>
-      <w:numFmt w:val="decimal"/>
-      <w:lvlText w:val="(%4)"/>
-      <w:lvlJc w:val="left"/>
-      <w:pPr>
-        <w:ind w:left="1440" w:hanging="360"/>
-      </w:pPr>
-    </w:lvl>
-    <w:lvl w:ilvl="4">
-      <w:start w:val="1"/>
-      <w:numFmt w:val="lowerLetter"/>
-      <w:lvlText w:val="(%5)"/>
-      <w:lvlJc w:val="left"/>
-      <w:pPr>
-        <w:ind w:left="1800" w:hanging="360"/>
-      </w:pPr>
-    </w:lvl>
-    <w:lvl w:ilvl="5">
-      <w:start w:val="1"/>
-      <w:numFmt w:val="lowerRoman"/>
-      <w:lvlText w:val="(%6)"/>
-      <w:lvlJc w:val="left"/>
-      <w:pPr>
-        <w:ind w:left="2160" w:hanging="360"/>
-      </w:pPr>
-    </w:lvl>
-    <w:lvl w:ilvl="6">
-      <w:start w:val="1"/>
-      <w:numFmt w:val="decimal"/>
-      <w:lvlText w:val="%7."/>
-      <w:lvlJc w:val="left"/>
-      <w:pPr>
-        <w:ind w:left="2520" w:hanging="360"/>
-      </w:pPr>
-    </w:lvl>
-    <w:lvl w:ilvl="7">
-      <w:start w:val="1"/>
-      <w:numFmt w:val="lowerLetter"/>
-      <w:lvlText w:val="%8."/>
-      <w:lvlJc w:val="left"/>
-      <w:pPr>
-        <w:ind w:left="2880" w:hanging="360"/>
-      </w:pPr>
-    </w:lvl>
-    <w:lvl w:ilvl="8">
-      <w:start w:val="1"/>
-      <w:numFmt w:val="lowerRoman"/>
-      <w:lvlText w:val="%9."/>
-      <w:lvlJc w:val="left"/>
-      <w:pPr>
-        <w:ind w:left="3240" w:hanging="360"/>
-      </w:pPr>
-    </w:lvl>
-  </w:abstractNum>
-  <w:abstractNum w:abstractNumId="6" w15:restartNumberingAfterBreak="0">
-    <w:nsid w:val="42A14B66"/>
-    <w:multiLevelType w:val="multilevel"/>
-    <w:tmpl w:val="B3C63416"/>
-    <w:lvl w:ilvl="0">
-      <w:start w:val="1"/>
-      <w:numFmt w:val="bullet"/>
-      <w:lvlText w:val=""/>
-      <w:lvlJc w:val="left"/>
-      <w:pPr>
-        <w:tabs>
-          <w:tab w:val="num" w:pos="720"/>
-        </w:tabs>
-        <w:ind w:left="720" w:hanging="360"/>
-      </w:pPr>
-      <w:rPr>
-        <w:rFonts w:ascii="Symbol" w:hAnsi="Symbol" w:hint="default"/>
-        <w:sz w:val="20"/>
-      </w:rPr>
-    </w:lvl>
-    <w:lvl w:ilvl="1" w:tentative="1">
-      <w:start w:val="1"/>
-      <w:numFmt w:val="bullet"/>
-      <w:lvlText w:val=""/>
-      <w:lvlJc w:val="left"/>
-      <w:pPr>
-        <w:tabs>
-          <w:tab w:val="num" w:pos="1440"/>
-        </w:tabs>
-        <w:ind w:left="1440" w:hanging="360"/>
-      </w:pPr>
-      <w:rPr>
-        <w:rFonts w:ascii="Symbol" w:hAnsi="Symbol" w:hint="default"/>
-        <w:sz w:val="20"/>
-      </w:rPr>
-    </w:lvl>
-    <w:lvl w:ilvl="2" w:tentative="1">
-      <w:start w:val="1"/>
-      <w:numFmt w:val="bullet"/>
-      <w:lvlText w:val=""/>
-      <w:lvlJc w:val="left"/>
-      <w:pPr>
-        <w:tabs>
-          <w:tab w:val="num" w:pos="2160"/>
-        </w:tabs>
-        <w:ind w:left="2160" w:hanging="360"/>
-      </w:pPr>
-      <w:rPr>
-        <w:rFonts w:ascii="Symbol" w:hAnsi="Symbol" w:hint="default"/>
-        <w:sz w:val="20"/>
-      </w:rPr>
-    </w:lvl>
-    <w:lvl w:ilvl="3" w:tentative="1">
-      <w:start w:val="1"/>
-      <w:numFmt w:val="bullet"/>
-      <w:lvlText w:val=""/>
-      <w:lvlJc w:val="left"/>
-      <w:pPr>
-        <w:tabs>
-          <w:tab w:val="num" w:pos="2880"/>
-        </w:tabs>
-        <w:ind w:left="2880" w:hanging="360"/>
-      </w:pPr>
-      <w:rPr>
-        <w:rFonts w:ascii="Symbol" w:hAnsi="Symbol" w:hint="default"/>
-        <w:sz w:val="20"/>
-      </w:rPr>
-    </w:lvl>
-    <w:lvl w:ilvl="4" w:tentative="1">
-      <w:start w:val="1"/>
-      <w:numFmt w:val="bullet"/>
-      <w:lvlText w:val=""/>
-      <w:lvlJc w:val="left"/>
-      <w:pPr>
-        <w:tabs>
-          <w:tab w:val="num" w:pos="3600"/>
-        </w:tabs>
-        <w:ind w:left="3600" w:hanging="360"/>
-      </w:pPr>
-      <w:rPr>
-        <w:rFonts w:ascii="Symbol" w:hAnsi="Symbol" w:hint="default"/>
-        <w:sz w:val="20"/>
-      </w:rPr>
-    </w:lvl>
-    <w:lvl w:ilvl="5" w:tentative="1">
-      <w:start w:val="1"/>
-      <w:numFmt w:val="bullet"/>
-      <w:lvlText w:val=""/>
-      <w:lvlJc w:val="left"/>
-      <w:pPr>
-        <w:tabs>
-          <w:tab w:val="num" w:pos="4320"/>
-        </w:tabs>
-        <w:ind w:left="4320" w:hanging="360"/>
-      </w:pPr>
-      <w:rPr>
-        <w:rFonts w:ascii="Symbol" w:hAnsi="Symbol" w:hint="default"/>
-        <w:sz w:val="20"/>
-      </w:rPr>
-    </w:lvl>
-    <w:lvl w:ilvl="6" w:tentative="1">
-      <w:start w:val="1"/>
-      <w:numFmt w:val="bullet"/>
-      <w:lvlText w:val=""/>
-      <w:lvlJc w:val="left"/>
-      <w:pPr>
-        <w:tabs>
-          <w:tab w:val="num" w:pos="5040"/>
-        </w:tabs>
-        <w:ind w:left="5040" w:hanging="360"/>
-      </w:pPr>
-      <w:rPr>
-        <w:rFonts w:ascii="Symbol" w:hAnsi="Symbol" w:hint="default"/>
-        <w:sz w:val="20"/>
-      </w:rPr>
-    </w:lvl>
-    <w:lvl w:ilvl="7" w:tentative="1">
-      <w:start w:val="1"/>
-      <w:numFmt w:val="bullet"/>
-      <w:lvlText w:val=""/>
-      <w:lvlJc w:val="left"/>
-      <w:pPr>
-        <w:tabs>
-          <w:tab w:val="num" w:pos="5760"/>
-        </w:tabs>
-        <w:ind w:left="5760" w:hanging="360"/>
-      </w:pPr>
-      <w:rPr>
-        <w:rFonts w:ascii="Symbol" w:hAnsi="Symbol" w:hint="default"/>
-        <w:sz w:val="20"/>
-      </w:rPr>
-    </w:lvl>
-    <w:lvl w:ilvl="8" w:tentative="1">
-      <w:start w:val="1"/>
-      <w:numFmt w:val="bullet"/>
-      <w:lvlText w:val=""/>
-      <w:lvlJc w:val="left"/>
-      <w:pPr>
-        <w:tabs>
-          <w:tab w:val="num" w:pos="6480"/>
-        </w:tabs>
-        <w:ind w:left="6480" w:hanging="360"/>
-      </w:pPr>
-      <w:rPr>
-        <w:rFonts w:ascii="Symbol" w:hAnsi="Symbol" w:hint="default"/>
-        <w:sz w:val="20"/>
-      </w:rPr>
-    </w:lvl>
-  </w:abstractNum>
-  <w:abstractNum w:abstractNumId="7" w15:restartNumberingAfterBreak="0">
+  <w:abstractNum w:abstractNumId="9" w15:restartNumberingAfterBreak="0">
     <w:nsid w:val="488D7C47"/>
     <w:multiLevelType w:val="multilevel"/>
     <w:tmpl w:val="213EAC34"/>
@@ -3407,7 +5622,7 @@
       </w:pPr>
     </w:lvl>
   </w:abstractNum>
-  <w:abstractNum w:abstractNumId="8" w15:restartNumberingAfterBreak="0">
+  <w:abstractNum w:abstractNumId="10" w15:restartNumberingAfterBreak="0">
     <w:nsid w:val="49161522"/>
     <w:multiLevelType w:val="hybridMultilevel"/>
     <w:tmpl w:val="4BAEB930"/>
@@ -3493,7 +5708,142 @@
       </w:pPr>
     </w:lvl>
   </w:abstractNum>
-  <w:abstractNum w:abstractNumId="9" w15:restartNumberingAfterBreak="0">
+  <w:abstractNum w:abstractNumId="11" w15:restartNumberingAfterBreak="0">
+    <w:nsid w:val="50231CB7"/>
+    <w:multiLevelType w:val="multilevel"/>
+    <w:tmpl w:val="440E3A76"/>
+    <w:lvl w:ilvl="0">
+      <w:start w:val="1"/>
+      <w:numFmt w:val="bullet"/>
+      <w:lvlText w:val=""/>
+      <w:lvlJc w:val="left"/>
+      <w:pPr>
+        <w:tabs>
+          <w:tab w:val="num" w:pos="720"/>
+        </w:tabs>
+        <w:ind w:left="720" w:hanging="360"/>
+      </w:pPr>
+      <w:rPr>
+        <w:rFonts w:ascii="Symbol" w:hAnsi="Symbol" w:hint="default"/>
+        <w:sz w:val="20"/>
+      </w:rPr>
+    </w:lvl>
+    <w:lvl w:ilvl="1">
+      <w:start w:val="1"/>
+      <w:numFmt w:val="decimal"/>
+      <w:lvlText w:val="(%2)"/>
+      <w:lvlJc w:val="left"/>
+      <w:pPr>
+        <w:ind w:left="1440" w:hanging="360"/>
+      </w:pPr>
+    </w:lvl>
+    <w:lvl w:ilvl="2">
+      <w:start w:val="1"/>
+      <w:numFmt w:val="lowerLetter"/>
+      <w:lvlText w:val="%3)"/>
+      <w:lvlJc w:val="left"/>
+      <w:pPr>
+        <w:ind w:left="2160" w:hanging="360"/>
+      </w:pPr>
+    </w:lvl>
+    <w:lvl w:ilvl="3">
+      <w:start w:val="1"/>
+      <w:numFmt w:val="bullet"/>
+      <w:lvlText w:val=""/>
+      <w:lvlJc w:val="left"/>
+      <w:pPr>
+        <w:tabs>
+          <w:tab w:val="num" w:pos="2880"/>
+        </w:tabs>
+        <w:ind w:left="2880" w:hanging="360"/>
+      </w:pPr>
+      <w:rPr>
+        <w:rFonts w:ascii="Symbol" w:hAnsi="Symbol" w:hint="default"/>
+        <w:sz w:val="20"/>
+      </w:rPr>
+    </w:lvl>
+    <w:lvl w:ilvl="4">
+      <w:start w:val="1"/>
+      <w:numFmt w:val="bullet"/>
+      <w:lvlText w:val=""/>
+      <w:lvlJc w:val="left"/>
+      <w:pPr>
+        <w:tabs>
+          <w:tab w:val="num" w:pos="3600"/>
+        </w:tabs>
+        <w:ind w:left="3600" w:hanging="360"/>
+      </w:pPr>
+      <w:rPr>
+        <w:rFonts w:ascii="Symbol" w:hAnsi="Symbol" w:hint="default"/>
+        <w:sz w:val="20"/>
+      </w:rPr>
+    </w:lvl>
+    <w:lvl w:ilvl="5" w:tentative="1">
+      <w:start w:val="1"/>
+      <w:numFmt w:val="bullet"/>
+      <w:lvlText w:val=""/>
+      <w:lvlJc w:val="left"/>
+      <w:pPr>
+        <w:tabs>
+          <w:tab w:val="num" w:pos="4320"/>
+        </w:tabs>
+        <w:ind w:left="4320" w:hanging="360"/>
+      </w:pPr>
+      <w:rPr>
+        <w:rFonts w:ascii="Symbol" w:hAnsi="Symbol" w:hint="default"/>
+        <w:sz w:val="20"/>
+      </w:rPr>
+    </w:lvl>
+    <w:lvl w:ilvl="6" w:tentative="1">
+      <w:start w:val="1"/>
+      <w:numFmt w:val="bullet"/>
+      <w:lvlText w:val=""/>
+      <w:lvlJc w:val="left"/>
+      <w:pPr>
+        <w:tabs>
+          <w:tab w:val="num" w:pos="5040"/>
+        </w:tabs>
+        <w:ind w:left="5040" w:hanging="360"/>
+      </w:pPr>
+      <w:rPr>
+        <w:rFonts w:ascii="Symbol" w:hAnsi="Symbol" w:hint="default"/>
+        <w:sz w:val="20"/>
+      </w:rPr>
+    </w:lvl>
+    <w:lvl w:ilvl="7" w:tentative="1">
+      <w:start w:val="1"/>
+      <w:numFmt w:val="bullet"/>
+      <w:lvlText w:val=""/>
+      <w:lvlJc w:val="left"/>
+      <w:pPr>
+        <w:tabs>
+          <w:tab w:val="num" w:pos="5760"/>
+        </w:tabs>
+        <w:ind w:left="5760" w:hanging="360"/>
+      </w:pPr>
+      <w:rPr>
+        <w:rFonts w:ascii="Symbol" w:hAnsi="Symbol" w:hint="default"/>
+        <w:sz w:val="20"/>
+      </w:rPr>
+    </w:lvl>
+    <w:lvl w:ilvl="8" w:tentative="1">
+      <w:start w:val="1"/>
+      <w:numFmt w:val="bullet"/>
+      <w:lvlText w:val=""/>
+      <w:lvlJc w:val="left"/>
+      <w:pPr>
+        <w:tabs>
+          <w:tab w:val="num" w:pos="6480"/>
+        </w:tabs>
+        <w:ind w:left="6480" w:hanging="360"/>
+      </w:pPr>
+      <w:rPr>
+        <w:rFonts w:ascii="Symbol" w:hAnsi="Symbol" w:hint="default"/>
+        <w:sz w:val="20"/>
+      </w:rPr>
+    </w:lvl>
+  </w:abstractNum>
+  <w:abstractNum w:abstractNumId="12" w15:restartNumberingAfterBreak="0">
     <w:nsid w:val="55FA18F2"/>
     <w:multiLevelType w:val="multilevel"/>
     <w:tmpl w:val="85AA430E"/>
@@ -3642,7 +5992,7 @@
       </w:rPr>
     </w:lvl>
   </w:abstractNum>
-  <w:abstractNum w:abstractNumId="10" w15:restartNumberingAfterBreak="0">
+  <w:abstractNum w:abstractNumId="13" w15:restartNumberingAfterBreak="0">
     <w:nsid w:val="5A1D55A0"/>
     <w:multiLevelType w:val="hybridMultilevel"/>
     <w:tmpl w:val="5A5AAF6E"/>
@@ -3728,7 +6078,7 @@
       </w:pPr>
     </w:lvl>
   </w:abstractNum>
-  <w:abstractNum w:abstractNumId="11" w15:restartNumberingAfterBreak="0">
+  <w:abstractNum w:abstractNumId="14" w15:restartNumberingAfterBreak="0">
     <w:nsid w:val="5BB917B2"/>
     <w:multiLevelType w:val="multilevel"/>
     <w:tmpl w:val="0407001D"/>
@@ -3814,7 +6164,120 @@
       </w:pPr>
     </w:lvl>
   </w:abstractNum>
-  <w:abstractNum w:abstractNumId="12" w15:restartNumberingAfterBreak="0">
+  <w:abstractNum w:abstractNumId="15" w15:restartNumberingAfterBreak="0">
+    <w:nsid w:val="65CE4AF2"/>
+    <w:multiLevelType w:val="multilevel"/>
+    <w:tmpl w:val="E72C0340"/>
+    <w:lvl w:ilvl="0">
+      <w:start w:val="2"/>
+      <w:numFmt w:val="decimal"/>
+      <w:lvlText w:val="%1."/>
+      <w:lvlJc w:val="left"/>
+      <w:pPr>
+        <w:tabs>
+          <w:tab w:val="num" w:pos="720"/>
+        </w:tabs>
+        <w:ind w:left="720" w:hanging="360"/>
+      </w:pPr>
+    </w:lvl>
+    <w:lvl w:ilvl="1" w:tentative="1">
+      <w:start w:val="1"/>
+      <w:numFmt w:val="decimal"/>
+      <w:lvlText w:val="%2."/>
+      <w:lvlJc w:val="left"/>
+      <w:pPr>
+        <w:tabs>
+          <w:tab w:val="num" w:pos="1440"/>
+        </w:tabs>
+        <w:ind w:left="1440" w:hanging="360"/>
+      </w:pPr>
+    </w:lvl>
+    <w:lvl w:ilvl="2" w:tentative="1">
+      <w:start w:val="1"/>
+      <w:numFmt w:val="decimal"/>
+      <w:lvlText w:val="%3."/>
+      <w:lvlJc w:val="left"/>
+      <w:pPr>
+        <w:tabs>
+          <w:tab w:val="num" w:pos="2160"/>
+        </w:tabs>
+        <w:ind w:left="2160" w:hanging="360"/>
+      </w:pPr>
+    </w:lvl>
+    <w:lvl w:ilvl="3" w:tentative="1">
+      <w:start w:val="1"/>
+      <w:numFmt w:val="decimal"/>
+      <w:lvlText w:val="%4."/>
+      <w:lvlJc w:val="left"/>
+      <w:pPr>
+        <w:tabs>
+          <w:tab w:val="num" w:pos="2880"/>
+        </w:tabs>
+        <w:ind w:left="2880" w:hanging="360"/>
+      </w:pPr>
+    </w:lvl>
+    <w:lvl w:ilvl="4" w:tentative="1">
+      <w:start w:val="1"/>
+      <w:numFmt w:val="decimal"/>
+      <w:lvlText w:val="%5."/>
+      <w:lvlJc w:val="left"/>
+      <w:pPr>
+        <w:tabs>
+          <w:tab w:val="num" w:pos="3600"/>
+        </w:tabs>
+        <w:ind w:left="3600" w:hanging="360"/>
+      </w:pPr>
+    </w:lvl>
+    <w:lvl w:ilvl="5" w:tentative="1">
+      <w:start w:val="1"/>
+      <w:numFmt w:val="decimal"/>
+      <w:lvlText w:val="%6."/>
+      <w:lvlJc w:val="left"/>
+      <w:pPr>
+        <w:tabs>
+          <w:tab w:val="num" w:pos="4320"/>
+        </w:tabs>
+        <w:ind w:left="4320" w:hanging="360"/>
+      </w:pPr>
+    </w:lvl>
+    <w:lvl w:ilvl="6" w:tentative="1">
+      <w:start w:val="1"/>
+      <w:numFmt w:val="decimal"/>
+      <w:lvlText w:val="%7."/>
+      <w:lvlJc w:val="left"/>
+      <w:pPr>
+        <w:tabs>
+          <w:tab w:val="num" w:pos="5040"/>
+        </w:tabs>
+        <w:ind w:left="5040" w:hanging="360"/>
+      </w:pPr>
+    </w:lvl>
+    <w:lvl w:ilvl="7" w:tentative="1">
+      <w:start w:val="1"/>
+      <w:numFmt w:val="decimal"/>
+      <w:lvlText w:val="%8."/>
+      <w:lvlJc w:val="left"/>
+      <w:pPr>
+        <w:tabs>
+          <w:tab w:val="num" w:pos="5760"/>
+        </w:tabs>
+        <w:ind w:left="5760" w:hanging="360"/>
+      </w:pPr>
+    </w:lvl>
+    <w:lvl w:ilvl="8" w:tentative="1">
+      <w:start w:val="1"/>
+      <w:numFmt w:val="decimal"/>
+      <w:lvlText w:val="%9."/>
+      <w:lvlJc w:val="left"/>
+      <w:pPr>
+        <w:tabs>
+          <w:tab w:val="num" w:pos="6480"/>
+        </w:tabs>
+        <w:ind w:left="6480" w:hanging="360"/>
+      </w:pPr>
+    </w:lvl>
+  </w:abstractNum>
+  <w:abstractNum w:abstractNumId="16" w15:restartNumberingAfterBreak="0">
     <w:nsid w:val="674B015F"/>
     <w:multiLevelType w:val="multilevel"/>
     <w:tmpl w:val="0407001D"/>
@@ -3900,7 +6363,7 @@
       </w:pPr>
     </w:lvl>
   </w:abstractNum>
-  <w:abstractNum w:abstractNumId="13" w15:restartNumberingAfterBreak="0">
+  <w:abstractNum w:abstractNumId="17" w15:restartNumberingAfterBreak="0">
     <w:nsid w:val="6B7F35AA"/>
     <w:multiLevelType w:val="multilevel"/>
     <w:tmpl w:val="1354C5F4"/>
@@ -4013,7 +6476,7 @@
       </w:pPr>
     </w:lvl>
   </w:abstractNum>
-  <w:abstractNum w:abstractNumId="14" w15:restartNumberingAfterBreak="0">
+  <w:abstractNum w:abstractNumId="18" w15:restartNumberingAfterBreak="0">
     <w:nsid w:val="75311ACE"/>
     <w:multiLevelType w:val="multilevel"/>
     <w:tmpl w:val="F5D6B320"/>
@@ -4150,49 +6613,61 @@
     </w:lvl>
   </w:abstractNum>
   <w:num w:numId="1" w16cid:durableId="1602564744">
-    <w:abstractNumId w:val="11"/>
+    <w:abstractNumId w:val="14"/>
   </w:num>
   <w:num w:numId="2" w16cid:durableId="526720709">
     <w:abstractNumId w:val="2"/>
   </w:num>
   <w:num w:numId="3" w16cid:durableId="1936203457">
-    <w:abstractNumId w:val="9"/>
+    <w:abstractNumId w:val="12"/>
   </w:num>
   <w:num w:numId="4" w16cid:durableId="754280680">
-    <w:abstractNumId w:val="12"/>
+    <w:abstractNumId w:val="16"/>
   </w:num>
   <w:num w:numId="5" w16cid:durableId="648872497">
+    <w:abstractNumId w:val="6"/>
+  </w:num>
+  <w:num w:numId="6" w16cid:durableId="2038966932">
+    <w:abstractNumId w:val="4"/>
+  </w:num>
+  <w:num w:numId="7" w16cid:durableId="1422681056">
+    <w:abstractNumId w:val="10"/>
+  </w:num>
+  <w:num w:numId="8" w16cid:durableId="241567822">
+    <w:abstractNumId w:val="13"/>
+  </w:num>
+  <w:num w:numId="9" w16cid:durableId="469514361">
     <w:abstractNumId w:val="5"/>
   </w:num>
-  <w:num w:numId="6" w16cid:durableId="2038966932">
-    <w:abstractNumId w:val="3"/>
-  </w:num>
-  <w:num w:numId="7" w16cid:durableId="1422681056">
-    <w:abstractNumId w:val="8"/>
-  </w:num>
-  <w:num w:numId="8" w16cid:durableId="241567822">
-    <w:abstractNumId w:val="10"/>
-  </w:num>
-  <w:num w:numId="9" w16cid:durableId="469514361">
-    <w:abstractNumId w:val="4"/>
-  </w:num>
   <w:num w:numId="10" w16cid:durableId="755980614">
-    <w:abstractNumId w:val="6"/>
+    <w:abstractNumId w:val="7"/>
   </w:num>
   <w:num w:numId="11" w16cid:durableId="1475637843">
     <w:abstractNumId w:val="1"/>
   </w:num>
   <w:num w:numId="12" w16cid:durableId="277638677">
-    <w:abstractNumId w:val="14"/>
+    <w:abstractNumId w:val="18"/>
   </w:num>
   <w:num w:numId="13" w16cid:durableId="664631588">
-    <w:abstractNumId w:val="7"/>
+    <w:abstractNumId w:val="9"/>
   </w:num>
   <w:num w:numId="14" w16cid:durableId="934825380">
     <w:abstractNumId w:val="0"/>
   </w:num>
   <w:num w:numId="15" w16cid:durableId="1257597091">
-    <w:abstractNumId w:val="13"/>
+    <w:abstractNumId w:val="17"/>
+  </w:num>
+  <w:num w:numId="16" w16cid:durableId="1168638626">
+    <w:abstractNumId w:val="15"/>
+  </w:num>
+  <w:num w:numId="17" w16cid:durableId="2047218024">
+    <w:abstractNumId w:val="3"/>
+  </w:num>
+  <w:num w:numId="18" w16cid:durableId="292713237">
+    <w:abstractNumId w:val="8"/>
+  </w:num>
+  <w:num w:numId="19" w16cid:durableId="1620336546">
+    <w:abstractNumId w:val="11"/>
   </w:num>
 </w:numbering>
 </file>
@@ -4871,6 +7346,79 @@
     <w:unhideWhenUsed/>
     <w:rsid w:val="003A41C3"/>
   </w:style>
+  <w:style w:type="table" w:styleId="Gitternetztabelle4Akzent1">
+    <w:name w:val="Grid Table 4 Accent 1"/>
+    <w:basedOn w:val="NormaleTabelle"/>
+    <w:uiPriority w:val="49"/>
+    <w:rsid w:val="003548C5"/>
+    <w:tblPr>
+      <w:tblStyleRowBandSize w:val="1"/>
+      <w:tblStyleColBandSize w:val="1"/>
+      <w:tblBorders>
+        <w:top w:val="single" w:sz="4" w:space="0" w:color="8EAADB" w:themeColor="accent1" w:themeTint="99"/>
+        <w:left w:val="single" w:sz="4" w:space="0" w:color="8EAADB" w:themeColor="accent1" w:themeTint="99"/>
+        <w:bottom w:val="single" w:sz="4" w:space="0" w:color="8EAADB" w:themeColor="accent1" w:themeTint="99"/>
+        <w:right w:val="single" w:sz="4" w:space="0" w:color="8EAADB" w:themeColor="accent1" w:themeTint="99"/>
+        <w:insideH w:val="single" w:sz="4" w:space="0" w:color="8EAADB" w:themeColor="accent1" w:themeTint="99"/>
+        <w:insideV w:val="single" w:sz="4" w:space="0" w:color="8EAADB" w:themeColor="accent1" w:themeTint="99"/>
+      </w:tblBorders>
+    </w:tblPr>
+    <w:tblStylePr w:type="firstRow">
+      <w:rPr>
+        <w:b/>
+        <w:bCs/>
+        <w:color w:val="FFFFFF" w:themeColor="background1"/>
+      </w:rPr>
+      <w:tblPr/>
+      <w:tcPr>
+        <w:tcBorders>
+          <w:top w:val="single" w:sz="4" w:space="0" w:color="4472C4" w:themeColor="accent1"/>
+          <w:left w:val="single" w:sz="4" w:space="0" w:color="4472C4" w:themeColor="accent1"/>
+          <w:bottom w:val="single" w:sz="4" w:space="0" w:color="4472C4" w:themeColor="accent1"/>
+          <w:right w:val="single" w:sz="4" w:space="0" w:color="4472C4" w:themeColor="accent1"/>
+          <w:insideH w:val="nil"/>
+          <w:insideV w:val="nil"/>
+        </w:tcBorders>
+        <w:shd w:val="clear" w:color="auto" w:fill="4472C4" w:themeFill="accent1"/>
+      </w:tcPr>
+    </w:tblStylePr>
+    <w:tblStylePr w:type="lastRow">
+      <w:rPr>
+        <w:b/>
+        <w:bCs/>
+      </w:rPr>
+      <w:tblPr/>
+      <w:tcPr>
+        <w:tcBorders>
+          <w:top w:val="double" w:sz="4" w:space="0" w:color="4472C4" w:themeColor="accent1"/>
+        </w:tcBorders>
+      </w:tcPr>
+    </w:tblStylePr>
+    <w:tblStylePr w:type="firstCol">
+      <w:rPr>
+        <w:b/>
+        <w:bCs/>
+      </w:rPr>
+    </w:tblStylePr>
+    <w:tblStylePr w:type="lastCol">
+      <w:rPr>
+        <w:b/>
+        <w:bCs/>
+      </w:rPr>
+    </w:tblStylePr>
+    <w:tblStylePr w:type="band1Vert">
+      <w:tblPr/>
+      <w:tcPr>
+        <w:shd w:val="clear" w:color="auto" w:fill="D9E2F3" w:themeFill="accent1" w:themeFillTint="33"/>
+      </w:tcPr>
+    </w:tblStylePr>
+    <w:tblStylePr w:type="band1Horz">
+      <w:tblPr/>
+      <w:tcPr>
+        <w:shd w:val="clear" w:color="auto" w:fill="D9E2F3" w:themeFill="accent1" w:themeFillTint="33"/>
+      </w:tcPr>
+    </w:tblStylePr>
+  </w:style>
 </w:styles>
 </file>
 
